--- a/ТЗ_сайт_форменное_мыло.docx
+++ b/ТЗ_сайт_форменное_мыло.docx
@@ -4,452 +4,320 @@
   <w:body>
     <w:p>
       <w:pPr>
-        <w:pageBreakBefore/>
-        <w:spacing w:after="1200"/>
+        <w:ind w:firstLine="0"/>
         <w:jc w:val="center"/>
-        <w:outlineLvl w:val="1"/>
-        <w:rPr>
-          <w:rFonts w:eastAsia="Times New Roman"/>
-          <w:b/>
-          <w:bCs/>
-          <w:caps/>
-          <w:color w:val="000000"/>
-          <w:kern w:val="36"/>
-          <w:sz w:val="32"/>
-          <w:szCs w:val="32"/>
+        <w:rPr>
+          <w:rFonts w:eastAsia="Times New Roman"/>
         </w:rPr>
       </w:pPr>
       <w:bookmarkStart w:id="0" w:name="_GoBack"/>
-      <w:bookmarkEnd w:id="0"/>
-      <w:r>
-        <w:rPr>
-          <w:rFonts w:eastAsia="Times New Roman"/>
-          <w:b/>
-          <w:bCs/>
-          <w:caps/>
-          <w:color w:val="000000"/>
-          <w:kern w:val="36"/>
-          <w:sz w:val="32"/>
-          <w:szCs w:val="32"/>
+      <w:r>
+        <w:rPr>
+          <w:rFonts w:eastAsia="Times New Roman"/>
         </w:rPr>
         <w:t>ТЕХНИЧЕСКОЕ ЗАДАНИЕ</w:t>
       </w:r>
     </w:p>
     <w:p>
       <w:pPr>
-        <w:pStyle w:val="center"/>
-        <w:rPr>
-          <w:b/>
-          <w:bCs/>
-          <w:color w:val="000000"/>
-          <w:sz w:val="32"/>
-          <w:szCs w:val="32"/>
-        </w:rPr>
-      </w:pPr>
-      <w:r>
-        <w:rPr>
-          <w:b/>
-          <w:bCs/>
-          <w:color w:val="000000"/>
-          <w:sz w:val="32"/>
-          <w:szCs w:val="32"/>
-        </w:rPr>
-        <w:t>на разработку сайта-визитки</w:t>
-      </w:r>
+        <w:ind w:firstLine="0"/>
+        <w:jc w:val="center"/>
+        <w:rPr>
+          <w:rFonts w:eastAsia="Times New Roman"/>
+        </w:rPr>
+      </w:pPr>
     </w:p>
     <w:p>
       <w:pPr>
-        <w:pStyle w:val="center"/>
-        <w:spacing w:after="800"/>
-        <w:rPr>
-          <w:b/>
-          <w:bCs/>
-          <w:color w:val="000000"/>
-          <w:sz w:val="32"/>
-          <w:szCs w:val="32"/>
-        </w:rPr>
-      </w:pPr>
-      <w:r>
-        <w:rPr>
-          <w:b/>
-          <w:bCs/>
-          <w:color w:val="000000"/>
-          <w:sz w:val="32"/>
-          <w:szCs w:val="32"/>
-        </w:rPr>
-        <w:t>«Форменное мыло ручной работы»</w:t>
+        <w:rPr>
+          <w:rFonts w:eastAsia="Times New Roman"/>
+          <w:color w:val="000000"/>
+        </w:rPr>
+      </w:pPr>
+      <w:r>
+        <w:rPr>
+          <w:rFonts w:eastAsia="Times New Roman"/>
+          <w:color w:val="000000"/>
+        </w:rPr>
+        <w:t>1. Общие сведения</w:t>
       </w:r>
     </w:p>
     <w:p>
       <w:pPr>
-        <w:pStyle w:val="center"/>
-        <w:spacing w:before="1200"/>
-        <w:rPr>
-          <w:color w:val="000000"/>
-        </w:rPr>
-      </w:pPr>
-      <w:r>
-        <w:rPr>
-          <w:color w:val="000000"/>
-        </w:rPr>
-        <w:t>Заказчик: ___________________________</w:t>
+        <w:rPr>
+          <w:color w:val="000000"/>
+        </w:rPr>
+      </w:pPr>
+      <w:r>
+        <w:rPr>
+          <w:bCs/>
+          <w:color w:val="000000"/>
+        </w:rPr>
+        <w:t>1.1. Наименование проекта:</w:t>
+      </w:r>
+      <w:r>
+        <w:rPr>
+          <w:color w:val="000000"/>
+        </w:rPr>
+        <w:t xml:space="preserve"> Сайт-визитка «Форменное мыло ручной работы».</w:t>
       </w:r>
     </w:p>
     <w:p>
       <w:pPr>
-        <w:pStyle w:val="center"/>
-        <w:spacing w:before="400"/>
-        <w:rPr>
-          <w:color w:val="000000"/>
-        </w:rPr>
-      </w:pPr>
-      <w:r>
-        <w:rPr>
-          <w:color w:val="000000"/>
-        </w:rPr>
-        <w:t>Исполнитель: ________________________</w:t>
+        <w:rPr>
+          <w:color w:val="000000"/>
+        </w:rPr>
+      </w:pPr>
+      <w:r>
+        <w:rPr>
+          <w:bCs/>
+          <w:color w:val="000000"/>
+        </w:rPr>
+        <w:t>1.2. Заказчик:</w:t>
+      </w:r>
+      <w:r>
+        <w:rPr>
+          <w:color w:val="000000"/>
+        </w:rPr>
+        <w:t xml:space="preserve"> ИП (продавец форменного мыла ручной работы на </w:t>
+      </w:r>
+      <w:proofErr w:type="spellStart"/>
+      <w:r>
+        <w:rPr>
+          <w:color w:val="000000"/>
+        </w:rPr>
+        <w:t>Wildberries</w:t>
+      </w:r>
+      <w:proofErr w:type="spellEnd"/>
+      <w:r>
+        <w:rPr>
+          <w:color w:val="000000"/>
+        </w:rPr>
+        <w:t>).</w:t>
       </w:r>
     </w:p>
     <w:p>
       <w:pPr>
-        <w:pStyle w:val="center"/>
-        <w:spacing w:before="1200"/>
-        <w:rPr>
-          <w:color w:val="000000"/>
-        </w:rPr>
-      </w:pPr>
-      <w:r>
-        <w:rPr>
-          <w:color w:val="000000"/>
-        </w:rPr>
-        <w:t>г. Белореченск, 2026</w:t>
+        <w:rPr>
+          <w:color w:val="000000"/>
+        </w:rPr>
+      </w:pPr>
+      <w:r>
+        <w:rPr>
+          <w:bCs/>
+          <w:color w:val="000000"/>
+        </w:rPr>
+        <w:t>1.3. Исполнитель:</w:t>
+      </w:r>
+      <w:r>
+        <w:rPr>
+          <w:color w:val="000000"/>
+        </w:rPr>
+        <w:t xml:space="preserve"> Обучающийся специальности 09.02.07 Информационные системы и программирование.</w:t>
       </w:r>
     </w:p>
     <w:p>
       <w:pPr>
-        <w:pStyle w:val="1"/>
-        <w:rPr>
-          <w:rFonts w:eastAsia="Times New Roman"/>
-          <w:color w:val="000000"/>
-        </w:rPr>
-      </w:pPr>
-      <w:r>
-        <w:rPr>
-          <w:rFonts w:eastAsia="Times New Roman"/>
-          <w:color w:val="000000"/>
-        </w:rPr>
-        <w:lastRenderedPageBreak/>
-        <w:t>1. Общие сведения</w:t>
+        <w:rPr>
+          <w:color w:val="000000"/>
+        </w:rPr>
+      </w:pPr>
+      <w:r>
+        <w:rPr>
+          <w:bCs/>
+          <w:color w:val="000000"/>
+        </w:rPr>
+        <w:t>1.4. Основание для разработки:</w:t>
+      </w:r>
+      <w:r>
+        <w:rPr>
+          <w:color w:val="000000"/>
+        </w:rPr>
+        <w:t xml:space="preserve"> Производственная практика по ПМ.08 «Разработка дизайна веб-приложений».</w:t>
       </w:r>
     </w:p>
     <w:p>
       <w:pPr>
-        <w:pStyle w:val="a3"/>
-        <w:rPr>
-          <w:color w:val="000000"/>
-        </w:rPr>
-      </w:pPr>
-      <w:r>
-        <w:rPr>
-          <w:b/>
+        <w:rPr>
+          <w:color w:val="000000"/>
+        </w:rPr>
+      </w:pPr>
+      <w:r>
+        <w:rPr>
           <w:bCs/>
           <w:color w:val="000000"/>
         </w:rPr>
-        <w:t>1.1. Наименование проекта:</w:t>
-      </w:r>
-      <w:r>
-        <w:rPr>
-          <w:color w:val="000000"/>
-        </w:rPr>
-        <w:t xml:space="preserve"> </w:t>
-      </w:r>
-      <w:r>
-        <w:rPr>
-          <w:color w:val="000000"/>
-        </w:rPr>
-        <w:t>Сайт-визитка «Форменное мыло ручной работы».</w:t>
+        <w:t>1.5. Сроки выполнения:</w:t>
+      </w:r>
+      <w:r>
+        <w:rPr>
+          <w:color w:val="000000"/>
+        </w:rPr>
+        <w:t xml:space="preserve"> 4 недели (144 часа).</w:t>
       </w:r>
     </w:p>
     <w:p>
       <w:pPr>
-        <w:pStyle w:val="a3"/>
-        <w:rPr>
-          <w:color w:val="000000"/>
-        </w:rPr>
-      </w:pPr>
-      <w:r>
-        <w:rPr>
-          <w:b/>
-          <w:bCs/>
-          <w:color w:val="000000"/>
-        </w:rPr>
-        <w:t>1.2. Заказчик:</w:t>
-      </w:r>
-      <w:r>
-        <w:rPr>
-          <w:color w:val="000000"/>
-        </w:rPr>
-        <w:t xml:space="preserve"> ИП (продавец форменного мыла ручной работы на Wildberries).</w:t>
+        <w:rPr>
+          <w:rFonts w:eastAsia="Times New Roman"/>
+          <w:color w:val="000000"/>
+        </w:rPr>
+      </w:pPr>
+      <w:r>
+        <w:rPr>
+          <w:rFonts w:eastAsia="Times New Roman"/>
+          <w:color w:val="000000"/>
+        </w:rPr>
+        <w:t>2. Назначение и цели создания сайта</w:t>
       </w:r>
     </w:p>
     <w:p>
       <w:pPr>
-        <w:pStyle w:val="a3"/>
-        <w:rPr>
-          <w:color w:val="000000"/>
-        </w:rPr>
-      </w:pPr>
-      <w:r>
-        <w:rPr>
-          <w:b/>
+        <w:rPr>
+          <w:color w:val="000000"/>
+        </w:rPr>
+      </w:pPr>
+      <w:r>
+        <w:rPr>
           <w:bCs/>
           <w:color w:val="000000"/>
         </w:rPr>
-        <w:t>1.3. Исполнитель:</w:t>
-      </w:r>
-      <w:r>
-        <w:rPr>
-          <w:color w:val="000000"/>
-        </w:rPr>
-        <w:t xml:space="preserve"> Обучающийся специальности 09.02.07 Информационные системы и программирование.</w:t>
+        <w:t>2.1. Назначение:</w:t>
+      </w:r>
+      <w:r>
+        <w:rPr>
+          <w:color w:val="000000"/>
+        </w:rPr>
+        <w:t xml:space="preserve"> Сайт-визитка для рекламы и продвижения форменного мыла ручной работы. Основная площадка продаж — </w:t>
+      </w:r>
+      <w:proofErr w:type="spellStart"/>
+      <w:r>
+        <w:rPr>
+          <w:color w:val="000000"/>
+        </w:rPr>
+        <w:t>Wildberries</w:t>
+      </w:r>
+      <w:proofErr w:type="spellEnd"/>
+      <w:r>
+        <w:rPr>
+          <w:color w:val="000000"/>
+        </w:rPr>
+        <w:t xml:space="preserve">, сайт выполняет информационно-рекламную функцию и побуждает к заказу через форму связи или переходу на </w:t>
+      </w:r>
+      <w:proofErr w:type="spellStart"/>
+      <w:r>
+        <w:rPr>
+          <w:color w:val="000000"/>
+        </w:rPr>
+        <w:t>Wildberries</w:t>
+      </w:r>
+      <w:proofErr w:type="spellEnd"/>
+      <w:r>
+        <w:rPr>
+          <w:color w:val="000000"/>
+        </w:rPr>
+        <w:t>.</w:t>
       </w:r>
     </w:p>
     <w:p>
       <w:pPr>
-        <w:pStyle w:val="a3"/>
-        <w:rPr>
-          <w:color w:val="000000"/>
-        </w:rPr>
-      </w:pPr>
-      <w:r>
-        <w:rPr>
-          <w:b/>
+        <w:rPr>
+          <w:color w:val="000000"/>
+        </w:rPr>
+      </w:pPr>
+      <w:r>
+        <w:rPr>
           <w:bCs/>
           <w:color w:val="000000"/>
         </w:rPr>
-        <w:t>1.4. Основание для разработки:</w:t>
-      </w:r>
-      <w:r>
-        <w:rPr>
-          <w:color w:val="000000"/>
-        </w:rPr>
-        <w:t xml:space="preserve"> Производс</w:t>
-      </w:r>
-      <w:r>
-        <w:rPr>
-          <w:color w:val="000000"/>
-        </w:rPr>
-        <w:t>твенная практика по ПМ.08 «Разработка дизайна веб-приложений».</w:t>
+        <w:t>2.2. Цели:</w:t>
       </w:r>
     </w:p>
     <w:p>
       <w:pPr>
-        <w:pStyle w:val="a3"/>
-        <w:rPr>
-          <w:color w:val="000000"/>
-        </w:rPr>
-      </w:pPr>
-      <w:r>
-        <w:rPr>
-          <w:b/>
-          <w:bCs/>
-          <w:color w:val="000000"/>
-        </w:rPr>
-        <w:t>1.5. Сроки выполнения:</w:t>
-      </w:r>
-      <w:r>
-        <w:rPr>
-          <w:color w:val="000000"/>
-        </w:rPr>
-        <w:t xml:space="preserve"> 4 недели (144 часа).</w:t>
+        <w:rPr>
+          <w:rFonts w:eastAsia="Times New Roman"/>
+          <w:color w:val="000000"/>
+          <w:szCs w:val="28"/>
+        </w:rPr>
+      </w:pPr>
+      <w:r>
+        <w:rPr>
+          <w:rFonts w:eastAsia="Times New Roman"/>
+          <w:color w:val="000000"/>
+          <w:szCs w:val="28"/>
+        </w:rPr>
+        <w:t>создать цифровое представительство бренда;</w:t>
       </w:r>
     </w:p>
     <w:p>
       <w:pPr>
-        <w:pStyle w:val="1"/>
-        <w:rPr>
-          <w:rFonts w:eastAsia="Times New Roman"/>
-          <w:color w:val="000000"/>
-        </w:rPr>
-      </w:pPr>
-      <w:r>
-        <w:rPr>
-          <w:rFonts w:eastAsia="Times New Roman"/>
-          <w:color w:val="000000"/>
-        </w:rPr>
-        <w:lastRenderedPageBreak/>
-        <w:t>2. Назначение и цели создания сайта</w:t>
+        <w:rPr>
+          <w:rFonts w:eastAsia="Times New Roman"/>
+          <w:color w:val="000000"/>
+          <w:szCs w:val="28"/>
+        </w:rPr>
+      </w:pPr>
+      <w:r>
+        <w:rPr>
+          <w:rFonts w:eastAsia="Times New Roman"/>
+          <w:color w:val="000000"/>
+          <w:szCs w:val="28"/>
+        </w:rPr>
+        <w:t>информировать потенциальных покупателей о преимуществах продукта;</w:t>
       </w:r>
     </w:p>
     <w:p>
       <w:pPr>
-        <w:pStyle w:val="a3"/>
-        <w:rPr>
-          <w:color w:val="000000"/>
-        </w:rPr>
-      </w:pPr>
-      <w:r>
-        <w:rPr>
-          <w:b/>
-          <w:bCs/>
-          <w:color w:val="000000"/>
-        </w:rPr>
-        <w:t>2.1. Назначение:</w:t>
-      </w:r>
-      <w:r>
-        <w:rPr>
-          <w:color w:val="000000"/>
-        </w:rPr>
-        <w:t xml:space="preserve"> Сайт-визитка для рекламы и продвижения форменного мыла ручной работы. Основная площадка продаж —</w:t>
-      </w:r>
-      <w:r>
-        <w:rPr>
-          <w:color w:val="000000"/>
-        </w:rPr>
-        <w:t xml:space="preserve"> Wildberries, сайт выполняет информационно-рекламную функцию и побуждает к заказу через форму связи или переходу на Wildberries.</w:t>
+        <w:rPr>
+          <w:rFonts w:eastAsia="Times New Roman"/>
+          <w:color w:val="000000"/>
+          <w:szCs w:val="28"/>
+        </w:rPr>
+      </w:pPr>
+      <w:r>
+        <w:rPr>
+          <w:rFonts w:eastAsia="Times New Roman"/>
+          <w:color w:val="000000"/>
+          <w:szCs w:val="28"/>
+        </w:rPr>
+        <w:t>обеспечить канал обратной связи (заказ/вопрос через форму);</w:t>
       </w:r>
     </w:p>
     <w:p>
       <w:pPr>
-        <w:pStyle w:val="a3"/>
-        <w:rPr>
-          <w:color w:val="000000"/>
-        </w:rPr>
-      </w:pPr>
-      <w:r>
-        <w:rPr>
-          <w:b/>
-          <w:bCs/>
-          <w:color w:val="000000"/>
-        </w:rPr>
-        <w:t>2.2. Цели:</w:t>
+        <w:rPr>
+          <w:rFonts w:eastAsia="Times New Roman"/>
+          <w:color w:val="000000"/>
+          <w:szCs w:val="28"/>
+        </w:rPr>
+      </w:pPr>
+      <w:r>
+        <w:rPr>
+          <w:rFonts w:eastAsia="Times New Roman"/>
+          <w:color w:val="000000"/>
+          <w:szCs w:val="28"/>
+        </w:rPr>
+        <w:t>разместить портфолио работ и видео о производстве.</w:t>
       </w:r>
     </w:p>
     <w:p>
       <w:pPr>
-        <w:numPr>
-          <w:ilvl w:val="0"/>
-          <w:numId w:val="1"/>
-        </w:numPr>
-        <w:spacing w:before="100" w:beforeAutospacing="1" w:after="40"/>
-        <w:rPr>
-          <w:rFonts w:eastAsia="Times New Roman"/>
-          <w:color w:val="000000"/>
-          <w:sz w:val="28"/>
-          <w:szCs w:val="28"/>
-        </w:rPr>
-      </w:pPr>
-      <w:r>
-        <w:rPr>
-          <w:rFonts w:eastAsia="Times New Roman"/>
-          <w:color w:val="000000"/>
-          <w:sz w:val="28"/>
-          <w:szCs w:val="28"/>
-        </w:rPr>
-        <w:t>создать цифровое представительство бренда;</w:t>
+        <w:rPr>
+          <w:rFonts w:eastAsia="Times New Roman"/>
+          <w:color w:val="000000"/>
+        </w:rPr>
+      </w:pPr>
+      <w:r>
+        <w:rPr>
+          <w:rFonts w:eastAsia="Times New Roman"/>
+          <w:color w:val="000000"/>
+        </w:rPr>
+        <w:t>3. Требования к сайту</w:t>
       </w:r>
     </w:p>
     <w:p>
       <w:pPr>
-        <w:numPr>
-          <w:ilvl w:val="0"/>
-          <w:numId w:val="1"/>
-        </w:numPr>
-        <w:spacing w:before="100" w:beforeAutospacing="1" w:after="40"/>
-        <w:rPr>
-          <w:rFonts w:eastAsia="Times New Roman"/>
-          <w:color w:val="000000"/>
-          <w:sz w:val="28"/>
-          <w:szCs w:val="28"/>
-        </w:rPr>
-      </w:pPr>
-      <w:r>
-        <w:rPr>
-          <w:rFonts w:eastAsia="Times New Roman"/>
-          <w:color w:val="000000"/>
-          <w:sz w:val="28"/>
-          <w:szCs w:val="28"/>
-        </w:rPr>
-        <w:t>информировать потенциальных покупателей о преимуществах продукта;</w:t>
-      </w:r>
-    </w:p>
-    <w:p>
-      <w:pPr>
-        <w:numPr>
-          <w:ilvl w:val="0"/>
-          <w:numId w:val="1"/>
-        </w:numPr>
-        <w:spacing w:before="100" w:beforeAutospacing="1" w:after="40"/>
-        <w:rPr>
-          <w:rFonts w:eastAsia="Times New Roman"/>
-          <w:color w:val="000000"/>
-          <w:sz w:val="28"/>
-          <w:szCs w:val="28"/>
-        </w:rPr>
-      </w:pPr>
-      <w:r>
-        <w:rPr>
-          <w:rFonts w:eastAsia="Times New Roman"/>
-          <w:color w:val="000000"/>
-          <w:sz w:val="28"/>
-          <w:szCs w:val="28"/>
-        </w:rPr>
-        <w:t>обеспеч</w:t>
-      </w:r>
-      <w:r>
-        <w:rPr>
-          <w:rFonts w:eastAsia="Times New Roman"/>
-          <w:color w:val="000000"/>
-          <w:sz w:val="28"/>
-          <w:szCs w:val="28"/>
-        </w:rPr>
-        <w:t>ить канал обратной связи (заказ/вопрос через форму);</w:t>
-      </w:r>
-    </w:p>
-    <w:p>
-      <w:pPr>
-        <w:numPr>
-          <w:ilvl w:val="0"/>
-          <w:numId w:val="1"/>
-        </w:numPr>
-        <w:spacing w:before="100" w:beforeAutospacing="1" w:after="40"/>
-        <w:rPr>
-          <w:rFonts w:eastAsia="Times New Roman"/>
-          <w:color w:val="000000"/>
-          <w:sz w:val="28"/>
-          <w:szCs w:val="28"/>
-        </w:rPr>
-      </w:pPr>
-      <w:r>
-        <w:rPr>
-          <w:rFonts w:eastAsia="Times New Roman"/>
-          <w:color w:val="000000"/>
-          <w:sz w:val="28"/>
-          <w:szCs w:val="28"/>
-        </w:rPr>
-        <w:t>разместить портфолио работ и видео о производстве.</w:t>
-      </w:r>
-    </w:p>
-    <w:p>
-      <w:pPr>
-        <w:pStyle w:val="1"/>
-        <w:rPr>
-          <w:rFonts w:eastAsia="Times New Roman"/>
-          <w:color w:val="000000"/>
-        </w:rPr>
-      </w:pPr>
-      <w:r>
-        <w:rPr>
-          <w:rFonts w:eastAsia="Times New Roman"/>
-          <w:color w:val="000000"/>
-        </w:rPr>
-        <w:lastRenderedPageBreak/>
-        <w:t>3. Требования к сайту</w:t>
-      </w:r>
-    </w:p>
-    <w:p>
-      <w:pPr>
-        <w:pStyle w:val="2"/>
         <w:rPr>
           <w:rFonts w:eastAsia="Times New Roman"/>
           <w:color w:val="000000"/>
@@ -475,9 +343,9 @@
         <w:tblLook w:val="04A0" w:firstRow="1" w:lastRow="0" w:firstColumn="1" w:lastColumn="0" w:noHBand="0" w:noVBand="1"/>
       </w:tblPr>
       <w:tblGrid>
-        <w:gridCol w:w="562"/>
+        <w:gridCol w:w="549"/>
         <w:gridCol w:w="1767"/>
-        <w:gridCol w:w="7010"/>
+        <w:gridCol w:w="7023"/>
       </w:tblGrid>
       <w:tr>
         <w:tc>
@@ -499,20 +367,21 @@
           </w:tcPr>
           <w:p>
             <w:pPr>
-              <w:spacing w:before="240" w:after="240"/>
-              <w:rPr>
-                <w:rFonts w:eastAsia="Times New Roman"/>
-                <w:b/>
+              <w:spacing w:line="240" w:lineRule="auto"/>
+              <w:ind w:firstLine="0"/>
+              <w:rPr>
+                <w:rFonts w:eastAsia="Times New Roman"/>
                 <w:bCs/>
                 <w:color w:val="000000"/>
+                <w:sz w:val="24"/>
               </w:rPr>
             </w:pPr>
             <w:r>
               <w:rPr>
                 <w:rFonts w:eastAsia="Times New Roman"/>
-                <w:b/>
                 <w:bCs/>
                 <w:color w:val="000000"/>
+                <w:sz w:val="24"/>
               </w:rPr>
               <w:t>№</w:t>
             </w:r>
@@ -537,20 +406,21 @@
           </w:tcPr>
           <w:p>
             <w:pPr>
-              <w:spacing w:before="240" w:after="240"/>
-              <w:rPr>
-                <w:rFonts w:eastAsia="Times New Roman"/>
-                <w:b/>
+              <w:spacing w:line="240" w:lineRule="auto"/>
+              <w:ind w:firstLine="0"/>
+              <w:rPr>
+                <w:rFonts w:eastAsia="Times New Roman"/>
                 <w:bCs/>
                 <w:color w:val="000000"/>
+                <w:sz w:val="24"/>
               </w:rPr>
             </w:pPr>
             <w:r>
               <w:rPr>
                 <w:rFonts w:eastAsia="Times New Roman"/>
-                <w:b/>
                 <w:bCs/>
                 <w:color w:val="000000"/>
+                <w:sz w:val="24"/>
               </w:rPr>
               <w:t>Функция</w:t>
             </w:r>
@@ -575,20 +445,21 @@
           </w:tcPr>
           <w:p>
             <w:pPr>
-              <w:spacing w:before="240" w:after="240"/>
-              <w:rPr>
-                <w:rFonts w:eastAsia="Times New Roman"/>
-                <w:b/>
+              <w:spacing w:line="240" w:lineRule="auto"/>
+              <w:ind w:firstLine="0"/>
+              <w:rPr>
+                <w:rFonts w:eastAsia="Times New Roman"/>
                 <w:bCs/>
                 <w:color w:val="000000"/>
+                <w:sz w:val="24"/>
               </w:rPr>
             </w:pPr>
             <w:r>
               <w:rPr>
                 <w:rFonts w:eastAsia="Times New Roman"/>
-                <w:b/>
                 <w:bCs/>
                 <w:color w:val="000000"/>
+                <w:sz w:val="24"/>
               </w:rPr>
               <w:t>Описание</w:t>
             </w:r>
@@ -615,16 +486,19 @@
           </w:tcPr>
           <w:p>
             <w:pPr>
-              <w:spacing w:before="240" w:after="240"/>
-              <w:rPr>
-                <w:rFonts w:eastAsia="Times New Roman"/>
-                <w:color w:val="000000"/>
+              <w:spacing w:line="240" w:lineRule="auto"/>
+              <w:ind w:firstLine="0"/>
+              <w:rPr>
+                <w:rFonts w:eastAsia="Times New Roman"/>
+                <w:color w:val="000000"/>
+                <w:sz w:val="24"/>
               </w:rPr>
             </w:pPr>
             <w:r>
               <w:rPr>
                 <w:rFonts w:eastAsia="Times New Roman"/>
                 <w:color w:val="000000"/>
+                <w:sz w:val="24"/>
               </w:rPr>
               <w:t>1</w:t>
             </w:r>
@@ -649,16 +523,19 @@
           </w:tcPr>
           <w:p>
             <w:pPr>
-              <w:spacing w:before="240" w:after="240"/>
-              <w:rPr>
-                <w:rFonts w:eastAsia="Times New Roman"/>
-                <w:color w:val="000000"/>
+              <w:spacing w:line="240" w:lineRule="auto"/>
+              <w:ind w:firstLine="0"/>
+              <w:rPr>
+                <w:rFonts w:eastAsia="Times New Roman"/>
+                <w:color w:val="000000"/>
+                <w:sz w:val="24"/>
               </w:rPr>
             </w:pPr>
             <w:r>
               <w:rPr>
                 <w:rFonts w:eastAsia="Times New Roman"/>
                 <w:color w:val="000000"/>
+                <w:sz w:val="24"/>
               </w:rPr>
               <w:t>Навигация</w:t>
             </w:r>
@@ -683,18 +560,39 @@
           </w:tcPr>
           <w:p>
             <w:pPr>
-              <w:spacing w:before="240" w:after="240"/>
-              <w:rPr>
-                <w:rFonts w:eastAsia="Times New Roman"/>
-                <w:color w:val="000000"/>
+              <w:spacing w:line="240" w:lineRule="auto"/>
+              <w:ind w:firstLine="0"/>
+              <w:rPr>
+                <w:rFonts w:eastAsia="Times New Roman"/>
+                <w:color w:val="000000"/>
+                <w:sz w:val="24"/>
               </w:rPr>
             </w:pPr>
             <w:r>
               <w:rPr>
                 <w:rFonts w:eastAsia="Times New Roman"/>
                 <w:color w:val="000000"/>
-              </w:rPr>
-              <w:t>Фиксированное меню с якорными ссылками на секции. На мобильных — бургер-меню.</w:t>
+                <w:sz w:val="24"/>
+              </w:rPr>
+              <w:t xml:space="preserve">Фиксированное меню с якорными ссылками на секции. На мобильных — </w:t>
+            </w:r>
+            <w:proofErr w:type="spellStart"/>
+            <w:r>
+              <w:rPr>
+                <w:rFonts w:eastAsia="Times New Roman"/>
+                <w:color w:val="000000"/>
+                <w:sz w:val="24"/>
+              </w:rPr>
+              <w:t>бургер</w:t>
+            </w:r>
+            <w:proofErr w:type="spellEnd"/>
+            <w:r>
+              <w:rPr>
+                <w:rFonts w:eastAsia="Times New Roman"/>
+                <w:color w:val="000000"/>
+                <w:sz w:val="24"/>
+              </w:rPr>
+              <w:t>-меню.</w:t>
             </w:r>
           </w:p>
         </w:tc>
@@ -719,16 +617,19 @@
           </w:tcPr>
           <w:p>
             <w:pPr>
-              <w:spacing w:before="240" w:after="240"/>
-              <w:rPr>
-                <w:rFonts w:eastAsia="Times New Roman"/>
-                <w:color w:val="000000"/>
+              <w:spacing w:line="240" w:lineRule="auto"/>
+              <w:ind w:firstLine="0"/>
+              <w:rPr>
+                <w:rFonts w:eastAsia="Times New Roman"/>
+                <w:color w:val="000000"/>
+                <w:sz w:val="24"/>
               </w:rPr>
             </w:pPr>
             <w:r>
               <w:rPr>
                 <w:rFonts w:eastAsia="Times New Roman"/>
                 <w:color w:val="000000"/>
+                <w:sz w:val="24"/>
               </w:rPr>
               <w:t>2</w:t>
             </w:r>
@@ -753,16 +654,19 @@
           </w:tcPr>
           <w:p>
             <w:pPr>
-              <w:spacing w:before="240" w:after="240"/>
-              <w:rPr>
-                <w:rFonts w:eastAsia="Times New Roman"/>
-                <w:color w:val="000000"/>
+              <w:spacing w:line="240" w:lineRule="auto"/>
+              <w:ind w:firstLine="0"/>
+              <w:rPr>
+                <w:rFonts w:eastAsia="Times New Roman"/>
+                <w:color w:val="000000"/>
+                <w:sz w:val="24"/>
               </w:rPr>
             </w:pPr>
             <w:r>
               <w:rPr>
                 <w:rFonts w:eastAsia="Times New Roman"/>
                 <w:color w:val="000000"/>
+                <w:sz w:val="24"/>
               </w:rPr>
               <w:t>Слайдер</w:t>
             </w:r>
@@ -787,16 +691,19 @@
           </w:tcPr>
           <w:p>
             <w:pPr>
-              <w:spacing w:before="240" w:after="240"/>
-              <w:rPr>
-                <w:rFonts w:eastAsia="Times New Roman"/>
-                <w:color w:val="000000"/>
+              <w:spacing w:line="240" w:lineRule="auto"/>
+              <w:ind w:firstLine="0"/>
+              <w:rPr>
+                <w:rFonts w:eastAsia="Times New Roman"/>
+                <w:color w:val="000000"/>
+                <w:sz w:val="24"/>
               </w:rPr>
             </w:pPr>
             <w:r>
               <w:rPr>
                 <w:rFonts w:eastAsia="Times New Roman"/>
                 <w:color w:val="000000"/>
+                <w:sz w:val="24"/>
               </w:rPr>
               <w:t>Карусель изображений продукции с кнопками «вперёд/назад» и точками-индикаторами.</w:t>
             </w:r>
@@ -823,16 +730,19 @@
           </w:tcPr>
           <w:p>
             <w:pPr>
-              <w:spacing w:before="240" w:after="240"/>
-              <w:rPr>
-                <w:rFonts w:eastAsia="Times New Roman"/>
-                <w:color w:val="000000"/>
+              <w:spacing w:line="240" w:lineRule="auto"/>
+              <w:ind w:firstLine="0"/>
+              <w:rPr>
+                <w:rFonts w:eastAsia="Times New Roman"/>
+                <w:color w:val="000000"/>
+                <w:sz w:val="24"/>
               </w:rPr>
             </w:pPr>
             <w:r>
               <w:rPr>
                 <w:rFonts w:eastAsia="Times New Roman"/>
                 <w:color w:val="000000"/>
+                <w:sz w:val="24"/>
               </w:rPr>
               <w:t>3</w:t>
             </w:r>
@@ -857,16 +767,19 @@
           </w:tcPr>
           <w:p>
             <w:pPr>
-              <w:spacing w:before="240" w:after="240"/>
-              <w:rPr>
-                <w:rFonts w:eastAsia="Times New Roman"/>
-                <w:color w:val="000000"/>
+              <w:spacing w:line="240" w:lineRule="auto"/>
+              <w:ind w:firstLine="0"/>
+              <w:rPr>
+                <w:rFonts w:eastAsia="Times New Roman"/>
+                <w:color w:val="000000"/>
+                <w:sz w:val="24"/>
               </w:rPr>
             </w:pPr>
             <w:r>
               <w:rPr>
                 <w:rFonts w:eastAsia="Times New Roman"/>
                 <w:color w:val="000000"/>
+                <w:sz w:val="24"/>
               </w:rPr>
               <w:t>Видеоплеер</w:t>
             </w:r>
@@ -891,18 +804,39 @@
           </w:tcPr>
           <w:p>
             <w:pPr>
-              <w:spacing w:before="240" w:after="240"/>
-              <w:rPr>
-                <w:rFonts w:eastAsia="Times New Roman"/>
-                <w:color w:val="000000"/>
+              <w:spacing w:line="240" w:lineRule="auto"/>
+              <w:ind w:firstLine="0"/>
+              <w:rPr>
+                <w:rFonts w:eastAsia="Times New Roman"/>
+                <w:color w:val="000000"/>
+                <w:sz w:val="24"/>
               </w:rPr>
             </w:pPr>
             <w:r>
               <w:rPr>
                 <w:rFonts w:eastAsia="Times New Roman"/>
                 <w:color w:val="000000"/>
-              </w:rPr>
-              <w:t>HTML5-плеер с плейсхолдером; запуск по клику.</w:t>
+                <w:sz w:val="24"/>
+              </w:rPr>
+              <w:t xml:space="preserve">HTML5-плеер с </w:t>
+            </w:r>
+            <w:proofErr w:type="spellStart"/>
+            <w:r>
+              <w:rPr>
+                <w:rFonts w:eastAsia="Times New Roman"/>
+                <w:color w:val="000000"/>
+                <w:sz w:val="24"/>
+              </w:rPr>
+              <w:t>плейсхолдером</w:t>
+            </w:r>
+            <w:proofErr w:type="spellEnd"/>
+            <w:r>
+              <w:rPr>
+                <w:rFonts w:eastAsia="Times New Roman"/>
+                <w:color w:val="000000"/>
+                <w:sz w:val="24"/>
+              </w:rPr>
+              <w:t>; запуск по клику.</w:t>
             </w:r>
           </w:p>
         </w:tc>
@@ -927,17 +861,21 @@
           </w:tcPr>
           <w:p>
             <w:pPr>
-              <w:spacing w:before="240" w:after="240"/>
-              <w:rPr>
-                <w:rFonts w:eastAsia="Times New Roman"/>
-                <w:color w:val="000000"/>
+              <w:spacing w:line="240" w:lineRule="auto"/>
+              <w:ind w:firstLine="0"/>
+              <w:rPr>
+                <w:rFonts w:eastAsia="Times New Roman"/>
+                <w:color w:val="000000"/>
+                <w:sz w:val="24"/>
               </w:rPr>
             </w:pPr>
             <w:r>
               <w:rPr>
                 <w:rFonts w:eastAsia="Times New Roman"/>
                 <w:color w:val="000000"/>
-              </w:rPr>
+                <w:sz w:val="24"/>
+              </w:rPr>
+              <w:lastRenderedPageBreak/>
               <w:t>4</w:t>
             </w:r>
           </w:p>
@@ -961,16 +899,19 @@
           </w:tcPr>
           <w:p>
             <w:pPr>
-              <w:spacing w:before="240" w:after="240"/>
-              <w:rPr>
-                <w:rFonts w:eastAsia="Times New Roman"/>
-                <w:color w:val="000000"/>
+              <w:spacing w:line="240" w:lineRule="auto"/>
+              <w:ind w:firstLine="0"/>
+              <w:rPr>
+                <w:rFonts w:eastAsia="Times New Roman"/>
+                <w:color w:val="000000"/>
+                <w:sz w:val="24"/>
               </w:rPr>
             </w:pPr>
             <w:r>
               <w:rPr>
                 <w:rFonts w:eastAsia="Times New Roman"/>
                 <w:color w:val="000000"/>
+                <w:sz w:val="24"/>
               </w:rPr>
               <w:t>Форма связи</w:t>
             </w:r>
@@ -995,25 +936,93 @@
           </w:tcPr>
           <w:p>
             <w:pPr>
-              <w:spacing w:before="240" w:after="240"/>
-              <w:rPr>
-                <w:rFonts w:eastAsia="Times New Roman"/>
-                <w:color w:val="000000"/>
+              <w:spacing w:line="240" w:lineRule="auto"/>
+              <w:ind w:firstLine="0"/>
+              <w:rPr>
+                <w:rFonts w:eastAsia="Times New Roman"/>
+                <w:color w:val="000000"/>
+                <w:sz w:val="24"/>
               </w:rPr>
             </w:pPr>
             <w:r>
               <w:rPr>
                 <w:rFonts w:eastAsia="Times New Roman"/>
                 <w:color w:val="000000"/>
-              </w:rPr>
-              <w:t xml:space="preserve">Поля: имя, </w:t>
-            </w:r>
-            <w:r>
-              <w:rPr>
-                <w:rFonts w:eastAsia="Times New Roman"/>
-                <w:color w:val="000000"/>
-              </w:rPr>
-              <w:t>телефон (обяз.), email, сообщение (обяз.). Валидация на JS.</w:t>
+                <w:sz w:val="24"/>
+              </w:rPr>
+              <w:t>Поля: имя, телефон (</w:t>
+            </w:r>
+            <w:proofErr w:type="spellStart"/>
+            <w:r>
+              <w:rPr>
+                <w:rFonts w:eastAsia="Times New Roman"/>
+                <w:color w:val="000000"/>
+                <w:sz w:val="24"/>
+              </w:rPr>
+              <w:t>обяз</w:t>
+            </w:r>
+            <w:proofErr w:type="spellEnd"/>
+            <w:r>
+              <w:rPr>
+                <w:rFonts w:eastAsia="Times New Roman"/>
+                <w:color w:val="000000"/>
+                <w:sz w:val="24"/>
+              </w:rPr>
+              <w:t xml:space="preserve">.), </w:t>
+            </w:r>
+            <w:proofErr w:type="spellStart"/>
+            <w:r>
+              <w:rPr>
+                <w:rFonts w:eastAsia="Times New Roman"/>
+                <w:color w:val="000000"/>
+                <w:sz w:val="24"/>
+              </w:rPr>
+              <w:t>email</w:t>
+            </w:r>
+            <w:proofErr w:type="spellEnd"/>
+            <w:r>
+              <w:rPr>
+                <w:rFonts w:eastAsia="Times New Roman"/>
+                <w:color w:val="000000"/>
+                <w:sz w:val="24"/>
+              </w:rPr>
+              <w:t>, сообщение (</w:t>
+            </w:r>
+            <w:proofErr w:type="spellStart"/>
+            <w:r>
+              <w:rPr>
+                <w:rFonts w:eastAsia="Times New Roman"/>
+                <w:color w:val="000000"/>
+                <w:sz w:val="24"/>
+              </w:rPr>
+              <w:t>обяз</w:t>
+            </w:r>
+            <w:proofErr w:type="spellEnd"/>
+            <w:r>
+              <w:rPr>
+                <w:rFonts w:eastAsia="Times New Roman"/>
+                <w:color w:val="000000"/>
+                <w:sz w:val="24"/>
+              </w:rPr>
+              <w:t xml:space="preserve">.). </w:t>
+            </w:r>
+            <w:proofErr w:type="spellStart"/>
+            <w:r>
+              <w:rPr>
+                <w:rFonts w:eastAsia="Times New Roman"/>
+                <w:color w:val="000000"/>
+                <w:sz w:val="24"/>
+              </w:rPr>
+              <w:t>Валидация</w:t>
+            </w:r>
+            <w:proofErr w:type="spellEnd"/>
+            <w:r>
+              <w:rPr>
+                <w:rFonts w:eastAsia="Times New Roman"/>
+                <w:color w:val="000000"/>
+                <w:sz w:val="24"/>
+              </w:rPr>
+              <w:t xml:space="preserve"> на JS.</w:t>
             </w:r>
           </w:p>
         </w:tc>
@@ -1038,16 +1047,19 @@
           </w:tcPr>
           <w:p>
             <w:pPr>
-              <w:spacing w:before="240" w:after="240"/>
-              <w:rPr>
-                <w:rFonts w:eastAsia="Times New Roman"/>
-                <w:color w:val="000000"/>
+              <w:spacing w:line="240" w:lineRule="auto"/>
+              <w:ind w:firstLine="0"/>
+              <w:rPr>
+                <w:rFonts w:eastAsia="Times New Roman"/>
+                <w:color w:val="000000"/>
+                <w:sz w:val="24"/>
               </w:rPr>
             </w:pPr>
             <w:r>
               <w:rPr>
                 <w:rFonts w:eastAsia="Times New Roman"/>
                 <w:color w:val="000000"/>
+                <w:sz w:val="24"/>
               </w:rPr>
               <w:t>5</w:t>
             </w:r>
@@ -1072,16 +1084,19 @@
           </w:tcPr>
           <w:p>
             <w:pPr>
-              <w:spacing w:before="240" w:after="240"/>
-              <w:rPr>
-                <w:rFonts w:eastAsia="Times New Roman"/>
-                <w:color w:val="000000"/>
+              <w:spacing w:line="240" w:lineRule="auto"/>
+              <w:ind w:firstLine="0"/>
+              <w:rPr>
+                <w:rFonts w:eastAsia="Times New Roman"/>
+                <w:color w:val="000000"/>
+                <w:sz w:val="24"/>
               </w:rPr>
             </w:pPr>
             <w:r>
               <w:rPr>
                 <w:rFonts w:eastAsia="Times New Roman"/>
                 <w:color w:val="000000"/>
+                <w:sz w:val="24"/>
               </w:rPr>
               <w:t>Адаптивность</w:t>
             </w:r>
@@ -1106,16 +1121,19 @@
           </w:tcPr>
           <w:p>
             <w:pPr>
-              <w:spacing w:before="240" w:after="240"/>
-              <w:rPr>
-                <w:rFonts w:eastAsia="Times New Roman"/>
-                <w:color w:val="000000"/>
+              <w:spacing w:line="240" w:lineRule="auto"/>
+              <w:ind w:firstLine="0"/>
+              <w:rPr>
+                <w:rFonts w:eastAsia="Times New Roman"/>
+                <w:color w:val="000000"/>
+                <w:sz w:val="24"/>
               </w:rPr>
             </w:pPr>
             <w:r>
               <w:rPr>
                 <w:rFonts w:eastAsia="Times New Roman"/>
                 <w:color w:val="000000"/>
+                <w:sz w:val="24"/>
               </w:rPr>
               <w:t>Корректное отображение от 320px до 1920px.</w:t>
             </w:r>
@@ -1125,7 +1143,6 @@
     </w:tbl>
     <w:p>
       <w:pPr>
-        <w:pStyle w:val="2"/>
         <w:rPr>
           <w:rFonts w:eastAsia="Times New Roman"/>
           <w:color w:val="000000"/>
@@ -1141,7 +1158,6 @@
     </w:p>
     <w:p>
       <w:pPr>
-        <w:pStyle w:val="a3"/>
         <w:rPr>
           <w:color w:val="000000"/>
         </w:rPr>
@@ -1155,35 +1171,116 @@
     </w:p>
     <w:p>
       <w:pPr>
-        <w:pStyle w:val="a3"/>
-        <w:rPr>
-          <w:color w:val="000000"/>
-        </w:rPr>
-      </w:pPr>
-      <w:r>
-        <w:rPr>
-          <w:color w:val="000000"/>
-        </w:rPr>
-        <w:t>Цвета: белый (#ffffff), светло-розовый (#fdf2f8), акцентный розовый (#ec407a).</w:t>
+        <w:rPr>
+          <w:color w:val="000000"/>
+        </w:rPr>
+      </w:pPr>
+      <w:r>
+        <w:rPr>
+          <w:color w:val="000000"/>
+        </w:rPr>
+        <w:t>Цвета: белый (#</w:t>
+      </w:r>
+      <w:proofErr w:type="spellStart"/>
+      <w:r>
+        <w:rPr>
+          <w:color w:val="000000"/>
+        </w:rPr>
+        <w:t>ffffff</w:t>
+      </w:r>
+      <w:proofErr w:type="spellEnd"/>
+      <w:r>
+        <w:rPr>
+          <w:color w:val="000000"/>
+        </w:rPr>
+        <w:t>), светло-розовый (#fdf2f8), акцентный розовый (#ec407a).</w:t>
       </w:r>
     </w:p>
     <w:p>
       <w:pPr>
-        <w:pStyle w:val="a3"/>
-        <w:rPr>
-          <w:color w:val="000000"/>
-        </w:rPr>
-      </w:pPr>
-      <w:r>
-        <w:rPr>
-          <w:color w:val="000000"/>
-        </w:rPr>
-        <w:t>Шрифты: заголовки — Roboto, основной текст — Comic Relief (Google Fonts).</w:t>
+        <w:rPr>
+          <w:color w:val="000000"/>
+        </w:rPr>
+      </w:pPr>
+      <w:r>
+        <w:rPr>
+          <w:color w:val="000000"/>
+        </w:rPr>
+        <w:t xml:space="preserve">Шрифты: заголовки — </w:t>
+      </w:r>
+      <w:proofErr w:type="spellStart"/>
+      <w:r>
+        <w:rPr>
+          <w:color w:val="000000"/>
+        </w:rPr>
+        <w:t>Roboto</w:t>
+      </w:r>
+      <w:proofErr w:type="spellEnd"/>
+      <w:r>
+        <w:rPr>
+          <w:color w:val="000000"/>
+        </w:rPr>
+        <w:t xml:space="preserve">, основной текст — </w:t>
+      </w:r>
+      <w:proofErr w:type="spellStart"/>
+      <w:r>
+        <w:rPr>
+          <w:color w:val="000000"/>
+        </w:rPr>
+        <w:t>Comic</w:t>
+      </w:r>
+      <w:proofErr w:type="spellEnd"/>
+      <w:r>
+        <w:rPr>
+          <w:color w:val="000000"/>
+        </w:rPr>
+        <w:t xml:space="preserve"> </w:t>
+      </w:r>
+      <w:proofErr w:type="spellStart"/>
+      <w:r>
+        <w:rPr>
+          <w:color w:val="000000"/>
+        </w:rPr>
+        <w:t>Relief</w:t>
+      </w:r>
+      <w:proofErr w:type="spellEnd"/>
+      <w:r>
+        <w:rPr>
+          <w:color w:val="000000"/>
+        </w:rPr>
+        <w:t xml:space="preserve"> (</w:t>
+      </w:r>
+      <w:proofErr w:type="spellStart"/>
+      <w:r>
+        <w:rPr>
+          <w:color w:val="000000"/>
+        </w:rPr>
+        <w:t>Google</w:t>
+      </w:r>
+      <w:proofErr w:type="spellEnd"/>
+      <w:r>
+        <w:rPr>
+          <w:color w:val="000000"/>
+        </w:rPr>
+        <w:t xml:space="preserve"> </w:t>
+      </w:r>
+      <w:proofErr w:type="spellStart"/>
+      <w:r>
+        <w:rPr>
+          <w:color w:val="000000"/>
+        </w:rPr>
+        <w:t>Fonts</w:t>
+      </w:r>
+      <w:proofErr w:type="spellEnd"/>
+      <w:r>
+        <w:rPr>
+          <w:color w:val="000000"/>
+        </w:rPr>
+        <w:t>).</w:t>
       </w:r>
     </w:p>
     <w:p>
       <w:pPr>
-        <w:pStyle w:val="a3"/>
         <w:rPr>
           <w:color w:val="000000"/>
         </w:rPr>
@@ -1197,7 +1294,6 @@
     </w:p>
     <w:p>
       <w:pPr>
-        <w:pStyle w:val="2"/>
         <w:rPr>
           <w:rFonts w:eastAsia="Times New Roman"/>
           <w:color w:val="000000"/>
@@ -1213,56 +1309,69 @@
     </w:p>
     <w:p>
       <w:pPr>
-        <w:numPr>
-          <w:ilvl w:val="0"/>
-          <w:numId w:val="2"/>
-        </w:numPr>
-        <w:spacing w:before="100" w:beforeAutospacing="1" w:after="40"/>
-        <w:rPr>
-          <w:rFonts w:eastAsia="Times New Roman"/>
-          <w:color w:val="000000"/>
-          <w:sz w:val="28"/>
-          <w:szCs w:val="28"/>
-        </w:rPr>
-      </w:pPr>
-      <w:r>
-        <w:rPr>
-          <w:rFonts w:eastAsia="Times New Roman"/>
-          <w:color w:val="000000"/>
-          <w:sz w:val="28"/>
-          <w:szCs w:val="28"/>
-        </w:rPr>
-        <w:t>HTML5, CSS3, JavaScript (без б</w:t>
-      </w:r>
-      <w:r>
-        <w:rPr>
-          <w:rFonts w:eastAsia="Times New Roman"/>
-          <w:color w:val="000000"/>
-          <w:sz w:val="28"/>
-          <w:szCs w:val="28"/>
-        </w:rPr>
-        <w:t>иблиотек/фреймворков).</w:t>
+        <w:rPr>
+          <w:rFonts w:eastAsia="Times New Roman"/>
+          <w:color w:val="000000"/>
+          <w:szCs w:val="28"/>
+        </w:rPr>
+      </w:pPr>
+      <w:r>
+        <w:rPr>
+          <w:rFonts w:eastAsia="Times New Roman"/>
+          <w:color w:val="000000"/>
+          <w:szCs w:val="28"/>
+        </w:rPr>
+        <w:t xml:space="preserve">HTML5, CSS3, </w:t>
+      </w:r>
+      <w:proofErr w:type="spellStart"/>
+      <w:r>
+        <w:rPr>
+          <w:rFonts w:eastAsia="Times New Roman"/>
+          <w:color w:val="000000"/>
+          <w:szCs w:val="28"/>
+        </w:rPr>
+        <w:t>JavaScript</w:t>
+      </w:r>
+      <w:proofErr w:type="spellEnd"/>
+      <w:r>
+        <w:rPr>
+          <w:rFonts w:eastAsia="Times New Roman"/>
+          <w:color w:val="000000"/>
+          <w:szCs w:val="28"/>
+        </w:rPr>
+        <w:t xml:space="preserve"> (без библиотек/</w:t>
+      </w:r>
+      <w:proofErr w:type="spellStart"/>
+      <w:r>
+        <w:rPr>
+          <w:rFonts w:eastAsia="Times New Roman"/>
+          <w:color w:val="000000"/>
+          <w:szCs w:val="28"/>
+        </w:rPr>
+        <w:t>фреймворков</w:t>
+      </w:r>
+      <w:proofErr w:type="spellEnd"/>
+      <w:r>
+        <w:rPr>
+          <w:rFonts w:eastAsia="Times New Roman"/>
+          <w:color w:val="000000"/>
+          <w:szCs w:val="28"/>
+        </w:rPr>
+        <w:t>).</w:t>
       </w:r>
     </w:p>
     <w:p>
       <w:pPr>
-        <w:numPr>
-          <w:ilvl w:val="0"/>
-          <w:numId w:val="2"/>
-        </w:numPr>
-        <w:spacing w:before="100" w:beforeAutospacing="1" w:after="40"/>
-        <w:rPr>
-          <w:rFonts w:eastAsia="Times New Roman"/>
-          <w:color w:val="000000"/>
-          <w:sz w:val="28"/>
-          <w:szCs w:val="28"/>
-        </w:rPr>
-      </w:pPr>
-      <w:r>
-        <w:rPr>
-          <w:rFonts w:eastAsia="Times New Roman"/>
-          <w:color w:val="000000"/>
-          <w:sz w:val="28"/>
+        <w:rPr>
+          <w:rFonts w:eastAsia="Times New Roman"/>
+          <w:color w:val="000000"/>
+          <w:szCs w:val="28"/>
+        </w:rPr>
+      </w:pPr>
+      <w:r>
+        <w:rPr>
+          <w:rFonts w:eastAsia="Times New Roman"/>
+          <w:color w:val="000000"/>
           <w:szCs w:val="28"/>
         </w:rPr>
         <w:t>CSS-переменные.</w:t>
@@ -1270,55 +1379,193 @@
     </w:p>
     <w:p>
       <w:pPr>
-        <w:numPr>
-          <w:ilvl w:val="0"/>
-          <w:numId w:val="2"/>
-        </w:numPr>
-        <w:spacing w:before="100" w:beforeAutospacing="1" w:after="40"/>
-        <w:rPr>
-          <w:rFonts w:eastAsia="Times New Roman"/>
-          <w:color w:val="000000"/>
-          <w:sz w:val="28"/>
-          <w:szCs w:val="28"/>
-        </w:rPr>
-      </w:pPr>
-      <w:r>
-        <w:rPr>
-          <w:rFonts w:eastAsia="Times New Roman"/>
-          <w:color w:val="000000"/>
-          <w:sz w:val="28"/>
-          <w:szCs w:val="28"/>
-        </w:rPr>
-        <w:t>Файлы: css/fonts.css, css/global.css, css/components.css, js/script.js.</w:t>
+        <w:rPr>
+          <w:rFonts w:eastAsia="Times New Roman"/>
+          <w:color w:val="000000"/>
+          <w:szCs w:val="28"/>
+          <w:lang w:val="en-US"/>
+        </w:rPr>
+      </w:pPr>
+      <w:r>
+        <w:rPr>
+          <w:rFonts w:eastAsia="Times New Roman"/>
+          <w:color w:val="000000"/>
+          <w:szCs w:val="28"/>
+        </w:rPr>
+        <w:t>Файлы</w:t>
+      </w:r>
+      <w:r>
+        <w:rPr>
+          <w:rFonts w:eastAsia="Times New Roman"/>
+          <w:color w:val="000000"/>
+          <w:szCs w:val="28"/>
+          <w:lang w:val="en-US"/>
+        </w:rPr>
+        <w:t xml:space="preserve">: </w:t>
+      </w:r>
+      <w:proofErr w:type="spellStart"/>
+      <w:r>
+        <w:rPr>
+          <w:rFonts w:eastAsia="Times New Roman"/>
+          <w:color w:val="000000"/>
+          <w:szCs w:val="28"/>
+          <w:lang w:val="en-US"/>
+        </w:rPr>
+        <w:t>css</w:t>
+      </w:r>
+      <w:proofErr w:type="spellEnd"/>
+      <w:r>
+        <w:rPr>
+          <w:rFonts w:eastAsia="Times New Roman"/>
+          <w:color w:val="000000"/>
+          <w:szCs w:val="28"/>
+          <w:lang w:val="en-US"/>
+        </w:rPr>
+        <w:t xml:space="preserve">/fonts.css, </w:t>
+      </w:r>
+      <w:proofErr w:type="spellStart"/>
+      <w:r>
+        <w:rPr>
+          <w:rFonts w:eastAsia="Times New Roman"/>
+          <w:color w:val="000000"/>
+          <w:szCs w:val="28"/>
+          <w:lang w:val="en-US"/>
+        </w:rPr>
+        <w:t>css</w:t>
+      </w:r>
+      <w:proofErr w:type="spellEnd"/>
+      <w:r>
+        <w:rPr>
+          <w:rFonts w:eastAsia="Times New Roman"/>
+          <w:color w:val="000000"/>
+          <w:szCs w:val="28"/>
+          <w:lang w:val="en-US"/>
+        </w:rPr>
+        <w:t xml:space="preserve">/global.css, </w:t>
+      </w:r>
+      <w:proofErr w:type="spellStart"/>
+      <w:r>
+        <w:rPr>
+          <w:rFonts w:eastAsia="Times New Roman"/>
+          <w:color w:val="000000"/>
+          <w:szCs w:val="28"/>
+          <w:lang w:val="en-US"/>
+        </w:rPr>
+        <w:t>css</w:t>
+      </w:r>
+      <w:proofErr w:type="spellEnd"/>
+      <w:r>
+        <w:rPr>
+          <w:rFonts w:eastAsia="Times New Roman"/>
+          <w:color w:val="000000"/>
+          <w:szCs w:val="28"/>
+          <w:lang w:val="en-US"/>
+        </w:rPr>
+        <w:t xml:space="preserve">/components.css, </w:t>
+      </w:r>
+      <w:proofErr w:type="spellStart"/>
+      <w:r>
+        <w:rPr>
+          <w:rFonts w:eastAsia="Times New Roman"/>
+          <w:color w:val="000000"/>
+          <w:szCs w:val="28"/>
+          <w:lang w:val="en-US"/>
+        </w:rPr>
+        <w:t>js</w:t>
+      </w:r>
+      <w:proofErr w:type="spellEnd"/>
+      <w:r>
+        <w:rPr>
+          <w:rFonts w:eastAsia="Times New Roman"/>
+          <w:color w:val="000000"/>
+          <w:szCs w:val="28"/>
+          <w:lang w:val="en-US"/>
+        </w:rPr>
+        <w:t>/script.js.</w:t>
       </w:r>
     </w:p>
     <w:p>
       <w:pPr>
-        <w:numPr>
-          <w:ilvl w:val="0"/>
-          <w:numId w:val="2"/>
-        </w:numPr>
-        <w:spacing w:before="100" w:beforeAutospacing="1" w:after="40"/>
-        <w:rPr>
-          <w:rFonts w:eastAsia="Times New Roman"/>
-          <w:color w:val="000000"/>
-          <w:sz w:val="28"/>
-          <w:szCs w:val="28"/>
-        </w:rPr>
-      </w:pPr>
-      <w:r>
-        <w:rPr>
-          <w:rFonts w:eastAsia="Times New Roman"/>
-          <w:color w:val="000000"/>
-          <w:sz w:val="28"/>
-          <w:szCs w:val="28"/>
-        </w:rPr>
-        <w:t>Кросс-браузерность: Chrome, Firefox, Edge, Safari (2 последние версии).</w:t>
+        <w:rPr>
+          <w:rFonts w:eastAsia="Times New Roman"/>
+          <w:color w:val="000000"/>
+          <w:szCs w:val="28"/>
+          <w:lang w:val="en-US"/>
+        </w:rPr>
+      </w:pPr>
+      <w:r>
+        <w:rPr>
+          <w:rFonts w:eastAsia="Times New Roman"/>
+          <w:color w:val="000000"/>
+          <w:szCs w:val="28"/>
+        </w:rPr>
+        <w:t>Кросс</w:t>
+      </w:r>
+      <w:r>
+        <w:rPr>
+          <w:rFonts w:eastAsia="Times New Roman"/>
+          <w:color w:val="000000"/>
+          <w:szCs w:val="28"/>
+          <w:lang w:val="en-US"/>
+        </w:rPr>
+        <w:t>-</w:t>
+      </w:r>
+      <w:proofErr w:type="spellStart"/>
+      <w:r>
+        <w:rPr>
+          <w:rFonts w:eastAsia="Times New Roman"/>
+          <w:color w:val="000000"/>
+          <w:szCs w:val="28"/>
+        </w:rPr>
+        <w:t>браузерность</w:t>
+      </w:r>
+      <w:proofErr w:type="spellEnd"/>
+      <w:r>
+        <w:rPr>
+          <w:rFonts w:eastAsia="Times New Roman"/>
+          <w:color w:val="000000"/>
+          <w:szCs w:val="28"/>
+          <w:lang w:val="en-US"/>
+        </w:rPr>
+        <w:t xml:space="preserve">: Chrome, Firefox, Edge, Safari (2 </w:t>
+      </w:r>
+      <w:r>
+        <w:rPr>
+          <w:rFonts w:eastAsia="Times New Roman"/>
+          <w:color w:val="000000"/>
+          <w:szCs w:val="28"/>
+        </w:rPr>
+        <w:t>последние</w:t>
+      </w:r>
+      <w:r>
+        <w:rPr>
+          <w:rFonts w:eastAsia="Times New Roman"/>
+          <w:color w:val="000000"/>
+          <w:szCs w:val="28"/>
+          <w:lang w:val="en-US"/>
+        </w:rPr>
+        <w:t xml:space="preserve"> </w:t>
+      </w:r>
+      <w:r>
+        <w:rPr>
+          <w:rFonts w:eastAsia="Times New Roman"/>
+          <w:color w:val="000000"/>
+          <w:szCs w:val="28"/>
+        </w:rPr>
+        <w:t>версии</w:t>
+      </w:r>
+      <w:r>
+        <w:rPr>
+          <w:rFonts w:eastAsia="Times New Roman"/>
+          <w:color w:val="000000"/>
+          <w:szCs w:val="28"/>
+          <w:lang w:val="en-US"/>
+        </w:rPr>
+        <w:t>).</w:t>
       </w:r>
     </w:p>
     <w:p>
       <w:pPr>
-        <w:pStyle w:val="2"/>
         <w:rPr>
           <w:rFonts w:eastAsia="Times New Roman"/>
           <w:color w:val="000000"/>
@@ -1368,22 +1615,22 @@
           </w:tcPr>
           <w:p>
             <w:pPr>
-              <w:spacing w:before="240" w:after="240"/>
-              <w:rPr>
-                <w:rFonts w:eastAsia="Times New Roman"/>
-                <w:b/>
+              <w:spacing w:line="240" w:lineRule="auto"/>
+              <w:ind w:firstLine="0"/>
+              <w:rPr>
+                <w:rFonts w:eastAsia="Times New Roman"/>
                 <w:bCs/>
                 <w:color w:val="000000"/>
+                <w:sz w:val="24"/>
               </w:rPr>
             </w:pPr>
             <w:r>
               <w:rPr>
                 <w:rFonts w:eastAsia="Times New Roman"/>
-                <w:b/>
                 <w:bCs/>
                 <w:color w:val="000000"/>
-              </w:rPr>
-              <w:lastRenderedPageBreak/>
+                <w:sz w:val="24"/>
+              </w:rPr>
               <w:t>Устройство</w:t>
             </w:r>
           </w:p>
@@ -1407,20 +1654,21 @@
           </w:tcPr>
           <w:p>
             <w:pPr>
-              <w:spacing w:before="240" w:after="240"/>
-              <w:rPr>
-                <w:rFonts w:eastAsia="Times New Roman"/>
-                <w:b/>
+              <w:spacing w:line="240" w:lineRule="auto"/>
+              <w:ind w:firstLine="0"/>
+              <w:rPr>
+                <w:rFonts w:eastAsia="Times New Roman"/>
                 <w:bCs/>
                 <w:color w:val="000000"/>
+                <w:sz w:val="24"/>
               </w:rPr>
             </w:pPr>
             <w:r>
               <w:rPr>
                 <w:rFonts w:eastAsia="Times New Roman"/>
-                <w:b/>
                 <w:bCs/>
                 <w:color w:val="000000"/>
+                <w:sz w:val="24"/>
               </w:rPr>
               <w:t>Ширина</w:t>
             </w:r>
@@ -1445,20 +1693,21 @@
           </w:tcPr>
           <w:p>
             <w:pPr>
-              <w:spacing w:before="240" w:after="240"/>
-              <w:rPr>
-                <w:rFonts w:eastAsia="Times New Roman"/>
-                <w:b/>
+              <w:spacing w:line="240" w:lineRule="auto"/>
+              <w:ind w:firstLine="0"/>
+              <w:rPr>
+                <w:rFonts w:eastAsia="Times New Roman"/>
                 <w:bCs/>
                 <w:color w:val="000000"/>
+                <w:sz w:val="24"/>
               </w:rPr>
             </w:pPr>
             <w:r>
               <w:rPr>
                 <w:rFonts w:eastAsia="Times New Roman"/>
-                <w:b/>
                 <w:bCs/>
                 <w:color w:val="000000"/>
+                <w:sz w:val="24"/>
               </w:rPr>
               <w:t>Особенности</w:t>
             </w:r>
@@ -1485,16 +1734,19 @@
           </w:tcPr>
           <w:p>
             <w:pPr>
-              <w:spacing w:before="240" w:after="240"/>
-              <w:rPr>
-                <w:rFonts w:eastAsia="Times New Roman"/>
-                <w:color w:val="000000"/>
+              <w:spacing w:line="240" w:lineRule="auto"/>
+              <w:ind w:firstLine="0"/>
+              <w:rPr>
+                <w:rFonts w:eastAsia="Times New Roman"/>
+                <w:color w:val="000000"/>
+                <w:sz w:val="24"/>
               </w:rPr>
             </w:pPr>
             <w:r>
               <w:rPr>
                 <w:rFonts w:eastAsia="Times New Roman"/>
                 <w:color w:val="000000"/>
+                <w:sz w:val="24"/>
               </w:rPr>
               <w:t>Десктоп</w:t>
             </w:r>
@@ -1519,25 +1771,21 @@
           </w:tcPr>
           <w:p>
             <w:pPr>
-              <w:spacing w:before="240" w:after="240"/>
-              <w:rPr>
-                <w:rFonts w:eastAsia="Times New Roman"/>
-                <w:color w:val="000000"/>
+              <w:spacing w:line="240" w:lineRule="auto"/>
+              <w:ind w:firstLine="0"/>
+              <w:rPr>
+                <w:rFonts w:eastAsia="Times New Roman"/>
+                <w:color w:val="000000"/>
+                <w:sz w:val="24"/>
               </w:rPr>
             </w:pPr>
             <w:r>
               <w:rPr>
                 <w:rFonts w:eastAsia="Times New Roman"/>
                 <w:color w:val="000000"/>
-              </w:rPr>
-              <w:t>&gt;10</w:t>
-            </w:r>
-            <w:r>
-              <w:rPr>
-                <w:rFonts w:eastAsia="Times New Roman"/>
-                <w:color w:val="000000"/>
-              </w:rPr>
-              <w:t>24px</w:t>
+                <w:sz w:val="24"/>
+              </w:rPr>
+              <w:t>&gt;1024px</w:t>
             </w:r>
           </w:p>
         </w:tc>
@@ -1560,16 +1808,19 @@
           </w:tcPr>
           <w:p>
             <w:pPr>
-              <w:spacing w:before="240" w:after="240"/>
-              <w:rPr>
-                <w:rFonts w:eastAsia="Times New Roman"/>
-                <w:color w:val="000000"/>
+              <w:spacing w:line="240" w:lineRule="auto"/>
+              <w:ind w:firstLine="0"/>
+              <w:rPr>
+                <w:rFonts w:eastAsia="Times New Roman"/>
+                <w:color w:val="000000"/>
+                <w:sz w:val="24"/>
               </w:rPr>
             </w:pPr>
             <w:r>
               <w:rPr>
                 <w:rFonts w:eastAsia="Times New Roman"/>
                 <w:color w:val="000000"/>
+                <w:sz w:val="24"/>
               </w:rPr>
               <w:t>Полноценная сетка, горизонтальное меню</w:t>
             </w:r>
@@ -1596,16 +1847,19 @@
           </w:tcPr>
           <w:p>
             <w:pPr>
-              <w:spacing w:before="240" w:after="240"/>
-              <w:rPr>
-                <w:rFonts w:eastAsia="Times New Roman"/>
-                <w:color w:val="000000"/>
+              <w:spacing w:line="240" w:lineRule="auto"/>
+              <w:ind w:firstLine="0"/>
+              <w:rPr>
+                <w:rFonts w:eastAsia="Times New Roman"/>
+                <w:color w:val="000000"/>
+                <w:sz w:val="24"/>
               </w:rPr>
             </w:pPr>
             <w:r>
               <w:rPr>
                 <w:rFonts w:eastAsia="Times New Roman"/>
                 <w:color w:val="000000"/>
+                <w:sz w:val="24"/>
               </w:rPr>
               <w:t>Планшет</w:t>
             </w:r>
@@ -1630,16 +1884,19 @@
           </w:tcPr>
           <w:p>
             <w:pPr>
-              <w:spacing w:before="240" w:after="240"/>
-              <w:rPr>
-                <w:rFonts w:eastAsia="Times New Roman"/>
-                <w:color w:val="000000"/>
+              <w:spacing w:line="240" w:lineRule="auto"/>
+              <w:ind w:firstLine="0"/>
+              <w:rPr>
+                <w:rFonts w:eastAsia="Times New Roman"/>
+                <w:color w:val="000000"/>
+                <w:sz w:val="24"/>
               </w:rPr>
             </w:pPr>
             <w:r>
               <w:rPr>
                 <w:rFonts w:eastAsia="Times New Roman"/>
                 <w:color w:val="000000"/>
+                <w:sz w:val="24"/>
               </w:rPr>
               <w:t>768–1024px</w:t>
             </w:r>
@@ -1664,16 +1921,19 @@
           </w:tcPr>
           <w:p>
             <w:pPr>
-              <w:spacing w:before="240" w:after="240"/>
-              <w:rPr>
-                <w:rFonts w:eastAsia="Times New Roman"/>
-                <w:color w:val="000000"/>
+              <w:spacing w:line="240" w:lineRule="auto"/>
+              <w:ind w:firstLine="0"/>
+              <w:rPr>
+                <w:rFonts w:eastAsia="Times New Roman"/>
+                <w:color w:val="000000"/>
+                <w:sz w:val="24"/>
               </w:rPr>
             </w:pPr>
             <w:r>
               <w:rPr>
                 <w:rFonts w:eastAsia="Times New Roman"/>
                 <w:color w:val="000000"/>
+                <w:sz w:val="24"/>
               </w:rPr>
               <w:t>2 колонки, уменьшенные отступы</w:t>
             </w:r>
@@ -1700,16 +1960,19 @@
           </w:tcPr>
           <w:p>
             <w:pPr>
-              <w:spacing w:before="240" w:after="240"/>
-              <w:rPr>
-                <w:rFonts w:eastAsia="Times New Roman"/>
-                <w:color w:val="000000"/>
+              <w:spacing w:line="240" w:lineRule="auto"/>
+              <w:ind w:firstLine="0"/>
+              <w:rPr>
+                <w:rFonts w:eastAsia="Times New Roman"/>
+                <w:color w:val="000000"/>
+                <w:sz w:val="24"/>
               </w:rPr>
             </w:pPr>
             <w:r>
               <w:rPr>
                 <w:rFonts w:eastAsia="Times New Roman"/>
                 <w:color w:val="000000"/>
+                <w:sz w:val="24"/>
               </w:rPr>
               <w:t>Телефон</w:t>
             </w:r>
@@ -1734,16 +1997,19 @@
           </w:tcPr>
           <w:p>
             <w:pPr>
-              <w:spacing w:before="240" w:after="240"/>
-              <w:rPr>
-                <w:rFonts w:eastAsia="Times New Roman"/>
-                <w:color w:val="000000"/>
+              <w:spacing w:line="240" w:lineRule="auto"/>
+              <w:ind w:firstLine="0"/>
+              <w:rPr>
+                <w:rFonts w:eastAsia="Times New Roman"/>
+                <w:color w:val="000000"/>
+                <w:sz w:val="24"/>
               </w:rPr>
             </w:pPr>
             <w:r>
               <w:rPr>
                 <w:rFonts w:eastAsia="Times New Roman"/>
                 <w:color w:val="000000"/>
+                <w:sz w:val="24"/>
               </w:rPr>
               <w:t>&lt;768px</w:t>
             </w:r>
@@ -1768,18 +2034,39 @@
           </w:tcPr>
           <w:p>
             <w:pPr>
-              <w:spacing w:before="240" w:after="240"/>
-              <w:rPr>
-                <w:rFonts w:eastAsia="Times New Roman"/>
-                <w:color w:val="000000"/>
+              <w:spacing w:line="240" w:lineRule="auto"/>
+              <w:ind w:firstLine="0"/>
+              <w:rPr>
+                <w:rFonts w:eastAsia="Times New Roman"/>
+                <w:color w:val="000000"/>
+                <w:sz w:val="24"/>
               </w:rPr>
             </w:pPr>
             <w:r>
               <w:rPr>
                 <w:rFonts w:eastAsia="Times New Roman"/>
                 <w:color w:val="000000"/>
-              </w:rPr>
-              <w:t>1 колонка, бургер-меню, центрирование</w:t>
+                <w:sz w:val="24"/>
+              </w:rPr>
+              <w:t xml:space="preserve">1 колонка, </w:t>
+            </w:r>
+            <w:proofErr w:type="spellStart"/>
+            <w:r>
+              <w:rPr>
+                <w:rFonts w:eastAsia="Times New Roman"/>
+                <w:color w:val="000000"/>
+                <w:sz w:val="24"/>
+              </w:rPr>
+              <w:t>бургер</w:t>
+            </w:r>
+            <w:proofErr w:type="spellEnd"/>
+            <w:r>
+              <w:rPr>
+                <w:rFonts w:eastAsia="Times New Roman"/>
+                <w:color w:val="000000"/>
+                <w:sz w:val="24"/>
+              </w:rPr>
+              <w:t>-меню, центрирование</w:t>
             </w:r>
           </w:p>
         </w:tc>
@@ -1804,16 +2091,19 @@
           </w:tcPr>
           <w:p>
             <w:pPr>
-              <w:spacing w:before="240" w:after="240"/>
-              <w:rPr>
-                <w:rFonts w:eastAsia="Times New Roman"/>
-                <w:color w:val="000000"/>
+              <w:spacing w:line="240" w:lineRule="auto"/>
+              <w:ind w:firstLine="0"/>
+              <w:rPr>
+                <w:rFonts w:eastAsia="Times New Roman"/>
+                <w:color w:val="000000"/>
+                <w:sz w:val="24"/>
               </w:rPr>
             </w:pPr>
             <w:r>
               <w:rPr>
                 <w:rFonts w:eastAsia="Times New Roman"/>
                 <w:color w:val="000000"/>
+                <w:sz w:val="24"/>
               </w:rPr>
               <w:t>Малые экраны</w:t>
             </w:r>
@@ -1838,16 +2128,19 @@
           </w:tcPr>
           <w:p>
             <w:pPr>
-              <w:spacing w:before="240" w:after="240"/>
-              <w:rPr>
-                <w:rFonts w:eastAsia="Times New Roman"/>
-                <w:color w:val="000000"/>
+              <w:spacing w:line="240" w:lineRule="auto"/>
+              <w:ind w:firstLine="0"/>
+              <w:rPr>
+                <w:rFonts w:eastAsia="Times New Roman"/>
+                <w:color w:val="000000"/>
+                <w:sz w:val="24"/>
               </w:rPr>
             </w:pPr>
             <w:r>
               <w:rPr>
                 <w:rFonts w:eastAsia="Times New Roman"/>
                 <w:color w:val="000000"/>
+                <w:sz w:val="24"/>
               </w:rPr>
               <w:t>&lt;480px</w:t>
             </w:r>
@@ -1872,16 +2165,19 @@
           </w:tcPr>
           <w:p>
             <w:pPr>
-              <w:spacing w:before="240" w:after="240"/>
-              <w:rPr>
-                <w:rFonts w:eastAsia="Times New Roman"/>
-                <w:color w:val="000000"/>
+              <w:spacing w:line="240" w:lineRule="auto"/>
+              <w:ind w:firstLine="0"/>
+              <w:rPr>
+                <w:rFonts w:eastAsia="Times New Roman"/>
+                <w:color w:val="000000"/>
+                <w:sz w:val="24"/>
               </w:rPr>
             </w:pPr>
             <w:r>
               <w:rPr>
                 <w:rFonts w:eastAsia="Times New Roman"/>
                 <w:color w:val="000000"/>
+                <w:sz w:val="24"/>
               </w:rPr>
               <w:t>Минимальные отступы, уменьшенный шрифт</w:t>
             </w:r>
@@ -1891,7 +2187,6 @@
     </w:tbl>
     <w:p>
       <w:pPr>
-        <w:pStyle w:val="2"/>
         <w:rPr>
           <w:rFonts w:eastAsia="Times New Roman"/>
           <w:color w:val="000000"/>
@@ -1907,1571 +2202,261 @@
     </w:p>
     <w:p>
       <w:pPr>
-        <w:pStyle w:val="a3"/>
-        <w:rPr>
-          <w:color w:val="000000"/>
-        </w:rPr>
-      </w:pPr>
-      <w:r>
-        <w:rPr>
-          <w:color w:val="000000"/>
-        </w:rPr>
-        <w:t>Логотип, изображения и видео — плейсхолдеры (добавляются после подготовки в графическом редакторе).</w:t>
+        <w:rPr>
+          <w:color w:val="000000"/>
+        </w:rPr>
+      </w:pPr>
+      <w:r>
+        <w:rPr>
+          <w:color w:val="000000"/>
+        </w:rPr>
+        <w:t xml:space="preserve">Логотип, изображения и видео — </w:t>
+      </w:r>
+      <w:proofErr w:type="spellStart"/>
+      <w:r>
+        <w:rPr>
+          <w:color w:val="000000"/>
+        </w:rPr>
+        <w:t>плейсхолдеры</w:t>
+      </w:r>
+      <w:proofErr w:type="spellEnd"/>
+      <w:r>
+        <w:rPr>
+          <w:color w:val="000000"/>
+        </w:rPr>
+        <w:t xml:space="preserve"> (добавляются после подготовки в графическом редакторе).</w:t>
       </w:r>
     </w:p>
     <w:p>
       <w:pPr>
-        <w:pStyle w:val="1"/>
-        <w:rPr>
-          <w:rFonts w:eastAsia="Times New Roman"/>
-          <w:color w:val="000000"/>
-        </w:rPr>
-      </w:pPr>
-      <w:r>
-        <w:rPr>
-          <w:rFonts w:eastAsia="Times New Roman"/>
-          <w:color w:val="000000"/>
-        </w:rPr>
-        <w:lastRenderedPageBreak/>
+        <w:rPr>
+          <w:rFonts w:eastAsia="Times New Roman"/>
+        </w:rPr>
+      </w:pPr>
+      <w:r>
+        <w:rPr>
+          <w:rFonts w:eastAsia="Times New Roman"/>
+        </w:rPr>
         <w:t>4. Структура сайта</w:t>
       </w:r>
     </w:p>
     <w:p>
       <w:pPr>
-        <w:numPr>
-          <w:ilvl w:val="0"/>
-          <w:numId w:val="3"/>
-        </w:numPr>
-        <w:spacing w:before="100" w:beforeAutospacing="1" w:after="40"/>
-        <w:rPr>
-          <w:rFonts w:eastAsia="Times New Roman"/>
-          <w:color w:val="000000"/>
-          <w:sz w:val="28"/>
-          <w:szCs w:val="28"/>
-        </w:rPr>
-      </w:pPr>
-      <w:r>
-        <w:rPr>
-          <w:rFonts w:eastAsia="Times New Roman"/>
-          <w:color w:val="000000"/>
-          <w:sz w:val="28"/>
-          <w:szCs w:val="28"/>
-        </w:rPr>
-        <w:t>Header — логотип, название, навигация</w:t>
+        <w:rPr>
+          <w:rFonts w:eastAsia="Times New Roman"/>
+          <w:color w:val="000000"/>
+          <w:szCs w:val="28"/>
+        </w:rPr>
+      </w:pPr>
+      <w:proofErr w:type="spellStart"/>
+      <w:r>
+        <w:rPr>
+          <w:rFonts w:eastAsia="Times New Roman"/>
+          <w:color w:val="000000"/>
+          <w:szCs w:val="28"/>
+        </w:rPr>
+        <w:t>Header</w:t>
+      </w:r>
+      <w:proofErr w:type="spellEnd"/>
+      <w:r>
+        <w:rPr>
+          <w:rFonts w:eastAsia="Times New Roman"/>
+          <w:color w:val="000000"/>
+          <w:szCs w:val="28"/>
+        </w:rPr>
+        <w:t xml:space="preserve"> — логотип, название, навигация</w:t>
       </w:r>
     </w:p>
     <w:p>
       <w:pPr>
-        <w:numPr>
-          <w:ilvl w:val="0"/>
-          <w:numId w:val="3"/>
-        </w:numPr>
-        <w:spacing w:before="100" w:beforeAutospacing="1" w:after="40"/>
-        <w:rPr>
-          <w:rFonts w:eastAsia="Times New Roman"/>
-          <w:color w:val="000000"/>
-          <w:sz w:val="28"/>
-          <w:szCs w:val="28"/>
-        </w:rPr>
-      </w:pPr>
-      <w:r>
-        <w:rPr>
-          <w:rFonts w:eastAsia="Times New Roman"/>
-          <w:color w:val="000000"/>
-          <w:sz w:val="28"/>
-          <w:szCs w:val="28"/>
-        </w:rPr>
-        <w:t>Hero — заголовок, описание, CTA-кнопки, изображение</w:t>
+        <w:rPr>
+          <w:rFonts w:eastAsia="Times New Roman"/>
+          <w:color w:val="000000"/>
+          <w:szCs w:val="28"/>
+        </w:rPr>
+      </w:pPr>
+      <w:proofErr w:type="spellStart"/>
+      <w:r>
+        <w:rPr>
+          <w:rFonts w:eastAsia="Times New Roman"/>
+          <w:color w:val="000000"/>
+          <w:szCs w:val="28"/>
+        </w:rPr>
+        <w:t>Hero</w:t>
+      </w:r>
+      <w:proofErr w:type="spellEnd"/>
+      <w:r>
+        <w:rPr>
+          <w:rFonts w:eastAsia="Times New Roman"/>
+          <w:color w:val="000000"/>
+          <w:szCs w:val="28"/>
+        </w:rPr>
+        <w:t xml:space="preserve"> — заголовок, описание, CTA-кнопки, изображение</w:t>
       </w:r>
     </w:p>
     <w:p>
       <w:pPr>
-        <w:numPr>
-          <w:ilvl w:val="0"/>
-          <w:numId w:val="3"/>
-        </w:numPr>
-        <w:spacing w:before="100" w:beforeAutospacing="1" w:after="40"/>
-        <w:rPr>
-          <w:rFonts w:eastAsia="Times New Roman"/>
-          <w:color w:val="000000"/>
-          <w:sz w:val="28"/>
-          <w:szCs w:val="28"/>
-        </w:rPr>
-      </w:pPr>
-      <w:r>
-        <w:rPr>
-          <w:rFonts w:eastAsia="Times New Roman"/>
-          <w:color w:val="000000"/>
-          <w:sz w:val="28"/>
-          <w:szCs w:val="28"/>
-        </w:rPr>
-        <w:t>About — описание продукции</w:t>
+        <w:rPr>
+          <w:rFonts w:eastAsia="Times New Roman"/>
+          <w:color w:val="000000"/>
+          <w:szCs w:val="28"/>
+        </w:rPr>
+      </w:pPr>
+      <w:proofErr w:type="spellStart"/>
+      <w:r>
+        <w:rPr>
+          <w:rFonts w:eastAsia="Times New Roman"/>
+          <w:color w:val="000000"/>
+          <w:szCs w:val="28"/>
+        </w:rPr>
+        <w:t>About</w:t>
+      </w:r>
+      <w:proofErr w:type="spellEnd"/>
+      <w:r>
+        <w:rPr>
+          <w:rFonts w:eastAsia="Times New Roman"/>
+          <w:color w:val="000000"/>
+          <w:szCs w:val="28"/>
+        </w:rPr>
+        <w:t xml:space="preserve"> — описание продукции</w:t>
       </w:r>
     </w:p>
     <w:p>
       <w:pPr>
-        <w:numPr>
-          <w:ilvl w:val="0"/>
-          <w:numId w:val="3"/>
-        </w:numPr>
-        <w:spacing w:before="100" w:beforeAutospacing="1" w:after="40"/>
-        <w:rPr>
-          <w:rFonts w:eastAsia="Times New Roman"/>
-          <w:color w:val="000000"/>
-          <w:sz w:val="28"/>
-          <w:szCs w:val="28"/>
-        </w:rPr>
-      </w:pPr>
-      <w:r>
-        <w:rPr>
-          <w:rFonts w:eastAsia="Times New Roman"/>
-          <w:color w:val="000000"/>
-          <w:sz w:val="28"/>
-          <w:szCs w:val="28"/>
-        </w:rPr>
-        <w:t>Slider — галерея раб</w:t>
-      </w:r>
-      <w:r>
-        <w:rPr>
-          <w:rFonts w:eastAsia="Times New Roman"/>
-          <w:color w:val="000000"/>
-          <w:sz w:val="28"/>
-          <w:szCs w:val="28"/>
-        </w:rPr>
-        <w:t>от</w:t>
+        <w:rPr>
+          <w:rFonts w:eastAsia="Times New Roman"/>
+          <w:color w:val="000000"/>
+          <w:szCs w:val="28"/>
+        </w:rPr>
+      </w:pPr>
+      <w:proofErr w:type="spellStart"/>
+      <w:r>
+        <w:rPr>
+          <w:rFonts w:eastAsia="Times New Roman"/>
+          <w:color w:val="000000"/>
+          <w:szCs w:val="28"/>
+        </w:rPr>
+        <w:t>Slider</w:t>
+      </w:r>
+      <w:proofErr w:type="spellEnd"/>
+      <w:r>
+        <w:rPr>
+          <w:rFonts w:eastAsia="Times New Roman"/>
+          <w:color w:val="000000"/>
+          <w:szCs w:val="28"/>
+        </w:rPr>
+        <w:t xml:space="preserve"> — галерея работ</w:t>
       </w:r>
     </w:p>
     <w:p>
       <w:pPr>
-        <w:numPr>
-          <w:ilvl w:val="0"/>
-          <w:numId w:val="3"/>
-        </w:numPr>
-        <w:spacing w:before="100" w:beforeAutospacing="1" w:after="40"/>
-        <w:rPr>
-          <w:rFonts w:eastAsia="Times New Roman"/>
-          <w:color w:val="000000"/>
-          <w:sz w:val="28"/>
-          <w:szCs w:val="28"/>
-        </w:rPr>
-      </w:pPr>
-      <w:r>
-        <w:rPr>
-          <w:rFonts w:eastAsia="Times New Roman"/>
-          <w:color w:val="000000"/>
-          <w:sz w:val="28"/>
-          <w:szCs w:val="28"/>
-        </w:rPr>
-        <w:t>Video — плеер</w:t>
+        <w:rPr>
+          <w:rFonts w:eastAsia="Times New Roman"/>
+          <w:color w:val="000000"/>
+          <w:szCs w:val="28"/>
+        </w:rPr>
+      </w:pPr>
+      <w:proofErr w:type="spellStart"/>
+      <w:r>
+        <w:rPr>
+          <w:rFonts w:eastAsia="Times New Roman"/>
+          <w:color w:val="000000"/>
+          <w:szCs w:val="28"/>
+        </w:rPr>
+        <w:t>Video</w:t>
+      </w:r>
+      <w:proofErr w:type="spellEnd"/>
+      <w:r>
+        <w:rPr>
+          <w:rFonts w:eastAsia="Times New Roman"/>
+          <w:color w:val="000000"/>
+          <w:szCs w:val="28"/>
+        </w:rPr>
+        <w:t xml:space="preserve"> — плеер</w:t>
       </w:r>
     </w:p>
     <w:p>
       <w:pPr>
-        <w:numPr>
-          <w:ilvl w:val="0"/>
-          <w:numId w:val="3"/>
-        </w:numPr>
-        <w:spacing w:before="100" w:beforeAutospacing="1" w:after="40"/>
-        <w:rPr>
-          <w:rFonts w:eastAsia="Times New Roman"/>
-          <w:color w:val="000000"/>
-          <w:sz w:val="28"/>
-          <w:szCs w:val="28"/>
-        </w:rPr>
-      </w:pPr>
-      <w:r>
-        <w:rPr>
-          <w:rFonts w:eastAsia="Times New Roman"/>
-          <w:color w:val="000000"/>
-          <w:sz w:val="28"/>
-          <w:szCs w:val="28"/>
-        </w:rPr>
-        <w:t>Features — 6 карточек преимуществ</w:t>
+        <w:rPr>
+          <w:rFonts w:eastAsia="Times New Roman"/>
+          <w:color w:val="000000"/>
+          <w:szCs w:val="28"/>
+        </w:rPr>
+      </w:pPr>
+      <w:proofErr w:type="spellStart"/>
+      <w:r>
+        <w:rPr>
+          <w:rFonts w:eastAsia="Times New Roman"/>
+          <w:color w:val="000000"/>
+          <w:szCs w:val="28"/>
+        </w:rPr>
+        <w:t>Features</w:t>
+      </w:r>
+      <w:proofErr w:type="spellEnd"/>
+      <w:r>
+        <w:rPr>
+          <w:rFonts w:eastAsia="Times New Roman"/>
+          <w:color w:val="000000"/>
+          <w:szCs w:val="28"/>
+        </w:rPr>
+        <w:t xml:space="preserve"> — 6 карточек преимуществ</w:t>
       </w:r>
     </w:p>
     <w:p>
       <w:pPr>
-        <w:numPr>
-          <w:ilvl w:val="0"/>
-          <w:numId w:val="3"/>
-        </w:numPr>
-        <w:spacing w:before="100" w:beforeAutospacing="1" w:after="40"/>
-        <w:rPr>
-          <w:rFonts w:eastAsia="Times New Roman"/>
-          <w:color w:val="000000"/>
-          <w:sz w:val="28"/>
-          <w:szCs w:val="28"/>
-        </w:rPr>
-      </w:pPr>
-      <w:r>
-        <w:rPr>
-          <w:rFonts w:eastAsia="Times New Roman"/>
-          <w:color w:val="000000"/>
-          <w:sz w:val="28"/>
-          <w:szCs w:val="28"/>
-        </w:rPr>
-        <w:t>Form — форма обратной связи</w:t>
+        <w:rPr>
+          <w:rFonts w:eastAsia="Times New Roman"/>
+          <w:color w:val="000000"/>
+          <w:szCs w:val="28"/>
+        </w:rPr>
+      </w:pPr>
+      <w:proofErr w:type="spellStart"/>
+      <w:r>
+        <w:rPr>
+          <w:rFonts w:eastAsia="Times New Roman"/>
+          <w:color w:val="000000"/>
+          <w:szCs w:val="28"/>
+        </w:rPr>
+        <w:lastRenderedPageBreak/>
+        <w:t>Form</w:t>
+      </w:r>
+      <w:proofErr w:type="spellEnd"/>
+      <w:r>
+        <w:rPr>
+          <w:rFonts w:eastAsia="Times New Roman"/>
+          <w:color w:val="000000"/>
+          <w:szCs w:val="28"/>
+        </w:rPr>
+        <w:t xml:space="preserve"> — форма обратной связи</w:t>
       </w:r>
     </w:p>
     <w:p>
       <w:pPr>
-        <w:numPr>
-          <w:ilvl w:val="0"/>
-          <w:numId w:val="3"/>
-        </w:numPr>
-        <w:spacing w:before="100" w:beforeAutospacing="1" w:after="40"/>
-        <w:rPr>
-          <w:rFonts w:eastAsia="Times New Roman"/>
-          <w:color w:val="000000"/>
-          <w:sz w:val="28"/>
-          <w:szCs w:val="28"/>
-        </w:rPr>
-      </w:pPr>
-      <w:r>
-        <w:rPr>
-          <w:rFonts w:eastAsia="Times New Roman"/>
-          <w:color w:val="000000"/>
-          <w:sz w:val="28"/>
-          <w:szCs w:val="28"/>
-        </w:rPr>
-        <w:t>Footer — контакты, копирайт</w:t>
-      </w:r>
-    </w:p>
-    <w:p>
-      <w:pPr>
-        <w:pStyle w:val="1"/>
-        <w:rPr>
-          <w:rFonts w:eastAsia="Times New Roman"/>
-          <w:color w:val="000000"/>
-        </w:rPr>
-      </w:pPr>
-      <w:r>
-        <w:rPr>
-          <w:rFonts w:eastAsia="Times New Roman"/>
-          <w:color w:val="000000"/>
-        </w:rPr>
-        <w:t>5. Состав и содержание работ</w:t>
-      </w:r>
-    </w:p>
-    <w:tbl>
-      <w:tblPr>
-        <w:tblW w:w="5000" w:type="pct"/>
-        <w:tblCellMar>
-          <w:top w:w="15" w:type="dxa"/>
-          <w:left w:w="15" w:type="dxa"/>
-          <w:bottom w:w="15" w:type="dxa"/>
-          <w:right w:w="15" w:type="dxa"/>
-        </w:tblCellMar>
-        <w:tblLook w:val="04A0" w:firstRow="1" w:lastRow="0" w:firstColumn="1" w:lastColumn="0" w:noHBand="0" w:noVBand="1"/>
-      </w:tblPr>
-      <w:tblGrid>
-        <w:gridCol w:w="480"/>
-        <w:gridCol w:w="480"/>
-        <w:gridCol w:w="480"/>
-      </w:tblGrid>
-      <w:tr>
-        <w:tc>
-          <w:tcPr>
-            <w:tcW w:w="0" w:type="auto"/>
-            <w:tcBorders>
-              <w:top w:val="single" w:sz="6" w:space="0" w:color="000000"/>
-              <w:left w:val="single" w:sz="6" w:space="0" w:color="000000"/>
-              <w:bottom w:val="single" w:sz="6" w:space="0" w:color="000000"/>
-              <w:right w:val="single" w:sz="6" w:space="0" w:color="000000"/>
-            </w:tcBorders>
-            <w:tcMar>
-              <w:top w:w="80" w:type="dxa"/>
-              <w:left w:w="160" w:type="dxa"/>
-              <w:bottom w:w="80" w:type="dxa"/>
-              <w:right w:w="160" w:type="dxa"/>
-            </w:tcMar>
-            <w:hideMark/>
-          </w:tcPr>
-          <w:p>
-            <w:pPr>
-              <w:spacing w:before="240" w:after="240"/>
-              <w:rPr>
-                <w:rFonts w:eastAsia="Times New Roman"/>
-                <w:b/>
-                <w:bCs/>
-                <w:color w:val="000000"/>
-              </w:rPr>
-            </w:pPr>
-            <w:r>
-              <w:rPr>
-                <w:rFonts w:eastAsia="Times New Roman"/>
-                <w:b/>
-                <w:bCs/>
-                <w:color w:val="000000"/>
-              </w:rPr>
-              <w:t>Этап</w:t>
-            </w:r>
-          </w:p>
-        </w:tc>
-        <w:tc>
-          <w:tcPr>
-            <w:tcW w:w="0" w:type="auto"/>
-            <w:tcBorders>
-              <w:top w:val="single" w:sz="6" w:space="0" w:color="000000"/>
-              <w:left w:val="single" w:sz="6" w:space="0" w:color="000000"/>
-              <w:bottom w:val="single" w:sz="6" w:space="0" w:color="000000"/>
-              <w:right w:val="single" w:sz="6" w:space="0" w:color="000000"/>
-            </w:tcBorders>
-            <w:tcMar>
-              <w:top w:w="80" w:type="dxa"/>
-              <w:left w:w="160" w:type="dxa"/>
-              <w:bottom w:w="80" w:type="dxa"/>
-              <w:right w:w="160" w:type="dxa"/>
-            </w:tcMar>
-            <w:hideMark/>
-          </w:tcPr>
-          <w:p>
-            <w:pPr>
-              <w:spacing w:before="240" w:after="240"/>
-              <w:rPr>
-                <w:rFonts w:eastAsia="Times New Roman"/>
-                <w:b/>
-                <w:bCs/>
-                <w:color w:val="000000"/>
-              </w:rPr>
-            </w:pPr>
-            <w:r>
-              <w:rPr>
-                <w:rFonts w:eastAsia="Times New Roman"/>
-                <w:b/>
-                <w:bCs/>
-                <w:color w:val="000000"/>
-              </w:rPr>
-              <w:t>Содержание работ</w:t>
-            </w:r>
-          </w:p>
-        </w:tc>
-        <w:tc>
-          <w:tcPr>
-            <w:tcW w:w="0" w:type="auto"/>
-            <w:tcBorders>
-              <w:top w:val="single" w:sz="6" w:space="0" w:color="000000"/>
-              <w:left w:val="single" w:sz="6" w:space="0" w:color="000000"/>
-              <w:bottom w:val="single" w:sz="6" w:space="0" w:color="000000"/>
-              <w:right w:val="single" w:sz="6" w:space="0" w:color="000000"/>
-            </w:tcBorders>
-            <w:tcMar>
-              <w:top w:w="80" w:type="dxa"/>
-              <w:left w:w="160" w:type="dxa"/>
-              <w:bottom w:w="80" w:type="dxa"/>
-              <w:right w:w="160" w:type="dxa"/>
-            </w:tcMar>
-            <w:hideMark/>
-          </w:tcPr>
-          <w:p>
-            <w:pPr>
-              <w:spacing w:before="240" w:after="240"/>
-              <w:rPr>
-                <w:rFonts w:eastAsia="Times New Roman"/>
-                <w:b/>
-                <w:bCs/>
-                <w:color w:val="000000"/>
-              </w:rPr>
-            </w:pPr>
-            <w:r>
-              <w:rPr>
-                <w:rFonts w:eastAsia="Times New Roman"/>
-                <w:b/>
-                <w:bCs/>
-                <w:color w:val="000000"/>
-              </w:rPr>
-              <w:t>Часы</w:t>
-            </w:r>
-          </w:p>
-        </w:tc>
-      </w:tr>
-      <w:tr>
-        <w:tc>
-          <w:tcPr>
-            <w:tcW w:w="0" w:type="auto"/>
-            <w:tcBorders>
-              <w:top w:val="single" w:sz="6" w:space="0" w:color="000000"/>
-              <w:left w:val="single" w:sz="6" w:space="0" w:color="000000"/>
-              <w:bottom w:val="single" w:sz="6" w:space="0" w:color="000000"/>
-              <w:right w:val="single" w:sz="6" w:space="0" w:color="000000"/>
-            </w:tcBorders>
-            <w:tcMar>
-              <w:top w:w="80" w:type="dxa"/>
-              <w:left w:w="160" w:type="dxa"/>
-              <w:bottom w:w="80" w:type="dxa"/>
-              <w:right w:w="160" w:type="dxa"/>
-            </w:tcMar>
-            <w:hideMark/>
-          </w:tcPr>
-          <w:p>
-            <w:pPr>
-              <w:spacing w:before="240" w:after="240"/>
-              <w:rPr>
-                <w:rFonts w:eastAsia="Times New Roman"/>
-                <w:color w:val="000000"/>
-              </w:rPr>
-            </w:pPr>
-            <w:r>
-              <w:rPr>
-                <w:rFonts w:eastAsia="Times New Roman"/>
-                <w:color w:val="000000"/>
-              </w:rPr>
-              <w:t>1</w:t>
-            </w:r>
-          </w:p>
-        </w:tc>
-        <w:tc>
-          <w:tcPr>
-            <w:tcW w:w="0" w:type="auto"/>
-            <w:tcBorders>
-              <w:top w:val="single" w:sz="6" w:space="0" w:color="000000"/>
-              <w:left w:val="single" w:sz="6" w:space="0" w:color="000000"/>
-              <w:bottom w:val="single" w:sz="6" w:space="0" w:color="000000"/>
-              <w:right w:val="single" w:sz="6" w:space="0" w:color="000000"/>
-            </w:tcBorders>
-            <w:tcMar>
-              <w:top w:w="80" w:type="dxa"/>
-              <w:left w:w="160" w:type="dxa"/>
-              <w:bottom w:w="80" w:type="dxa"/>
-              <w:right w:w="160" w:type="dxa"/>
-            </w:tcMar>
-            <w:hideMark/>
-          </w:tcPr>
-          <w:p>
-            <w:pPr>
-              <w:spacing w:before="240" w:after="240"/>
-              <w:rPr>
-                <w:rFonts w:eastAsia="Times New Roman"/>
-                <w:color w:val="000000"/>
-              </w:rPr>
-            </w:pPr>
-            <w:r>
-              <w:rPr>
-                <w:rFonts w:eastAsia="Times New Roman"/>
-                <w:color w:val="000000"/>
-              </w:rPr>
-              <w:t>Анализ ТЗ, целевой аудитории, выбор дизайн-решения</w:t>
-            </w:r>
-          </w:p>
-        </w:tc>
-        <w:tc>
-          <w:tcPr>
-            <w:tcW w:w="0" w:type="auto"/>
-            <w:tcBorders>
-              <w:top w:val="single" w:sz="6" w:space="0" w:color="000000"/>
-              <w:left w:val="single" w:sz="6" w:space="0" w:color="000000"/>
-              <w:bottom w:val="single" w:sz="6" w:space="0" w:color="000000"/>
-              <w:right w:val="single" w:sz="6" w:space="0" w:color="000000"/>
-            </w:tcBorders>
-            <w:tcMar>
-              <w:top w:w="80" w:type="dxa"/>
-              <w:left w:w="160" w:type="dxa"/>
-              <w:bottom w:w="80" w:type="dxa"/>
-              <w:right w:w="160" w:type="dxa"/>
-            </w:tcMar>
-            <w:hideMark/>
-          </w:tcPr>
-          <w:p>
-            <w:pPr>
-              <w:spacing w:before="240" w:after="240"/>
-              <w:rPr>
-                <w:rFonts w:eastAsia="Times New Roman"/>
-                <w:color w:val="000000"/>
-              </w:rPr>
-            </w:pPr>
-            <w:r>
-              <w:rPr>
-                <w:rFonts w:eastAsia="Times New Roman"/>
-                <w:color w:val="000000"/>
-              </w:rPr>
-              <w:t>24</w:t>
-            </w:r>
-          </w:p>
-        </w:tc>
-      </w:tr>
-      <w:tr>
-        <w:tc>
-          <w:tcPr>
-            <w:tcW w:w="0" w:type="auto"/>
-            <w:tcBorders>
-              <w:top w:val="single" w:sz="6" w:space="0" w:color="000000"/>
-              <w:left w:val="single" w:sz="6" w:space="0" w:color="000000"/>
-              <w:bottom w:val="single" w:sz="6" w:space="0" w:color="000000"/>
-              <w:right w:val="single" w:sz="6" w:space="0" w:color="000000"/>
-            </w:tcBorders>
-            <w:tcMar>
-              <w:top w:w="80" w:type="dxa"/>
-              <w:left w:w="160" w:type="dxa"/>
-              <w:bottom w:w="80" w:type="dxa"/>
-              <w:right w:w="160" w:type="dxa"/>
-            </w:tcMar>
-            <w:hideMark/>
-          </w:tcPr>
-          <w:p>
-            <w:pPr>
-              <w:spacing w:before="240" w:after="240"/>
-              <w:rPr>
-                <w:rFonts w:eastAsia="Times New Roman"/>
-                <w:color w:val="000000"/>
-              </w:rPr>
-            </w:pPr>
-            <w:r>
-              <w:rPr>
-                <w:rFonts w:eastAsia="Times New Roman"/>
-                <w:color w:val="000000"/>
-              </w:rPr>
-              <w:t>2</w:t>
-            </w:r>
-          </w:p>
-        </w:tc>
-        <w:tc>
-          <w:tcPr>
-            <w:tcW w:w="0" w:type="auto"/>
-            <w:tcBorders>
-              <w:top w:val="single" w:sz="6" w:space="0" w:color="000000"/>
-              <w:left w:val="single" w:sz="6" w:space="0" w:color="000000"/>
-              <w:bottom w:val="single" w:sz="6" w:space="0" w:color="000000"/>
-              <w:right w:val="single" w:sz="6" w:space="0" w:color="000000"/>
-            </w:tcBorders>
-            <w:tcMar>
-              <w:top w:w="80" w:type="dxa"/>
-              <w:left w:w="160" w:type="dxa"/>
-              <w:bottom w:w="80" w:type="dxa"/>
-              <w:right w:w="160" w:type="dxa"/>
-            </w:tcMar>
-            <w:hideMark/>
-          </w:tcPr>
-          <w:p>
-            <w:pPr>
-              <w:spacing w:before="240" w:after="240"/>
-              <w:rPr>
-                <w:rFonts w:eastAsia="Times New Roman"/>
-                <w:color w:val="000000"/>
-              </w:rPr>
-            </w:pPr>
-            <w:r>
-              <w:rPr>
-                <w:rFonts w:eastAsia="Times New Roman"/>
-                <w:color w:val="000000"/>
-              </w:rPr>
-              <w:t>Прототип и информационная архитектура</w:t>
-            </w:r>
-          </w:p>
-        </w:tc>
-        <w:tc>
-          <w:tcPr>
-            <w:tcW w:w="0" w:type="auto"/>
-            <w:tcBorders>
-              <w:top w:val="single" w:sz="6" w:space="0" w:color="000000"/>
-              <w:left w:val="single" w:sz="6" w:space="0" w:color="000000"/>
-              <w:bottom w:val="single" w:sz="6" w:space="0" w:color="000000"/>
-              <w:right w:val="single" w:sz="6" w:space="0" w:color="000000"/>
-            </w:tcBorders>
-            <w:tcMar>
-              <w:top w:w="80" w:type="dxa"/>
-              <w:left w:w="160" w:type="dxa"/>
-              <w:bottom w:w="80" w:type="dxa"/>
-              <w:right w:w="160" w:type="dxa"/>
-            </w:tcMar>
-            <w:hideMark/>
-          </w:tcPr>
-          <w:p>
-            <w:pPr>
-              <w:spacing w:before="240" w:after="240"/>
-              <w:rPr>
-                <w:rFonts w:eastAsia="Times New Roman"/>
-                <w:color w:val="000000"/>
-              </w:rPr>
-            </w:pPr>
-            <w:r>
-              <w:rPr>
-                <w:rFonts w:eastAsia="Times New Roman"/>
-                <w:color w:val="000000"/>
-              </w:rPr>
-              <w:t>20</w:t>
-            </w:r>
-          </w:p>
-        </w:tc>
-      </w:tr>
-      <w:tr>
-        <w:tc>
-          <w:tcPr>
-            <w:tcW w:w="0" w:type="auto"/>
-            <w:tcBorders>
-              <w:top w:val="single" w:sz="6" w:space="0" w:color="000000"/>
-              <w:left w:val="single" w:sz="6" w:space="0" w:color="000000"/>
-              <w:bottom w:val="single" w:sz="6" w:space="0" w:color="000000"/>
-              <w:right w:val="single" w:sz="6" w:space="0" w:color="000000"/>
-            </w:tcBorders>
-            <w:tcMar>
-              <w:top w:w="80" w:type="dxa"/>
-              <w:left w:w="160" w:type="dxa"/>
-              <w:bottom w:w="80" w:type="dxa"/>
-              <w:right w:w="160" w:type="dxa"/>
-            </w:tcMar>
-            <w:hideMark/>
-          </w:tcPr>
-          <w:p>
-            <w:pPr>
-              <w:spacing w:before="240" w:after="240"/>
-              <w:rPr>
-                <w:rFonts w:eastAsia="Times New Roman"/>
-                <w:color w:val="000000"/>
-              </w:rPr>
-            </w:pPr>
-            <w:r>
-              <w:rPr>
-                <w:rFonts w:eastAsia="Times New Roman"/>
-                <w:color w:val="000000"/>
-              </w:rPr>
-              <w:t>3</w:t>
-            </w:r>
-          </w:p>
-        </w:tc>
-        <w:tc>
-          <w:tcPr>
-            <w:tcW w:w="0" w:type="auto"/>
-            <w:tcBorders>
-              <w:top w:val="single" w:sz="6" w:space="0" w:color="000000"/>
-              <w:left w:val="single" w:sz="6" w:space="0" w:color="000000"/>
-              <w:bottom w:val="single" w:sz="6" w:space="0" w:color="000000"/>
-              <w:right w:val="single" w:sz="6" w:space="0" w:color="000000"/>
-            </w:tcBorders>
-            <w:tcMar>
-              <w:top w:w="80" w:type="dxa"/>
-              <w:left w:w="160" w:type="dxa"/>
-              <w:bottom w:w="80" w:type="dxa"/>
-              <w:right w:w="160" w:type="dxa"/>
-            </w:tcMar>
-            <w:hideMark/>
-          </w:tcPr>
-          <w:p>
-            <w:pPr>
-              <w:spacing w:before="240" w:after="240"/>
-              <w:rPr>
-                <w:rFonts w:eastAsia="Times New Roman"/>
-                <w:color w:val="000000"/>
-              </w:rPr>
-            </w:pPr>
-            <w:r>
-              <w:rPr>
-                <w:rFonts w:eastAsia="Times New Roman"/>
-                <w:color w:val="000000"/>
-              </w:rPr>
-              <w:t>Вёрстка HTML + CSS (global, components)</w:t>
-            </w:r>
-          </w:p>
-        </w:tc>
-        <w:tc>
-          <w:tcPr>
-            <w:tcW w:w="0" w:type="auto"/>
-            <w:tcBorders>
-              <w:top w:val="single" w:sz="6" w:space="0" w:color="000000"/>
-              <w:left w:val="single" w:sz="6" w:space="0" w:color="000000"/>
-              <w:bottom w:val="single" w:sz="6" w:space="0" w:color="000000"/>
-              <w:right w:val="single" w:sz="6" w:space="0" w:color="000000"/>
-            </w:tcBorders>
-            <w:tcMar>
-              <w:top w:w="80" w:type="dxa"/>
-              <w:left w:w="160" w:type="dxa"/>
-              <w:bottom w:w="80" w:type="dxa"/>
-              <w:right w:w="160" w:type="dxa"/>
-            </w:tcMar>
-            <w:hideMark/>
-          </w:tcPr>
-          <w:p>
-            <w:pPr>
-              <w:spacing w:before="240" w:after="240"/>
-              <w:rPr>
-                <w:rFonts w:eastAsia="Times New Roman"/>
-                <w:color w:val="000000"/>
-              </w:rPr>
-            </w:pPr>
-            <w:r>
-              <w:rPr>
-                <w:rFonts w:eastAsia="Times New Roman"/>
-                <w:color w:val="000000"/>
-              </w:rPr>
-              <w:t>24</w:t>
-            </w:r>
-          </w:p>
-        </w:tc>
-      </w:tr>
-      <w:tr>
-        <w:tc>
-          <w:tcPr>
-            <w:tcW w:w="0" w:type="auto"/>
-            <w:tcBorders>
-              <w:top w:val="single" w:sz="6" w:space="0" w:color="000000"/>
-              <w:left w:val="single" w:sz="6" w:space="0" w:color="000000"/>
-              <w:bottom w:val="single" w:sz="6" w:space="0" w:color="000000"/>
-              <w:right w:val="single" w:sz="6" w:space="0" w:color="000000"/>
-            </w:tcBorders>
-            <w:tcMar>
-              <w:top w:w="80" w:type="dxa"/>
-              <w:left w:w="160" w:type="dxa"/>
-              <w:bottom w:w="80" w:type="dxa"/>
-              <w:right w:w="160" w:type="dxa"/>
-            </w:tcMar>
-            <w:hideMark/>
-          </w:tcPr>
-          <w:p>
-            <w:pPr>
-              <w:spacing w:before="240" w:after="240"/>
-              <w:rPr>
-                <w:rFonts w:eastAsia="Times New Roman"/>
-                <w:color w:val="000000"/>
-              </w:rPr>
-            </w:pPr>
-            <w:r>
-              <w:rPr>
-                <w:rFonts w:eastAsia="Times New Roman"/>
-                <w:color w:val="000000"/>
-              </w:rPr>
-              <w:t>4</w:t>
-            </w:r>
-          </w:p>
-        </w:tc>
-        <w:tc>
-          <w:tcPr>
-            <w:tcW w:w="0" w:type="auto"/>
-            <w:tcBorders>
-              <w:top w:val="single" w:sz="6" w:space="0" w:color="000000"/>
-              <w:left w:val="single" w:sz="6" w:space="0" w:color="000000"/>
-              <w:bottom w:val="single" w:sz="6" w:space="0" w:color="000000"/>
-              <w:right w:val="single" w:sz="6" w:space="0" w:color="000000"/>
-            </w:tcBorders>
-            <w:tcMar>
-              <w:top w:w="80" w:type="dxa"/>
-              <w:left w:w="160" w:type="dxa"/>
-              <w:bottom w:w="80" w:type="dxa"/>
-              <w:right w:w="160" w:type="dxa"/>
-            </w:tcMar>
-            <w:hideMark/>
-          </w:tcPr>
-          <w:p>
-            <w:pPr>
-              <w:spacing w:before="240" w:after="240"/>
-              <w:rPr>
-                <w:rFonts w:eastAsia="Times New Roman"/>
-                <w:color w:val="000000"/>
-              </w:rPr>
-            </w:pPr>
-            <w:r>
-              <w:rPr>
-                <w:rFonts w:eastAsia="Times New Roman"/>
-                <w:color w:val="000000"/>
-              </w:rPr>
-              <w:t>JavaScript (слайдер, плеер, форма, меню)</w:t>
-            </w:r>
-          </w:p>
-        </w:tc>
-        <w:tc>
-          <w:tcPr>
-            <w:tcW w:w="0" w:type="auto"/>
-            <w:tcBorders>
-              <w:top w:val="single" w:sz="6" w:space="0" w:color="000000"/>
-              <w:left w:val="single" w:sz="6" w:space="0" w:color="000000"/>
-              <w:bottom w:val="single" w:sz="6" w:space="0" w:color="000000"/>
-              <w:right w:val="single" w:sz="6" w:space="0" w:color="000000"/>
-            </w:tcBorders>
-            <w:tcMar>
-              <w:top w:w="80" w:type="dxa"/>
-              <w:left w:w="160" w:type="dxa"/>
-              <w:bottom w:w="80" w:type="dxa"/>
-              <w:right w:w="160" w:type="dxa"/>
-            </w:tcMar>
-            <w:hideMark/>
-          </w:tcPr>
-          <w:p>
-            <w:pPr>
-              <w:spacing w:before="240" w:after="240"/>
-              <w:rPr>
-                <w:rFonts w:eastAsia="Times New Roman"/>
-                <w:color w:val="000000"/>
-              </w:rPr>
-            </w:pPr>
-            <w:r>
-              <w:rPr>
-                <w:rFonts w:eastAsia="Times New Roman"/>
-                <w:color w:val="000000"/>
-              </w:rPr>
-              <w:t>20</w:t>
-            </w:r>
-          </w:p>
-        </w:tc>
-      </w:tr>
-      <w:tr>
-        <w:tc>
-          <w:tcPr>
-            <w:tcW w:w="0" w:type="auto"/>
-            <w:tcBorders>
-              <w:top w:val="single" w:sz="6" w:space="0" w:color="000000"/>
-              <w:left w:val="single" w:sz="6" w:space="0" w:color="000000"/>
-              <w:bottom w:val="single" w:sz="6" w:space="0" w:color="000000"/>
-              <w:right w:val="single" w:sz="6" w:space="0" w:color="000000"/>
-            </w:tcBorders>
-            <w:tcMar>
-              <w:top w:w="80" w:type="dxa"/>
-              <w:left w:w="160" w:type="dxa"/>
-              <w:bottom w:w="80" w:type="dxa"/>
-              <w:right w:w="160" w:type="dxa"/>
-            </w:tcMar>
-            <w:hideMark/>
-          </w:tcPr>
-          <w:p>
-            <w:pPr>
-              <w:spacing w:before="240" w:after="240"/>
-              <w:rPr>
-                <w:rFonts w:eastAsia="Times New Roman"/>
-                <w:color w:val="000000"/>
-              </w:rPr>
-            </w:pPr>
-            <w:r>
-              <w:rPr>
-                <w:rFonts w:eastAsia="Times New Roman"/>
-                <w:color w:val="000000"/>
-              </w:rPr>
-              <w:t>5</w:t>
-            </w:r>
-          </w:p>
-        </w:tc>
-        <w:tc>
-          <w:tcPr>
-            <w:tcW w:w="0" w:type="auto"/>
-            <w:tcBorders>
-              <w:top w:val="single" w:sz="6" w:space="0" w:color="000000"/>
-              <w:left w:val="single" w:sz="6" w:space="0" w:color="000000"/>
-              <w:bottom w:val="single" w:sz="6" w:space="0" w:color="000000"/>
-              <w:right w:val="single" w:sz="6" w:space="0" w:color="000000"/>
-            </w:tcBorders>
-            <w:tcMar>
-              <w:top w:w="80" w:type="dxa"/>
-              <w:left w:w="160" w:type="dxa"/>
-              <w:bottom w:w="80" w:type="dxa"/>
-              <w:right w:w="160" w:type="dxa"/>
-            </w:tcMar>
-            <w:hideMark/>
-          </w:tcPr>
-          <w:p>
-            <w:pPr>
-              <w:spacing w:before="240" w:after="240"/>
-              <w:rPr>
-                <w:rFonts w:eastAsia="Times New Roman"/>
-                <w:color w:val="000000"/>
-              </w:rPr>
-            </w:pPr>
-            <w:r>
-              <w:rPr>
-                <w:rFonts w:eastAsia="Times New Roman"/>
-                <w:color w:val="000000"/>
-              </w:rPr>
-              <w:t>Разработка логотипа и графики</w:t>
-            </w:r>
-          </w:p>
-        </w:tc>
-        <w:tc>
-          <w:tcPr>
-            <w:tcW w:w="0" w:type="auto"/>
-            <w:tcBorders>
-              <w:top w:val="single" w:sz="6" w:space="0" w:color="000000"/>
-              <w:left w:val="single" w:sz="6" w:space="0" w:color="000000"/>
-              <w:bottom w:val="single" w:sz="6" w:space="0" w:color="000000"/>
-              <w:right w:val="single" w:sz="6" w:space="0" w:color="000000"/>
-            </w:tcBorders>
-            <w:tcMar>
-              <w:top w:w="80" w:type="dxa"/>
-              <w:left w:w="160" w:type="dxa"/>
-              <w:bottom w:w="80" w:type="dxa"/>
-              <w:right w:w="160" w:type="dxa"/>
-            </w:tcMar>
-            <w:hideMark/>
-          </w:tcPr>
-          <w:p>
-            <w:pPr>
-              <w:spacing w:before="240" w:after="240"/>
-              <w:rPr>
-                <w:rFonts w:eastAsia="Times New Roman"/>
-                <w:color w:val="000000"/>
-              </w:rPr>
-            </w:pPr>
-            <w:r>
-              <w:rPr>
-                <w:rFonts w:eastAsia="Times New Roman"/>
-                <w:color w:val="000000"/>
-              </w:rPr>
-              <w:t>26</w:t>
-            </w:r>
-          </w:p>
-        </w:tc>
-      </w:tr>
-      <w:tr>
-        <w:tc>
-          <w:tcPr>
-            <w:tcW w:w="0" w:type="auto"/>
-            <w:tcBorders>
-              <w:top w:val="single" w:sz="6" w:space="0" w:color="000000"/>
-              <w:left w:val="single" w:sz="6" w:space="0" w:color="000000"/>
-              <w:bottom w:val="single" w:sz="6" w:space="0" w:color="000000"/>
-              <w:right w:val="single" w:sz="6" w:space="0" w:color="000000"/>
-            </w:tcBorders>
-            <w:tcMar>
-              <w:top w:w="80" w:type="dxa"/>
-              <w:left w:w="160" w:type="dxa"/>
-              <w:bottom w:w="80" w:type="dxa"/>
-              <w:right w:w="160" w:type="dxa"/>
-            </w:tcMar>
-            <w:hideMark/>
-          </w:tcPr>
-          <w:p>
-            <w:pPr>
-              <w:spacing w:before="240" w:after="240"/>
-              <w:rPr>
-                <w:rFonts w:eastAsia="Times New Roman"/>
-                <w:color w:val="000000"/>
-              </w:rPr>
-            </w:pPr>
-            <w:r>
-              <w:rPr>
-                <w:rFonts w:eastAsia="Times New Roman"/>
-                <w:color w:val="000000"/>
-              </w:rPr>
-              <w:t>6</w:t>
-            </w:r>
-          </w:p>
-        </w:tc>
-        <w:tc>
-          <w:tcPr>
-            <w:tcW w:w="0" w:type="auto"/>
-            <w:tcBorders>
-              <w:top w:val="single" w:sz="6" w:space="0" w:color="000000"/>
-              <w:left w:val="single" w:sz="6" w:space="0" w:color="000000"/>
-              <w:bottom w:val="single" w:sz="6" w:space="0" w:color="000000"/>
-              <w:right w:val="single" w:sz="6" w:space="0" w:color="000000"/>
-            </w:tcBorders>
-            <w:tcMar>
-              <w:top w:w="80" w:type="dxa"/>
-              <w:left w:w="160" w:type="dxa"/>
-              <w:bottom w:w="80" w:type="dxa"/>
-              <w:right w:w="160" w:type="dxa"/>
-            </w:tcMar>
-            <w:hideMark/>
-          </w:tcPr>
-          <w:p>
-            <w:pPr>
-              <w:spacing w:before="240" w:after="240"/>
-              <w:rPr>
-                <w:rFonts w:eastAsia="Times New Roman"/>
-                <w:color w:val="000000"/>
-              </w:rPr>
-            </w:pPr>
-            <w:r>
-              <w:rPr>
-                <w:rFonts w:eastAsia="Times New Roman"/>
-                <w:color w:val="000000"/>
-              </w:rPr>
-              <w:t>Тестирование</w:t>
-            </w:r>
-          </w:p>
-        </w:tc>
-        <w:tc>
-          <w:tcPr>
-            <w:tcW w:w="0" w:type="auto"/>
-            <w:tcBorders>
-              <w:top w:val="single" w:sz="6" w:space="0" w:color="000000"/>
-              <w:left w:val="single" w:sz="6" w:space="0" w:color="000000"/>
-              <w:bottom w:val="single" w:sz="6" w:space="0" w:color="000000"/>
-              <w:right w:val="single" w:sz="6" w:space="0" w:color="000000"/>
-            </w:tcBorders>
-            <w:tcMar>
-              <w:top w:w="80" w:type="dxa"/>
-              <w:left w:w="160" w:type="dxa"/>
-              <w:bottom w:w="80" w:type="dxa"/>
-              <w:right w:w="160" w:type="dxa"/>
-            </w:tcMar>
-            <w:hideMark/>
-          </w:tcPr>
-          <w:p>
-            <w:pPr>
-              <w:spacing w:before="240" w:after="240"/>
-              <w:rPr>
-                <w:rFonts w:eastAsia="Times New Roman"/>
-                <w:color w:val="000000"/>
-              </w:rPr>
-            </w:pPr>
-            <w:r>
-              <w:rPr>
-                <w:rFonts w:eastAsia="Times New Roman"/>
-                <w:color w:val="000000"/>
-              </w:rPr>
-              <w:t>12</w:t>
-            </w:r>
-          </w:p>
-        </w:tc>
-      </w:tr>
-      <w:tr>
-        <w:tc>
-          <w:tcPr>
-            <w:tcW w:w="0" w:type="auto"/>
-            <w:tcBorders>
-              <w:top w:val="single" w:sz="6" w:space="0" w:color="000000"/>
-              <w:left w:val="single" w:sz="6" w:space="0" w:color="000000"/>
-              <w:bottom w:val="single" w:sz="6" w:space="0" w:color="000000"/>
-              <w:right w:val="single" w:sz="6" w:space="0" w:color="000000"/>
-            </w:tcBorders>
-            <w:tcMar>
-              <w:top w:w="80" w:type="dxa"/>
-              <w:left w:w="160" w:type="dxa"/>
-              <w:bottom w:w="80" w:type="dxa"/>
-              <w:right w:w="160" w:type="dxa"/>
-            </w:tcMar>
-            <w:hideMark/>
-          </w:tcPr>
-          <w:p>
-            <w:pPr>
-              <w:spacing w:before="240" w:after="240"/>
-              <w:rPr>
-                <w:rFonts w:eastAsia="Times New Roman"/>
-                <w:color w:val="000000"/>
-              </w:rPr>
-            </w:pPr>
-            <w:r>
-              <w:rPr>
-                <w:rFonts w:eastAsia="Times New Roman"/>
-                <w:color w:val="000000"/>
-              </w:rPr>
-              <w:t>7</w:t>
-            </w:r>
-          </w:p>
-        </w:tc>
-        <w:tc>
-          <w:tcPr>
-            <w:tcW w:w="0" w:type="auto"/>
-            <w:tcBorders>
-              <w:top w:val="single" w:sz="6" w:space="0" w:color="000000"/>
-              <w:left w:val="single" w:sz="6" w:space="0" w:color="000000"/>
-              <w:bottom w:val="single" w:sz="6" w:space="0" w:color="000000"/>
-              <w:right w:val="single" w:sz="6" w:space="0" w:color="000000"/>
-            </w:tcBorders>
-            <w:tcMar>
-              <w:top w:w="80" w:type="dxa"/>
-              <w:left w:w="160" w:type="dxa"/>
-              <w:bottom w:w="80" w:type="dxa"/>
-              <w:right w:w="160" w:type="dxa"/>
-            </w:tcMar>
-            <w:hideMark/>
-          </w:tcPr>
-          <w:p>
-            <w:pPr>
-              <w:spacing w:before="240" w:after="240"/>
-              <w:rPr>
-                <w:rFonts w:eastAsia="Times New Roman"/>
-                <w:color w:val="000000"/>
-              </w:rPr>
-            </w:pPr>
-            <w:r>
-              <w:rPr>
-                <w:rFonts w:eastAsia="Times New Roman"/>
-                <w:color w:val="000000"/>
-              </w:rPr>
-              <w:t>Размещение на хостинге</w:t>
-            </w:r>
-          </w:p>
-        </w:tc>
-        <w:tc>
-          <w:tcPr>
-            <w:tcW w:w="0" w:type="auto"/>
-            <w:tcBorders>
-              <w:top w:val="single" w:sz="6" w:space="0" w:color="000000"/>
-              <w:left w:val="single" w:sz="6" w:space="0" w:color="000000"/>
-              <w:bottom w:val="single" w:sz="6" w:space="0" w:color="000000"/>
-              <w:right w:val="single" w:sz="6" w:space="0" w:color="000000"/>
-            </w:tcBorders>
-            <w:tcMar>
-              <w:top w:w="80" w:type="dxa"/>
-              <w:left w:w="160" w:type="dxa"/>
-              <w:bottom w:w="80" w:type="dxa"/>
-              <w:right w:w="160" w:type="dxa"/>
-            </w:tcMar>
-            <w:hideMark/>
-          </w:tcPr>
-          <w:p>
-            <w:pPr>
-              <w:spacing w:before="240" w:after="240"/>
-              <w:rPr>
-                <w:rFonts w:eastAsia="Times New Roman"/>
-                <w:color w:val="000000"/>
-              </w:rPr>
-            </w:pPr>
-            <w:r>
-              <w:rPr>
-                <w:rFonts w:eastAsia="Times New Roman"/>
-                <w:color w:val="000000"/>
-              </w:rPr>
-              <w:t>4</w:t>
-            </w:r>
-          </w:p>
-        </w:tc>
-      </w:tr>
-      <w:tr>
-        <w:tc>
-          <w:tcPr>
-            <w:tcW w:w="0" w:type="auto"/>
-            <w:tcBorders>
-              <w:top w:val="single" w:sz="6" w:space="0" w:color="000000"/>
-              <w:left w:val="single" w:sz="6" w:space="0" w:color="000000"/>
-              <w:bottom w:val="single" w:sz="6" w:space="0" w:color="000000"/>
-              <w:right w:val="single" w:sz="6" w:space="0" w:color="000000"/>
-            </w:tcBorders>
-            <w:tcMar>
-              <w:top w:w="80" w:type="dxa"/>
-              <w:left w:w="160" w:type="dxa"/>
-              <w:bottom w:w="80" w:type="dxa"/>
-              <w:right w:w="160" w:type="dxa"/>
-            </w:tcMar>
-            <w:hideMark/>
-          </w:tcPr>
-          <w:p>
-            <w:pPr>
-              <w:spacing w:before="240" w:after="240"/>
-              <w:rPr>
-                <w:rFonts w:eastAsia="Times New Roman"/>
-                <w:color w:val="000000"/>
-              </w:rPr>
-            </w:pPr>
-            <w:r>
-              <w:rPr>
-                <w:rFonts w:eastAsia="Times New Roman"/>
-                <w:color w:val="000000"/>
-              </w:rPr>
-              <w:t>8</w:t>
-            </w:r>
-          </w:p>
-        </w:tc>
-        <w:tc>
-          <w:tcPr>
-            <w:tcW w:w="0" w:type="auto"/>
-            <w:tcBorders>
-              <w:top w:val="single" w:sz="6" w:space="0" w:color="000000"/>
-              <w:left w:val="single" w:sz="6" w:space="0" w:color="000000"/>
-              <w:bottom w:val="single" w:sz="6" w:space="0" w:color="000000"/>
-              <w:right w:val="single" w:sz="6" w:space="0" w:color="000000"/>
-            </w:tcBorders>
-            <w:tcMar>
-              <w:top w:w="80" w:type="dxa"/>
-              <w:left w:w="160" w:type="dxa"/>
-              <w:bottom w:w="80" w:type="dxa"/>
-              <w:right w:w="160" w:type="dxa"/>
-            </w:tcMar>
-            <w:hideMark/>
-          </w:tcPr>
-          <w:p>
-            <w:pPr>
-              <w:spacing w:before="240" w:after="240"/>
-              <w:rPr>
-                <w:rFonts w:eastAsia="Times New Roman"/>
-                <w:color w:val="000000"/>
-              </w:rPr>
-            </w:pPr>
-            <w:r>
-              <w:rPr>
-                <w:rFonts w:eastAsia="Times New Roman"/>
-                <w:color w:val="000000"/>
-              </w:rPr>
-              <w:t>Составление отчёта</w:t>
-            </w:r>
-          </w:p>
-        </w:tc>
-        <w:tc>
-          <w:tcPr>
-            <w:tcW w:w="0" w:type="auto"/>
-            <w:tcBorders>
-              <w:top w:val="single" w:sz="6" w:space="0" w:color="000000"/>
-              <w:left w:val="single" w:sz="6" w:space="0" w:color="000000"/>
-              <w:bottom w:val="single" w:sz="6" w:space="0" w:color="000000"/>
-              <w:right w:val="single" w:sz="6" w:space="0" w:color="000000"/>
-            </w:tcBorders>
-            <w:tcMar>
-              <w:top w:w="80" w:type="dxa"/>
-              <w:left w:w="160" w:type="dxa"/>
-              <w:bottom w:w="80" w:type="dxa"/>
-              <w:right w:w="160" w:type="dxa"/>
-            </w:tcMar>
-            <w:hideMark/>
-          </w:tcPr>
-          <w:p>
-            <w:pPr>
-              <w:spacing w:before="240" w:after="240"/>
-              <w:rPr>
-                <w:rFonts w:eastAsia="Times New Roman"/>
-                <w:color w:val="000000"/>
-              </w:rPr>
-            </w:pPr>
-            <w:r>
-              <w:rPr>
-                <w:rFonts w:eastAsia="Times New Roman"/>
-                <w:color w:val="000000"/>
-              </w:rPr>
-              <w:t>12</w:t>
-            </w:r>
-          </w:p>
-        </w:tc>
-      </w:tr>
-      <w:tr>
-        <w:tc>
-          <w:tcPr>
-            <w:tcW w:w="0" w:type="auto"/>
-            <w:tcBorders>
-              <w:top w:val="single" w:sz="6" w:space="0" w:color="000000"/>
-              <w:left w:val="single" w:sz="6" w:space="0" w:color="000000"/>
-              <w:bottom w:val="single" w:sz="6" w:space="0" w:color="000000"/>
-              <w:right w:val="single" w:sz="6" w:space="0" w:color="000000"/>
-            </w:tcBorders>
-            <w:tcMar>
-              <w:top w:w="80" w:type="dxa"/>
-              <w:left w:w="160" w:type="dxa"/>
-              <w:bottom w:w="80" w:type="dxa"/>
-              <w:right w:w="160" w:type="dxa"/>
-            </w:tcMar>
-            <w:hideMark/>
-          </w:tcPr>
-          <w:p>
-            <w:pPr>
-              <w:spacing w:before="240" w:after="240"/>
-              <w:rPr>
-                <w:rFonts w:eastAsia="Times New Roman"/>
-                <w:color w:val="000000"/>
-              </w:rPr>
-            </w:pPr>
-          </w:p>
-        </w:tc>
-        <w:tc>
-          <w:tcPr>
-            <w:tcW w:w="0" w:type="auto"/>
-            <w:tcBorders>
-              <w:top w:val="single" w:sz="6" w:space="0" w:color="000000"/>
-              <w:left w:val="single" w:sz="6" w:space="0" w:color="000000"/>
-              <w:bottom w:val="single" w:sz="6" w:space="0" w:color="000000"/>
-              <w:right w:val="single" w:sz="6" w:space="0" w:color="000000"/>
-            </w:tcBorders>
-            <w:tcMar>
-              <w:top w:w="80" w:type="dxa"/>
-              <w:left w:w="160" w:type="dxa"/>
-              <w:bottom w:w="80" w:type="dxa"/>
-              <w:right w:w="160" w:type="dxa"/>
-            </w:tcMar>
-            <w:hideMark/>
-          </w:tcPr>
-          <w:p>
-            <w:pPr>
-              <w:spacing w:before="240" w:after="240"/>
-              <w:rPr>
-                <w:rFonts w:eastAsia="Times New Roman"/>
-                <w:color w:val="000000"/>
-              </w:rPr>
-            </w:pPr>
-            <w:r>
-              <w:rPr>
-                <w:rFonts w:eastAsia="Times New Roman"/>
-                <w:b/>
-                <w:bCs/>
-                <w:color w:val="000000"/>
-              </w:rPr>
-              <w:t>Итого</w:t>
-            </w:r>
-          </w:p>
-        </w:tc>
-        <w:tc>
-          <w:tcPr>
-            <w:tcW w:w="0" w:type="auto"/>
-            <w:tcBorders>
-              <w:top w:val="single" w:sz="6" w:space="0" w:color="000000"/>
-              <w:left w:val="single" w:sz="6" w:space="0" w:color="000000"/>
-              <w:bottom w:val="single" w:sz="6" w:space="0" w:color="000000"/>
-              <w:right w:val="single" w:sz="6" w:space="0" w:color="000000"/>
-            </w:tcBorders>
-            <w:tcMar>
-              <w:top w:w="80" w:type="dxa"/>
-              <w:left w:w="160" w:type="dxa"/>
-              <w:bottom w:w="80" w:type="dxa"/>
-              <w:right w:w="160" w:type="dxa"/>
-            </w:tcMar>
-            <w:hideMark/>
-          </w:tcPr>
-          <w:p>
-            <w:pPr>
-              <w:spacing w:before="240" w:after="240"/>
-              <w:rPr>
-                <w:rFonts w:eastAsia="Times New Roman"/>
-                <w:color w:val="000000"/>
-              </w:rPr>
-            </w:pPr>
-            <w:r>
-              <w:rPr>
-                <w:rFonts w:eastAsia="Times New Roman"/>
-                <w:b/>
-                <w:bCs/>
-                <w:color w:val="000000"/>
-              </w:rPr>
-              <w:t>144</w:t>
-            </w:r>
-          </w:p>
-        </w:tc>
-      </w:tr>
-    </w:tbl>
-    <w:p>
-      <w:pPr>
-        <w:pStyle w:val="1"/>
-        <w:rPr>
-          <w:rFonts w:eastAsia="Times New Roman"/>
-          <w:color w:val="000000"/>
-        </w:rPr>
-      </w:pPr>
-      <w:r>
-        <w:rPr>
-          <w:rFonts w:eastAsia="Times New Roman"/>
-          <w:color w:val="000000"/>
-        </w:rPr>
-        <w:t>6. Размещение</w:t>
-      </w:r>
-    </w:p>
-    <w:p>
-      <w:pPr>
-        <w:pStyle w:val="a3"/>
-        <w:rPr>
-          <w:color w:val="000000"/>
-        </w:rPr>
-      </w:pPr>
-      <w:r>
-        <w:rPr>
-          <w:color w:val="000000"/>
-        </w:rPr>
-        <w:t>Хостинг: GitHub Pages. Адрес: https://creeplife1784-hash.github.io/ProductionPractice.</w:t>
-      </w:r>
-    </w:p>
-    <w:p>
-      <w:pPr>
-        <w:pStyle w:val="1"/>
-        <w:rPr>
-          <w:rFonts w:eastAsia="Times New Roman"/>
-          <w:color w:val="000000"/>
-        </w:rPr>
-      </w:pPr>
-      <w:r>
-        <w:rPr>
-          <w:rFonts w:eastAsia="Times New Roman"/>
-          <w:color w:val="000000"/>
-        </w:rPr>
-        <w:t>7. Требования к документации</w:t>
-      </w:r>
-    </w:p>
-    <w:p>
-      <w:pPr>
-        <w:numPr>
-          <w:ilvl w:val="0"/>
-          <w:numId w:val="4"/>
-        </w:numPr>
-        <w:spacing w:before="100" w:beforeAutospacing="1" w:after="40"/>
-        <w:rPr>
-          <w:rFonts w:eastAsia="Times New Roman"/>
-          <w:color w:val="000000"/>
-          <w:sz w:val="28"/>
-          <w:szCs w:val="28"/>
-        </w:rPr>
-      </w:pPr>
-      <w:r>
-        <w:rPr>
-          <w:rFonts w:eastAsia="Times New Roman"/>
-          <w:color w:val="000000"/>
-          <w:sz w:val="28"/>
-          <w:szCs w:val="28"/>
-        </w:rPr>
-        <w:t>Отчёт 15–25 листов (без приложений).</w:t>
-      </w:r>
-    </w:p>
-    <w:p>
-      <w:pPr>
-        <w:numPr>
-          <w:ilvl w:val="0"/>
-          <w:numId w:val="4"/>
-        </w:numPr>
-        <w:spacing w:before="100" w:beforeAutospacing="1" w:after="40"/>
-        <w:rPr>
-          <w:rFonts w:eastAsia="Times New Roman"/>
-          <w:color w:val="000000"/>
-          <w:sz w:val="28"/>
-          <w:szCs w:val="28"/>
-        </w:rPr>
-      </w:pPr>
-      <w:r>
-        <w:rPr>
-          <w:rFonts w:eastAsia="Times New Roman"/>
-          <w:color w:val="000000"/>
-          <w:sz w:val="28"/>
-          <w:szCs w:val="28"/>
-        </w:rPr>
-        <w:t>Times New Roman 14, полуторный интервал, поля 30-20-10-20 мм.</w:t>
-      </w:r>
-    </w:p>
-    <w:p>
-      <w:pPr>
-        <w:numPr>
-          <w:ilvl w:val="0"/>
-          <w:numId w:val="4"/>
-        </w:numPr>
-        <w:spacing w:before="100" w:beforeAutospacing="1" w:after="40"/>
-        <w:rPr>
-          <w:rFonts w:eastAsia="Times New Roman"/>
-          <w:color w:val="000000"/>
-          <w:sz w:val="28"/>
-          <w:szCs w:val="28"/>
-        </w:rPr>
-      </w:pPr>
-      <w:r>
-        <w:rPr>
-          <w:rFonts w:eastAsia="Times New Roman"/>
-          <w:color w:val="000000"/>
-          <w:sz w:val="28"/>
-          <w:szCs w:val="28"/>
-        </w:rPr>
-        <w:t>Приложения с листингом кода.</w:t>
-      </w:r>
-    </w:p>
-    <w:p>
-      <w:pPr>
-        <w:numPr>
-          <w:ilvl w:val="0"/>
-          <w:numId w:val="4"/>
-        </w:numPr>
-        <w:spacing w:before="100" w:beforeAutospacing="1" w:after="40"/>
-        <w:rPr>
-          <w:rFonts w:eastAsia="Times New Roman"/>
-          <w:color w:val="000000"/>
-          <w:sz w:val="28"/>
-          <w:szCs w:val="28"/>
-        </w:rPr>
-      </w:pPr>
-      <w:r>
-        <w:rPr>
-          <w:rFonts w:eastAsia="Times New Roman"/>
-          <w:color w:val="000000"/>
-          <w:sz w:val="28"/>
-          <w:szCs w:val="28"/>
-        </w:rPr>
-        <w:t>Список источников (от 15).</w:t>
-      </w:r>
-    </w:p>
-    <w:p>
-      <w:pPr>
-        <w:pStyle w:val="1"/>
-        <w:rPr>
-          <w:rFonts w:eastAsia="Times New Roman"/>
-          <w:color w:val="000000"/>
-        </w:rPr>
-      </w:pPr>
-      <w:r>
-        <w:rPr>
-          <w:rFonts w:eastAsia="Times New Roman"/>
-          <w:color w:val="000000"/>
-        </w:rPr>
-        <w:t>8. Порядок сдачи</w:t>
-      </w:r>
-    </w:p>
-    <w:p>
-      <w:pPr>
-        <w:numPr>
-          <w:ilvl w:val="0"/>
-          <w:numId w:val="5"/>
-        </w:numPr>
-        <w:spacing w:before="100" w:beforeAutospacing="1" w:after="40"/>
-        <w:rPr>
-          <w:rFonts w:eastAsia="Times New Roman"/>
-          <w:color w:val="000000"/>
-          <w:sz w:val="28"/>
-          <w:szCs w:val="28"/>
-        </w:rPr>
-      </w:pPr>
-      <w:r>
-        <w:rPr>
-          <w:rFonts w:eastAsia="Times New Roman"/>
-          <w:color w:val="000000"/>
-          <w:sz w:val="28"/>
-          <w:szCs w:val="28"/>
-        </w:rPr>
-        <w:t>Заказчик проверяет сайт по ссылке.</w:t>
-      </w:r>
-    </w:p>
-    <w:p>
-      <w:pPr>
-        <w:numPr>
-          <w:ilvl w:val="0"/>
-          <w:numId w:val="5"/>
-        </w:numPr>
-        <w:spacing w:before="100" w:beforeAutospacing="1" w:after="40"/>
-        <w:rPr>
-          <w:rFonts w:eastAsia="Times New Roman"/>
-          <w:color w:val="000000"/>
-          <w:sz w:val="28"/>
-          <w:szCs w:val="28"/>
-        </w:rPr>
-      </w:pPr>
-      <w:r>
-        <w:rPr>
-          <w:rFonts w:eastAsia="Times New Roman"/>
-          <w:color w:val="000000"/>
-          <w:sz w:val="28"/>
-          <w:szCs w:val="28"/>
-        </w:rPr>
-        <w:t>Вносит пожелания по контенту.</w:t>
-      </w:r>
-    </w:p>
-    <w:p>
-      <w:pPr>
-        <w:numPr>
-          <w:ilvl w:val="0"/>
-          <w:numId w:val="5"/>
-        </w:numPr>
-        <w:spacing w:before="100" w:beforeAutospacing="1" w:after="40"/>
-        <w:rPr>
-          <w:rFonts w:eastAsia="Times New Roman"/>
-          <w:color w:val="000000"/>
-          <w:sz w:val="28"/>
-          <w:szCs w:val="28"/>
-        </w:rPr>
-      </w:pPr>
-      <w:r>
-        <w:rPr>
-          <w:rFonts w:eastAsia="Times New Roman"/>
-          <w:color w:val="000000"/>
-          <w:sz w:val="28"/>
-          <w:szCs w:val="28"/>
-        </w:rPr>
-        <w:t>Исполнитель добавляет контент.</w:t>
-      </w:r>
-    </w:p>
-    <w:p>
-      <w:pPr>
-        <w:numPr>
-          <w:ilvl w:val="0"/>
-          <w:numId w:val="5"/>
-        </w:numPr>
-        <w:spacing w:before="100" w:beforeAutospacing="1" w:after="40"/>
-        <w:rPr>
-          <w:rFonts w:eastAsia="Times New Roman"/>
-          <w:color w:val="000000"/>
-          <w:sz w:val="28"/>
-          <w:szCs w:val="28"/>
-        </w:rPr>
-      </w:pPr>
-      <w:r>
-        <w:rPr>
-          <w:rFonts w:eastAsia="Times New Roman"/>
-          <w:color w:val="000000"/>
-          <w:sz w:val="28"/>
-          <w:szCs w:val="28"/>
-        </w:rPr>
-        <w:t>Подписывается акт приёма-передачи.</w:t>
-      </w:r>
+        <w:rPr>
+          <w:rFonts w:eastAsia="Times New Roman"/>
+          <w:color w:val="000000"/>
+          <w:szCs w:val="28"/>
+        </w:rPr>
+      </w:pPr>
+      <w:proofErr w:type="spellStart"/>
+      <w:r>
+        <w:rPr>
+          <w:rFonts w:eastAsia="Times New Roman"/>
+          <w:color w:val="000000"/>
+          <w:szCs w:val="28"/>
+        </w:rPr>
+        <w:t>Footer</w:t>
+      </w:r>
+      <w:proofErr w:type="spellEnd"/>
+      <w:r>
+        <w:rPr>
+          <w:rFonts w:eastAsia="Times New Roman"/>
+          <w:color w:val="000000"/>
+          <w:szCs w:val="28"/>
+        </w:rPr>
+        <w:t xml:space="preserve"> — контакты, копирайт</w:t>
+      </w:r>
+      <w:bookmarkEnd w:id="0"/>
     </w:p>
     <w:sectPr>
       <w:pgSz w:w="11906" w:h="16838"/>
@@ -3899,20 +2884,20 @@
   <w:abstractNum w:abstractNumId="3" w15:restartNumberingAfterBreak="0">
     <w:nsid w:val="62634E8A"/>
     <w:multiLevelType w:val="multilevel"/>
-    <w:tmpl w:val="93406FAC"/>
+    <w:tmpl w:val="76A0406C"/>
     <w:lvl w:ilvl="0">
       <w:start w:val="1"/>
-      <w:numFmt w:val="decimal"/>
-      <w:lvlText w:val="%1."/>
-      <w:lvlJc w:val="left"/>
-      <w:pPr>
-        <w:tabs>
-          <w:tab w:val="num" w:pos="720"/>
-        </w:tabs>
-        <w:ind w:left="720" w:hanging="360"/>
-      </w:pPr>
-    </w:lvl>
-    <w:lvl w:ilvl="1" w:tentative="1">
+      <w:numFmt w:val="bullet"/>
+      <w:lvlText w:val=""/>
+      <w:lvlJc w:val="left"/>
+      <w:pPr>
+        <w:ind w:left="0" w:firstLine="709"/>
+      </w:pPr>
+      <w:rPr>
+        <w:rFonts w:ascii="Symbol" w:hAnsi="Symbol" w:hint="default"/>
+      </w:rPr>
+    </w:lvl>
+    <w:lvl w:ilvl="1">
       <w:start w:val="1"/>
       <w:numFmt w:val="decimal"/>
       <w:lvlText w:val="%2."/>
@@ -3923,8 +2908,11 @@
         </w:tabs>
         <w:ind w:left="1440" w:hanging="360"/>
       </w:pPr>
-    </w:lvl>
-    <w:lvl w:ilvl="2" w:tentative="1">
+      <w:rPr>
+        <w:rFonts w:hint="default"/>
+      </w:rPr>
+    </w:lvl>
+    <w:lvl w:ilvl="2">
       <w:start w:val="1"/>
       <w:numFmt w:val="decimal"/>
       <w:lvlText w:val="%3."/>
@@ -3935,8 +2923,11 @@
         </w:tabs>
         <w:ind w:left="2160" w:hanging="360"/>
       </w:pPr>
-    </w:lvl>
-    <w:lvl w:ilvl="3" w:tentative="1">
+      <w:rPr>
+        <w:rFonts w:hint="default"/>
+      </w:rPr>
+    </w:lvl>
+    <w:lvl w:ilvl="3">
       <w:start w:val="1"/>
       <w:numFmt w:val="decimal"/>
       <w:lvlText w:val="%4."/>
@@ -3947,8 +2938,11 @@
         </w:tabs>
         <w:ind w:left="2880" w:hanging="360"/>
       </w:pPr>
-    </w:lvl>
-    <w:lvl w:ilvl="4" w:tentative="1">
+      <w:rPr>
+        <w:rFonts w:hint="default"/>
+      </w:rPr>
+    </w:lvl>
+    <w:lvl w:ilvl="4">
       <w:start w:val="1"/>
       <w:numFmt w:val="decimal"/>
       <w:lvlText w:val="%5."/>
@@ -3959,8 +2953,11 @@
         </w:tabs>
         <w:ind w:left="3600" w:hanging="360"/>
       </w:pPr>
-    </w:lvl>
-    <w:lvl w:ilvl="5" w:tentative="1">
+      <w:rPr>
+        <w:rFonts w:hint="default"/>
+      </w:rPr>
+    </w:lvl>
+    <w:lvl w:ilvl="5">
       <w:start w:val="1"/>
       <w:numFmt w:val="decimal"/>
       <w:lvlText w:val="%6."/>
@@ -3971,8 +2968,11 @@
         </w:tabs>
         <w:ind w:left="4320" w:hanging="360"/>
       </w:pPr>
-    </w:lvl>
-    <w:lvl w:ilvl="6" w:tentative="1">
+      <w:rPr>
+        <w:rFonts w:hint="default"/>
+      </w:rPr>
+    </w:lvl>
+    <w:lvl w:ilvl="6">
       <w:start w:val="1"/>
       <w:numFmt w:val="decimal"/>
       <w:lvlText w:val="%7."/>
@@ -3983,8 +2983,11 @@
         </w:tabs>
         <w:ind w:left="5040" w:hanging="360"/>
       </w:pPr>
-    </w:lvl>
-    <w:lvl w:ilvl="7" w:tentative="1">
+      <w:rPr>
+        <w:rFonts w:hint="default"/>
+      </w:rPr>
+    </w:lvl>
+    <w:lvl w:ilvl="7">
       <w:start w:val="1"/>
       <w:numFmt w:val="decimal"/>
       <w:lvlText w:val="%8."/>
@@ -3995,8 +2998,11 @@
         </w:tabs>
         <w:ind w:left="5760" w:hanging="360"/>
       </w:pPr>
-    </w:lvl>
-    <w:lvl w:ilvl="8" w:tentative="1">
+      <w:rPr>
+        <w:rFonts w:hint="default"/>
+      </w:rPr>
+    </w:lvl>
+    <w:lvl w:ilvl="8">
       <w:start w:val="1"/>
       <w:numFmt w:val="decimal"/>
       <w:lvlText w:val="%9."/>
@@ -4007,6 +3013,9 @@
         </w:tabs>
         <w:ind w:left="6480" w:hanging="360"/>
       </w:pPr>
+      <w:rPr>
+        <w:rFonts w:hint="default"/>
+      </w:rPr>
     </w:lvl>
   </w:abstractNum>
   <w:abstractNum w:abstractNumId="4" w15:restartNumberingAfterBreak="0">
@@ -4563,9 +3572,15 @@
   <w:style w:type="paragraph" w:default="1" w:styleId="a">
     <w:name w:val="Normal"/>
     <w:qFormat/>
+    <w:rsid w:val="000A696B"/>
+    <w:pPr>
+      <w:spacing w:line="360" w:lineRule="auto"/>
+      <w:ind w:firstLine="709"/>
+      <w:jc w:val="both"/>
+    </w:pPr>
     <w:rPr>
       <w:rFonts w:eastAsiaTheme="minorEastAsia"/>
-      <w:sz w:val="24"/>
+      <w:sz w:val="28"/>
       <w:szCs w:val="24"/>
     </w:rPr>
   </w:style>
@@ -4586,7 +3601,6 @@
       <w:bCs/>
       <w:caps/>
       <w:kern w:val="36"/>
-      <w:sz w:val="28"/>
       <w:szCs w:val="28"/>
     </w:rPr>
   </w:style>
@@ -4598,13 +3612,11 @@
     <w:qFormat/>
     <w:pPr>
       <w:spacing w:before="360" w:after="240"/>
-      <w:ind w:firstLine="709"/>
       <w:outlineLvl w:val="1"/>
     </w:pPr>
     <w:rPr>
       <w:b/>
       <w:bCs/>
-      <w:sz w:val="28"/>
       <w:szCs w:val="28"/>
     </w:rPr>
   </w:style>
@@ -4616,13 +3628,11 @@
     <w:qFormat/>
     <w:pPr>
       <w:spacing w:before="240" w:after="120"/>
-      <w:ind w:firstLine="709"/>
       <w:outlineLvl w:val="2"/>
     </w:pPr>
     <w:rPr>
       <w:b/>
       <w:bCs/>
-      <w:sz w:val="28"/>
       <w:szCs w:val="28"/>
     </w:rPr>
   </w:style>
@@ -4694,12 +3704,7 @@
   <w:style w:type="paragraph" w:customStyle="1" w:styleId="msonormal0">
     <w:name w:val="msonormal"/>
     <w:basedOn w:val="a"/>
-    <w:pPr>
-      <w:ind w:firstLine="709"/>
-      <w:jc w:val="both"/>
-    </w:pPr>
     <w:rPr>
-      <w:sz w:val="28"/>
       <w:szCs w:val="28"/>
     </w:rPr>
   </w:style>
@@ -4707,25 +3712,15 @@
     <w:name w:val="Normal (Web)"/>
     <w:basedOn w:val="a"/>
     <w:uiPriority w:val="99"/>
-    <w:semiHidden/>
     <w:unhideWhenUsed/>
-    <w:pPr>
-      <w:ind w:firstLine="709"/>
-      <w:jc w:val="both"/>
-    </w:pPr>
     <w:rPr>
-      <w:sz w:val="28"/>
       <w:szCs w:val="28"/>
     </w:rPr>
   </w:style>
   <w:style w:type="paragraph" w:customStyle="1" w:styleId="no-indent">
     <w:name w:val="no-indent"/>
     <w:basedOn w:val="a"/>
-    <w:pPr>
-      <w:jc w:val="both"/>
-    </w:pPr>
     <w:rPr>
-      <w:sz w:val="28"/>
       <w:szCs w:val="28"/>
     </w:rPr>
   </w:style>
@@ -4736,7 +3731,6 @@
       <w:jc w:val="center"/>
     </w:pPr>
     <w:rPr>
-      <w:sz w:val="28"/>
       <w:szCs w:val="28"/>
     </w:rPr>
   </w:style>
@@ -4744,11 +3738,9 @@
     <w:name w:val="title-page"/>
     <w:basedOn w:val="a"/>
     <w:pPr>
-      <w:ind w:firstLine="709"/>
       <w:jc w:val="center"/>
     </w:pPr>
     <w:rPr>
-      <w:sz w:val="28"/>
       <w:szCs w:val="28"/>
     </w:rPr>
   </w:style>

--- a/ТЗ_сайт_форменное_мыло.docx
+++ b/ТЗ_сайт_форменное_мыло.docx
@@ -4,52 +4,154 @@
   <w:body>
     <w:p>
       <w:pPr>
-        <w:ind w:firstLine="0"/>
+        <w:pageBreakBefore/>
+        <w:spacing w:after="1200"/>
         <w:jc w:val="center"/>
-        <w:rPr>
-          <w:rFonts w:eastAsia="Times New Roman"/>
+        <w:outlineLvl w:val="1"/>
+        <w:rPr>
+          <w:rFonts w:eastAsia="Times New Roman"/>
+          <w:b/>
+          <w:bCs/>
+          <w:caps/>
+          <w:color w:val="000000"/>
+          <w:kern w:val="36"/>
+          <w:sz w:val="32"/>
+          <w:szCs w:val="32"/>
         </w:rPr>
       </w:pPr>
       <w:bookmarkStart w:id="0" w:name="_GoBack"/>
-      <w:r>
-        <w:rPr>
-          <w:rFonts w:eastAsia="Times New Roman"/>
+      <w:bookmarkEnd w:id="0"/>
+      <w:r>
+        <w:rPr>
+          <w:rFonts w:eastAsia="Times New Roman"/>
+          <w:b/>
+          <w:bCs/>
+          <w:caps/>
+          <w:color w:val="000000"/>
+          <w:kern w:val="36"/>
+          <w:sz w:val="32"/>
+          <w:szCs w:val="32"/>
         </w:rPr>
         <w:t>ТЕХНИЧЕСКОЕ ЗАДАНИЕ</w:t>
       </w:r>
     </w:p>
     <w:p>
       <w:pPr>
-        <w:ind w:firstLine="0"/>
-        <w:jc w:val="center"/>
-        <w:rPr>
-          <w:rFonts w:eastAsia="Times New Roman"/>
-        </w:rPr>
-      </w:pPr>
-    </w:p>
-    <w:p>
-      <w:pPr>
-        <w:rPr>
-          <w:rFonts w:eastAsia="Times New Roman"/>
-          <w:color w:val="000000"/>
-        </w:rPr>
-      </w:pPr>
-      <w:r>
-        <w:rPr>
-          <w:rFonts w:eastAsia="Times New Roman"/>
-          <w:color w:val="000000"/>
-        </w:rPr>
+        <w:pStyle w:val="center"/>
+        <w:rPr>
+          <w:b/>
+          <w:bCs/>
+          <w:color w:val="000000"/>
+          <w:sz w:val="32"/>
+          <w:szCs w:val="32"/>
+        </w:rPr>
+      </w:pPr>
+      <w:r>
+        <w:rPr>
+          <w:b/>
+          <w:bCs/>
+          <w:color w:val="000000"/>
+          <w:sz w:val="32"/>
+          <w:szCs w:val="32"/>
+        </w:rPr>
+        <w:t>на разработку сайта-визитки</w:t>
+      </w:r>
+    </w:p>
+    <w:p>
+      <w:pPr>
+        <w:pStyle w:val="center"/>
+        <w:spacing w:after="800"/>
+        <w:rPr>
+          <w:b/>
+          <w:bCs/>
+          <w:color w:val="000000"/>
+          <w:sz w:val="32"/>
+          <w:szCs w:val="32"/>
+        </w:rPr>
+      </w:pPr>
+      <w:r>
+        <w:rPr>
+          <w:b/>
+          <w:bCs/>
+          <w:color w:val="000000"/>
+          <w:sz w:val="32"/>
+          <w:szCs w:val="32"/>
+        </w:rPr>
+        <w:t>«Форменное мыло ручной работы»</w:t>
+      </w:r>
+    </w:p>
+    <w:p>
+      <w:pPr>
+        <w:pStyle w:val="center"/>
+        <w:spacing w:before="1200"/>
+        <w:rPr>
+          <w:color w:val="000000"/>
+        </w:rPr>
+      </w:pPr>
+      <w:r>
+        <w:rPr>
+          <w:color w:val="000000"/>
+        </w:rPr>
+        <w:t>Заказчик: ___________________________</w:t>
+      </w:r>
+    </w:p>
+    <w:p>
+      <w:pPr>
+        <w:pStyle w:val="center"/>
+        <w:spacing w:before="400"/>
+        <w:rPr>
+          <w:color w:val="000000"/>
+        </w:rPr>
+      </w:pPr>
+      <w:r>
+        <w:rPr>
+          <w:color w:val="000000"/>
+        </w:rPr>
+        <w:t>Исполнитель: ________________________</w:t>
+      </w:r>
+    </w:p>
+    <w:p>
+      <w:pPr>
+        <w:pStyle w:val="center"/>
+        <w:spacing w:before="1200"/>
+        <w:rPr>
+          <w:color w:val="000000"/>
+        </w:rPr>
+      </w:pPr>
+      <w:r>
+        <w:rPr>
+          <w:color w:val="000000"/>
+        </w:rPr>
+        <w:t>г. Белореченск, 2026</w:t>
+      </w:r>
+    </w:p>
+    <w:p>
+      <w:pPr>
+        <w:pStyle w:val="1"/>
+        <w:rPr>
+          <w:rFonts w:eastAsia="Times New Roman"/>
+          <w:color w:val="000000"/>
+        </w:rPr>
+      </w:pPr>
+      <w:r>
+        <w:rPr>
+          <w:rFonts w:eastAsia="Times New Roman"/>
+          <w:color w:val="000000"/>
+        </w:rPr>
+        <w:lastRenderedPageBreak/>
         <w:t>1. Общие сведения</w:t>
       </w:r>
     </w:p>
     <w:p>
       <w:pPr>
-        <w:rPr>
-          <w:color w:val="000000"/>
-        </w:rPr>
-      </w:pPr>
-      <w:r>
-        <w:rPr>
+        <w:pStyle w:val="a3"/>
+        <w:rPr>
+          <w:color w:val="000000"/>
+        </w:rPr>
+      </w:pPr>
+      <w:r>
+        <w:rPr>
+          <w:b/>
           <w:bCs/>
           <w:color w:val="000000"/>
         </w:rPr>
@@ -59,17 +161,25 @@
         <w:rPr>
           <w:color w:val="000000"/>
         </w:rPr>
-        <w:t xml:space="preserve"> Сайт-визитка «Форменное мыло ручной работы».</w:t>
-      </w:r>
-    </w:p>
-    <w:p>
-      <w:pPr>
-        <w:rPr>
-          <w:color w:val="000000"/>
-        </w:rPr>
-      </w:pPr>
-      <w:r>
-        <w:rPr>
+        <w:t xml:space="preserve"> </w:t>
+      </w:r>
+      <w:r>
+        <w:rPr>
+          <w:color w:val="000000"/>
+        </w:rPr>
+        <w:t>Сайт-визитка «Форменное мыло ручной работы».</w:t>
+      </w:r>
+    </w:p>
+    <w:p>
+      <w:pPr>
+        <w:pStyle w:val="a3"/>
+        <w:rPr>
+          <w:color w:val="000000"/>
+        </w:rPr>
+      </w:pPr>
+      <w:r>
+        <w:rPr>
+          <w:b/>
           <w:bCs/>
           <w:color w:val="000000"/>
         </w:rPr>
@@ -79,31 +189,19 @@
         <w:rPr>
           <w:color w:val="000000"/>
         </w:rPr>
-        <w:t xml:space="preserve"> ИП (продавец форменного мыла ручной работы на </w:t>
-      </w:r>
-      <w:proofErr w:type="spellStart"/>
-      <w:r>
-        <w:rPr>
-          <w:color w:val="000000"/>
-        </w:rPr>
-        <w:t>Wildberries</w:t>
-      </w:r>
-      <w:proofErr w:type="spellEnd"/>
-      <w:r>
-        <w:rPr>
-          <w:color w:val="000000"/>
-        </w:rPr>
-        <w:t>).</w:t>
-      </w:r>
-    </w:p>
-    <w:p>
-      <w:pPr>
-        <w:rPr>
-          <w:color w:val="000000"/>
-        </w:rPr>
-      </w:pPr>
-      <w:r>
-        <w:rPr>
+        <w:t xml:space="preserve"> ИП (продавец форменного мыла ручной работы на Wildberries).</w:t>
+      </w:r>
+    </w:p>
+    <w:p>
+      <w:pPr>
+        <w:pStyle w:val="a3"/>
+        <w:rPr>
+          <w:color w:val="000000"/>
+        </w:rPr>
+      </w:pPr>
+      <w:r>
+        <w:rPr>
+          <w:b/>
           <w:bCs/>
           <w:color w:val="000000"/>
         </w:rPr>
@@ -118,12 +216,14 @@
     </w:p>
     <w:p>
       <w:pPr>
-        <w:rPr>
-          <w:color w:val="000000"/>
-        </w:rPr>
-      </w:pPr>
-      <w:r>
-        <w:rPr>
+        <w:pStyle w:val="a3"/>
+        <w:rPr>
+          <w:color w:val="000000"/>
+        </w:rPr>
+      </w:pPr>
+      <w:r>
+        <w:rPr>
+          <w:b/>
           <w:bCs/>
           <w:color w:val="000000"/>
         </w:rPr>
@@ -133,17 +233,25 @@
         <w:rPr>
           <w:color w:val="000000"/>
         </w:rPr>
-        <w:t xml:space="preserve"> Производственная практика по ПМ.08 «Разработка дизайна веб-приложений».</w:t>
-      </w:r>
-    </w:p>
-    <w:p>
-      <w:pPr>
-        <w:rPr>
-          <w:color w:val="000000"/>
-        </w:rPr>
-      </w:pPr>
-      <w:r>
-        <w:rPr>
+        <w:t xml:space="preserve"> Производс</w:t>
+      </w:r>
+      <w:r>
+        <w:rPr>
+          <w:color w:val="000000"/>
+        </w:rPr>
+        <w:t>твенная практика по ПМ.08 «Разработка дизайна веб-приложений».</w:t>
+      </w:r>
+    </w:p>
+    <w:p>
+      <w:pPr>
+        <w:pStyle w:val="a3"/>
+        <w:rPr>
+          <w:color w:val="000000"/>
+        </w:rPr>
+      </w:pPr>
+      <w:r>
+        <w:rPr>
+          <w:b/>
           <w:bCs/>
           <w:color w:val="000000"/>
         </w:rPr>
@@ -158,27 +266,31 @@
     </w:p>
     <w:p>
       <w:pPr>
-        <w:rPr>
-          <w:rFonts w:eastAsia="Times New Roman"/>
-          <w:color w:val="000000"/>
-        </w:rPr>
-      </w:pPr>
-      <w:r>
-        <w:rPr>
-          <w:rFonts w:eastAsia="Times New Roman"/>
-          <w:color w:val="000000"/>
-        </w:rPr>
+        <w:pStyle w:val="1"/>
+        <w:rPr>
+          <w:rFonts w:eastAsia="Times New Roman"/>
+          <w:color w:val="000000"/>
+        </w:rPr>
+      </w:pPr>
+      <w:r>
+        <w:rPr>
+          <w:rFonts w:eastAsia="Times New Roman"/>
+          <w:color w:val="000000"/>
+        </w:rPr>
+        <w:lastRenderedPageBreak/>
         <w:t>2. Назначение и цели создания сайта</w:t>
       </w:r>
     </w:p>
     <w:p>
       <w:pPr>
-        <w:rPr>
-          <w:color w:val="000000"/>
-        </w:rPr>
-      </w:pPr>
-      <w:r>
-        <w:rPr>
+        <w:pStyle w:val="a3"/>
+        <w:rPr>
+          <w:color w:val="000000"/>
+        </w:rPr>
+      </w:pPr>
+      <w:r>
+        <w:rPr>
+          <w:b/>
           <w:bCs/>
           <w:color w:val="000000"/>
         </w:rPr>
@@ -188,45 +300,25 @@
         <w:rPr>
           <w:color w:val="000000"/>
         </w:rPr>
-        <w:t xml:space="preserve"> Сайт-визитка для рекламы и продвижения форменного мыла ручной работы. Основная площадка продаж — </w:t>
-      </w:r>
-      <w:proofErr w:type="spellStart"/>
-      <w:r>
-        <w:rPr>
-          <w:color w:val="000000"/>
-        </w:rPr>
-        <w:t>Wildberries</w:t>
-      </w:r>
-      <w:proofErr w:type="spellEnd"/>
-      <w:r>
-        <w:rPr>
-          <w:color w:val="000000"/>
-        </w:rPr>
-        <w:t xml:space="preserve">, сайт выполняет информационно-рекламную функцию и побуждает к заказу через форму связи или переходу на </w:t>
-      </w:r>
-      <w:proofErr w:type="spellStart"/>
-      <w:r>
-        <w:rPr>
-          <w:color w:val="000000"/>
-        </w:rPr>
-        <w:t>Wildberries</w:t>
-      </w:r>
-      <w:proofErr w:type="spellEnd"/>
-      <w:r>
-        <w:rPr>
-          <w:color w:val="000000"/>
-        </w:rPr>
-        <w:t>.</w:t>
-      </w:r>
-    </w:p>
-    <w:p>
-      <w:pPr>
-        <w:rPr>
-          <w:color w:val="000000"/>
-        </w:rPr>
-      </w:pPr>
-      <w:r>
-        <w:rPr>
+        <w:t xml:space="preserve"> Сайт-визитка для рекламы и продвижения форменного мыла ручной работы. Основная площадка продаж —</w:t>
+      </w:r>
+      <w:r>
+        <w:rPr>
+          <w:color w:val="000000"/>
+        </w:rPr>
+        <w:t xml:space="preserve"> Wildberries, сайт выполняет информационно-рекламную функцию и побуждает к заказу через форму связи или переходу на Wildberries.</w:t>
+      </w:r>
+    </w:p>
+    <w:p>
+      <w:pPr>
+        <w:pStyle w:val="a3"/>
+        <w:rPr>
+          <w:color w:val="000000"/>
+        </w:rPr>
+      </w:pPr>
+      <w:r>
+        <w:rPr>
+          <w:b/>
           <w:bCs/>
           <w:color w:val="000000"/>
         </w:rPr>
@@ -235,9 +327,15 @@
     </w:p>
     <w:p>
       <w:pPr>
-        <w:rPr>
-          <w:rFonts w:eastAsia="Times New Roman"/>
-          <w:color w:val="000000"/>
+        <w:numPr>
+          <w:ilvl w:val="0"/>
+          <w:numId w:val="1"/>
+        </w:numPr>
+        <w:spacing w:before="100" w:beforeAutospacing="1" w:after="40"/>
+        <w:rPr>
+          <w:rFonts w:eastAsia="Times New Roman"/>
+          <w:color w:val="000000"/>
+          <w:sz w:val="28"/>
           <w:szCs w:val="28"/>
         </w:rPr>
       </w:pPr>
@@ -245,6 +343,7 @@
         <w:rPr>
           <w:rFonts w:eastAsia="Times New Roman"/>
           <w:color w:val="000000"/>
+          <w:sz w:val="28"/>
           <w:szCs w:val="28"/>
         </w:rPr>
         <w:t>создать цифровое представительство бренда;</w:t>
@@ -252,9 +351,15 @@
     </w:p>
     <w:p>
       <w:pPr>
-        <w:rPr>
-          <w:rFonts w:eastAsia="Times New Roman"/>
-          <w:color w:val="000000"/>
+        <w:numPr>
+          <w:ilvl w:val="0"/>
+          <w:numId w:val="1"/>
+        </w:numPr>
+        <w:spacing w:before="100" w:beforeAutospacing="1" w:after="40"/>
+        <w:rPr>
+          <w:rFonts w:eastAsia="Times New Roman"/>
+          <w:color w:val="000000"/>
+          <w:sz w:val="28"/>
           <w:szCs w:val="28"/>
         </w:rPr>
       </w:pPr>
@@ -262,6 +367,7 @@
         <w:rPr>
           <w:rFonts w:eastAsia="Times New Roman"/>
           <w:color w:val="000000"/>
+          <w:sz w:val="28"/>
           <w:szCs w:val="28"/>
         </w:rPr>
         <w:t>информировать потенциальных покупателей о преимуществах продукта;</w:t>
@@ -269,9 +375,15 @@
     </w:p>
     <w:p>
       <w:pPr>
-        <w:rPr>
-          <w:rFonts w:eastAsia="Times New Roman"/>
-          <w:color w:val="000000"/>
+        <w:numPr>
+          <w:ilvl w:val="0"/>
+          <w:numId w:val="1"/>
+        </w:numPr>
+        <w:spacing w:before="100" w:beforeAutospacing="1" w:after="40"/>
+        <w:rPr>
+          <w:rFonts w:eastAsia="Times New Roman"/>
+          <w:color w:val="000000"/>
+          <w:sz w:val="28"/>
           <w:szCs w:val="28"/>
         </w:rPr>
       </w:pPr>
@@ -279,30 +391,48 @@
         <w:rPr>
           <w:rFonts w:eastAsia="Times New Roman"/>
           <w:color w:val="000000"/>
+          <w:sz w:val="28"/>
           <w:szCs w:val="28"/>
         </w:rPr>
-        <w:t>обеспечить канал обратной связи (заказ/вопрос через форму);</w:t>
-      </w:r>
-    </w:p>
-    <w:p>
-      <w:pPr>
-        <w:rPr>
-          <w:rFonts w:eastAsia="Times New Roman"/>
-          <w:color w:val="000000"/>
+        <w:t>обеспеч</w:t>
+      </w:r>
+      <w:r>
+        <w:rPr>
+          <w:rFonts w:eastAsia="Times New Roman"/>
+          <w:color w:val="000000"/>
+          <w:sz w:val="28"/>
           <w:szCs w:val="28"/>
         </w:rPr>
-      </w:pPr>
-      <w:r>
-        <w:rPr>
-          <w:rFonts w:eastAsia="Times New Roman"/>
-          <w:color w:val="000000"/>
+        <w:t>ить канал обратной связи (заказ/вопрос через форму);</w:t>
+      </w:r>
+    </w:p>
+    <w:p>
+      <w:pPr>
+        <w:numPr>
+          <w:ilvl w:val="0"/>
+          <w:numId w:val="1"/>
+        </w:numPr>
+        <w:spacing w:before="100" w:beforeAutospacing="1" w:after="40"/>
+        <w:rPr>
+          <w:rFonts w:eastAsia="Times New Roman"/>
+          <w:color w:val="000000"/>
+          <w:sz w:val="28"/>
           <w:szCs w:val="28"/>
         </w:rPr>
+      </w:pPr>
+      <w:r>
+        <w:rPr>
+          <w:rFonts w:eastAsia="Times New Roman"/>
+          <w:color w:val="000000"/>
+          <w:sz w:val="28"/>
+          <w:szCs w:val="28"/>
+        </w:rPr>
         <w:t>разместить портфолио работ и видео о производстве.</w:t>
       </w:r>
     </w:p>
     <w:p>
       <w:pPr>
+        <w:pStyle w:val="1"/>
         <w:rPr>
           <w:rFonts w:eastAsia="Times New Roman"/>
           <w:color w:val="000000"/>
@@ -318,6 +448,7 @@
     </w:p>
     <w:p>
       <w:pPr>
+        <w:pStyle w:val="2"/>
         <w:rPr>
           <w:rFonts w:eastAsia="Times New Roman"/>
           <w:color w:val="000000"/>
@@ -343,9 +474,9 @@
         <w:tblLook w:val="04A0" w:firstRow="1" w:lastRow="0" w:firstColumn="1" w:lastColumn="0" w:noHBand="0" w:noVBand="1"/>
       </w:tblPr>
       <w:tblGrid>
-        <w:gridCol w:w="549"/>
-        <w:gridCol w:w="1767"/>
-        <w:gridCol w:w="7023"/>
+        <w:gridCol w:w="480"/>
+        <w:gridCol w:w="480"/>
+        <w:gridCol w:w="480"/>
       </w:tblGrid>
       <w:tr>
         <w:tc>
@@ -367,21 +498,20 @@
           </w:tcPr>
           <w:p>
             <w:pPr>
-              <w:spacing w:line="240" w:lineRule="auto"/>
-              <w:ind w:firstLine="0"/>
-              <w:rPr>
-                <w:rFonts w:eastAsia="Times New Roman"/>
+              <w:spacing w:before="240" w:after="240"/>
+              <w:rPr>
+                <w:rFonts w:eastAsia="Times New Roman"/>
+                <w:b/>
                 <w:bCs/>
                 <w:color w:val="000000"/>
-                <w:sz w:val="24"/>
-              </w:rPr>
-            </w:pPr>
-            <w:r>
-              <w:rPr>
-                <w:rFonts w:eastAsia="Times New Roman"/>
+              </w:rPr>
+            </w:pPr>
+            <w:r>
+              <w:rPr>
+                <w:rFonts w:eastAsia="Times New Roman"/>
+                <w:b/>
                 <w:bCs/>
                 <w:color w:val="000000"/>
-                <w:sz w:val="24"/>
               </w:rPr>
               <w:t>№</w:t>
             </w:r>
@@ -406,21 +536,20 @@
           </w:tcPr>
           <w:p>
             <w:pPr>
-              <w:spacing w:line="240" w:lineRule="auto"/>
-              <w:ind w:firstLine="0"/>
-              <w:rPr>
-                <w:rFonts w:eastAsia="Times New Roman"/>
+              <w:spacing w:before="240" w:after="240"/>
+              <w:rPr>
+                <w:rFonts w:eastAsia="Times New Roman"/>
+                <w:b/>
                 <w:bCs/>
                 <w:color w:val="000000"/>
-                <w:sz w:val="24"/>
-              </w:rPr>
-            </w:pPr>
-            <w:r>
-              <w:rPr>
-                <w:rFonts w:eastAsia="Times New Roman"/>
+              </w:rPr>
+            </w:pPr>
+            <w:r>
+              <w:rPr>
+                <w:rFonts w:eastAsia="Times New Roman"/>
+                <w:b/>
                 <w:bCs/>
                 <w:color w:val="000000"/>
-                <w:sz w:val="24"/>
               </w:rPr>
               <w:t>Функция</w:t>
             </w:r>
@@ -445,21 +574,20 @@
           </w:tcPr>
           <w:p>
             <w:pPr>
-              <w:spacing w:line="240" w:lineRule="auto"/>
-              <w:ind w:firstLine="0"/>
-              <w:rPr>
-                <w:rFonts w:eastAsia="Times New Roman"/>
+              <w:spacing w:before="240" w:after="240"/>
+              <w:rPr>
+                <w:rFonts w:eastAsia="Times New Roman"/>
+                <w:b/>
                 <w:bCs/>
                 <w:color w:val="000000"/>
-                <w:sz w:val="24"/>
-              </w:rPr>
-            </w:pPr>
-            <w:r>
-              <w:rPr>
-                <w:rFonts w:eastAsia="Times New Roman"/>
+              </w:rPr>
+            </w:pPr>
+            <w:r>
+              <w:rPr>
+                <w:rFonts w:eastAsia="Times New Roman"/>
+                <w:b/>
                 <w:bCs/>
                 <w:color w:val="000000"/>
-                <w:sz w:val="24"/>
               </w:rPr>
               <w:t>Описание</w:t>
             </w:r>
@@ -486,19 +614,16 @@
           </w:tcPr>
           <w:p>
             <w:pPr>
-              <w:spacing w:line="240" w:lineRule="auto"/>
-              <w:ind w:firstLine="0"/>
-              <w:rPr>
-                <w:rFonts w:eastAsia="Times New Roman"/>
-                <w:color w:val="000000"/>
-                <w:sz w:val="24"/>
-              </w:rPr>
-            </w:pPr>
-            <w:r>
-              <w:rPr>
-                <w:rFonts w:eastAsia="Times New Roman"/>
-                <w:color w:val="000000"/>
-                <w:sz w:val="24"/>
+              <w:spacing w:before="240" w:after="240"/>
+              <w:rPr>
+                <w:rFonts w:eastAsia="Times New Roman"/>
+                <w:color w:val="000000"/>
+              </w:rPr>
+            </w:pPr>
+            <w:r>
+              <w:rPr>
+                <w:rFonts w:eastAsia="Times New Roman"/>
+                <w:color w:val="000000"/>
               </w:rPr>
               <w:t>1</w:t>
             </w:r>
@@ -523,19 +648,16 @@
           </w:tcPr>
           <w:p>
             <w:pPr>
-              <w:spacing w:line="240" w:lineRule="auto"/>
-              <w:ind w:firstLine="0"/>
-              <w:rPr>
-                <w:rFonts w:eastAsia="Times New Roman"/>
-                <w:color w:val="000000"/>
-                <w:sz w:val="24"/>
-              </w:rPr>
-            </w:pPr>
-            <w:r>
-              <w:rPr>
-                <w:rFonts w:eastAsia="Times New Roman"/>
-                <w:color w:val="000000"/>
-                <w:sz w:val="24"/>
+              <w:spacing w:before="240" w:after="240"/>
+              <w:rPr>
+                <w:rFonts w:eastAsia="Times New Roman"/>
+                <w:color w:val="000000"/>
+              </w:rPr>
+            </w:pPr>
+            <w:r>
+              <w:rPr>
+                <w:rFonts w:eastAsia="Times New Roman"/>
+                <w:color w:val="000000"/>
               </w:rPr>
               <w:t>Навигация</w:t>
             </w:r>
@@ -560,39 +682,18 @@
           </w:tcPr>
           <w:p>
             <w:pPr>
-              <w:spacing w:line="240" w:lineRule="auto"/>
-              <w:ind w:firstLine="0"/>
-              <w:rPr>
-                <w:rFonts w:eastAsia="Times New Roman"/>
-                <w:color w:val="000000"/>
-                <w:sz w:val="24"/>
-              </w:rPr>
-            </w:pPr>
-            <w:r>
-              <w:rPr>
-                <w:rFonts w:eastAsia="Times New Roman"/>
-                <w:color w:val="000000"/>
-                <w:sz w:val="24"/>
-              </w:rPr>
-              <w:t xml:space="preserve">Фиксированное меню с якорными ссылками на секции. На мобильных — </w:t>
-            </w:r>
-            <w:proofErr w:type="spellStart"/>
-            <w:r>
-              <w:rPr>
-                <w:rFonts w:eastAsia="Times New Roman"/>
-                <w:color w:val="000000"/>
-                <w:sz w:val="24"/>
-              </w:rPr>
-              <w:t>бургер</w:t>
-            </w:r>
-            <w:proofErr w:type="spellEnd"/>
-            <w:r>
-              <w:rPr>
-                <w:rFonts w:eastAsia="Times New Roman"/>
-                <w:color w:val="000000"/>
-                <w:sz w:val="24"/>
-              </w:rPr>
-              <w:t>-меню.</w:t>
+              <w:spacing w:before="240" w:after="240"/>
+              <w:rPr>
+                <w:rFonts w:eastAsia="Times New Roman"/>
+                <w:color w:val="000000"/>
+              </w:rPr>
+            </w:pPr>
+            <w:r>
+              <w:rPr>
+                <w:rFonts w:eastAsia="Times New Roman"/>
+                <w:color w:val="000000"/>
+              </w:rPr>
+              <w:t>Фиксированное меню с якорными ссылками. Многоуровневое выпадающее меню (dropdown) для каталога. На мобильных — бургер-меню.</w:t>
             </w:r>
           </w:p>
         </w:tc>
@@ -617,19 +718,16 @@
           </w:tcPr>
           <w:p>
             <w:pPr>
-              <w:spacing w:line="240" w:lineRule="auto"/>
-              <w:ind w:firstLine="0"/>
-              <w:rPr>
-                <w:rFonts w:eastAsia="Times New Roman"/>
-                <w:color w:val="000000"/>
-                <w:sz w:val="24"/>
-              </w:rPr>
-            </w:pPr>
-            <w:r>
-              <w:rPr>
-                <w:rFonts w:eastAsia="Times New Roman"/>
-                <w:color w:val="000000"/>
-                <w:sz w:val="24"/>
+              <w:spacing w:before="240" w:after="240"/>
+              <w:rPr>
+                <w:rFonts w:eastAsia="Times New Roman"/>
+                <w:color w:val="000000"/>
+              </w:rPr>
+            </w:pPr>
+            <w:r>
+              <w:rPr>
+                <w:rFonts w:eastAsia="Times New Roman"/>
+                <w:color w:val="000000"/>
               </w:rPr>
               <w:t>2</w:t>
             </w:r>
@@ -654,19 +752,16 @@
           </w:tcPr>
           <w:p>
             <w:pPr>
-              <w:spacing w:line="240" w:lineRule="auto"/>
-              <w:ind w:firstLine="0"/>
-              <w:rPr>
-                <w:rFonts w:eastAsia="Times New Roman"/>
-                <w:color w:val="000000"/>
-                <w:sz w:val="24"/>
-              </w:rPr>
-            </w:pPr>
-            <w:r>
-              <w:rPr>
-                <w:rFonts w:eastAsia="Times New Roman"/>
-                <w:color w:val="000000"/>
-                <w:sz w:val="24"/>
+              <w:spacing w:before="240" w:after="240"/>
+              <w:rPr>
+                <w:rFonts w:eastAsia="Times New Roman"/>
+                <w:color w:val="000000"/>
+              </w:rPr>
+            </w:pPr>
+            <w:r>
+              <w:rPr>
+                <w:rFonts w:eastAsia="Times New Roman"/>
+                <w:color w:val="000000"/>
               </w:rPr>
               <w:t>Слайдер</w:t>
             </w:r>
@@ -691,21 +786,18 @@
           </w:tcPr>
           <w:p>
             <w:pPr>
-              <w:spacing w:line="240" w:lineRule="auto"/>
-              <w:ind w:firstLine="0"/>
-              <w:rPr>
-                <w:rFonts w:eastAsia="Times New Roman"/>
-                <w:color w:val="000000"/>
-                <w:sz w:val="24"/>
-              </w:rPr>
-            </w:pPr>
-            <w:r>
-              <w:rPr>
-                <w:rFonts w:eastAsia="Times New Roman"/>
-                <w:color w:val="000000"/>
-                <w:sz w:val="24"/>
-              </w:rPr>
-              <w:t>Карусель изображений продукции с кнопками «вперёд/назад» и точками-индикаторами.</w:t>
+              <w:spacing w:before="240" w:after="240"/>
+              <w:rPr>
+                <w:rFonts w:eastAsia="Times New Roman"/>
+                <w:color w:val="000000"/>
+              </w:rPr>
+            </w:pPr>
+            <w:r>
+              <w:rPr>
+                <w:rFonts w:eastAsia="Times New Roman"/>
+                <w:color w:val="000000"/>
+              </w:rPr>
+              <w:t>Карусель изображений с кнопками, точками, поддержкой клавиатуры и свайпа на телефонах.</w:t>
             </w:r>
           </w:p>
         </w:tc>
@@ -730,19 +822,16 @@
           </w:tcPr>
           <w:p>
             <w:pPr>
-              <w:spacing w:line="240" w:lineRule="auto"/>
-              <w:ind w:firstLine="0"/>
-              <w:rPr>
-                <w:rFonts w:eastAsia="Times New Roman"/>
-                <w:color w:val="000000"/>
-                <w:sz w:val="24"/>
-              </w:rPr>
-            </w:pPr>
-            <w:r>
-              <w:rPr>
-                <w:rFonts w:eastAsia="Times New Roman"/>
-                <w:color w:val="000000"/>
-                <w:sz w:val="24"/>
+              <w:spacing w:before="240" w:after="240"/>
+              <w:rPr>
+                <w:rFonts w:eastAsia="Times New Roman"/>
+                <w:color w:val="000000"/>
+              </w:rPr>
+            </w:pPr>
+            <w:r>
+              <w:rPr>
+                <w:rFonts w:eastAsia="Times New Roman"/>
+                <w:color w:val="000000"/>
               </w:rPr>
               <w:t>3</w:t>
             </w:r>
@@ -767,19 +856,16 @@
           </w:tcPr>
           <w:p>
             <w:pPr>
-              <w:spacing w:line="240" w:lineRule="auto"/>
-              <w:ind w:firstLine="0"/>
-              <w:rPr>
-                <w:rFonts w:eastAsia="Times New Roman"/>
-                <w:color w:val="000000"/>
-                <w:sz w:val="24"/>
-              </w:rPr>
-            </w:pPr>
-            <w:r>
-              <w:rPr>
-                <w:rFonts w:eastAsia="Times New Roman"/>
-                <w:color w:val="000000"/>
-                <w:sz w:val="24"/>
+              <w:spacing w:before="240" w:after="240"/>
+              <w:rPr>
+                <w:rFonts w:eastAsia="Times New Roman"/>
+                <w:color w:val="000000"/>
+              </w:rPr>
+            </w:pPr>
+            <w:r>
+              <w:rPr>
+                <w:rFonts w:eastAsia="Times New Roman"/>
+                <w:color w:val="000000"/>
               </w:rPr>
               <w:t>Видеоплеер</w:t>
             </w:r>
@@ -804,39 +890,25 @@
           </w:tcPr>
           <w:p>
             <w:pPr>
-              <w:spacing w:line="240" w:lineRule="auto"/>
-              <w:ind w:firstLine="0"/>
-              <w:rPr>
-                <w:rFonts w:eastAsia="Times New Roman"/>
-                <w:color w:val="000000"/>
-                <w:sz w:val="24"/>
-              </w:rPr>
-            </w:pPr>
-            <w:r>
-              <w:rPr>
-                <w:rFonts w:eastAsia="Times New Roman"/>
-                <w:color w:val="000000"/>
-                <w:sz w:val="24"/>
-              </w:rPr>
-              <w:t xml:space="preserve">HTML5-плеер с </w:t>
-            </w:r>
-            <w:proofErr w:type="spellStart"/>
-            <w:r>
-              <w:rPr>
-                <w:rFonts w:eastAsia="Times New Roman"/>
-                <w:color w:val="000000"/>
-                <w:sz w:val="24"/>
-              </w:rPr>
-              <w:t>плейсхолдером</w:t>
-            </w:r>
-            <w:proofErr w:type="spellEnd"/>
-            <w:r>
-              <w:rPr>
-                <w:rFonts w:eastAsia="Times New Roman"/>
-                <w:color w:val="000000"/>
-                <w:sz w:val="24"/>
-              </w:rPr>
-              <w:t>; запуск по клику.</w:t>
+              <w:spacing w:before="240" w:after="240"/>
+              <w:rPr>
+                <w:rFonts w:eastAsia="Times New Roman"/>
+                <w:color w:val="000000"/>
+              </w:rPr>
+            </w:pPr>
+            <w:r>
+              <w:rPr>
+                <w:rFonts w:eastAsia="Times New Roman"/>
+                <w:color w:val="000000"/>
+              </w:rPr>
+              <w:t>HTML5-плеер с плейсх</w:t>
+            </w:r>
+            <w:r>
+              <w:rPr>
+                <w:rFonts w:eastAsia="Times New Roman"/>
+                <w:color w:val="000000"/>
+              </w:rPr>
+              <w:t>олдером; запуск по клику. Логотип бренда фиксирован в углу видео.</w:t>
             </w:r>
           </w:p>
         </w:tc>
@@ -861,21 +933,17 @@
           </w:tcPr>
           <w:p>
             <w:pPr>
-              <w:spacing w:line="240" w:lineRule="auto"/>
-              <w:ind w:firstLine="0"/>
-              <w:rPr>
-                <w:rFonts w:eastAsia="Times New Roman"/>
-                <w:color w:val="000000"/>
-                <w:sz w:val="24"/>
-              </w:rPr>
-            </w:pPr>
-            <w:r>
-              <w:rPr>
-                <w:rFonts w:eastAsia="Times New Roman"/>
-                <w:color w:val="000000"/>
-                <w:sz w:val="24"/>
-              </w:rPr>
-              <w:lastRenderedPageBreak/>
+              <w:spacing w:before="240" w:after="240"/>
+              <w:rPr>
+                <w:rFonts w:eastAsia="Times New Roman"/>
+                <w:color w:val="000000"/>
+              </w:rPr>
+            </w:pPr>
+            <w:r>
+              <w:rPr>
+                <w:rFonts w:eastAsia="Times New Roman"/>
+                <w:color w:val="000000"/>
+              </w:rPr>
               <w:t>4</w:t>
             </w:r>
           </w:p>
@@ -899,19 +967,16 @@
           </w:tcPr>
           <w:p>
             <w:pPr>
-              <w:spacing w:line="240" w:lineRule="auto"/>
-              <w:ind w:firstLine="0"/>
-              <w:rPr>
-                <w:rFonts w:eastAsia="Times New Roman"/>
-                <w:color w:val="000000"/>
-                <w:sz w:val="24"/>
-              </w:rPr>
-            </w:pPr>
-            <w:r>
-              <w:rPr>
-                <w:rFonts w:eastAsia="Times New Roman"/>
-                <w:color w:val="000000"/>
-                <w:sz w:val="24"/>
+              <w:spacing w:before="240" w:after="240"/>
+              <w:rPr>
+                <w:rFonts w:eastAsia="Times New Roman"/>
+                <w:color w:val="000000"/>
+              </w:rPr>
+            </w:pPr>
+            <w:r>
+              <w:rPr>
+                <w:rFonts w:eastAsia="Times New Roman"/>
+                <w:color w:val="000000"/>
               </w:rPr>
               <w:t>Форма связи</w:t>
             </w:r>
@@ -936,93 +1001,18 @@
           </w:tcPr>
           <w:p>
             <w:pPr>
-              <w:spacing w:line="240" w:lineRule="auto"/>
-              <w:ind w:firstLine="0"/>
-              <w:rPr>
-                <w:rFonts w:eastAsia="Times New Roman"/>
-                <w:color w:val="000000"/>
-                <w:sz w:val="24"/>
-              </w:rPr>
-            </w:pPr>
-            <w:r>
-              <w:rPr>
-                <w:rFonts w:eastAsia="Times New Roman"/>
-                <w:color w:val="000000"/>
-                <w:sz w:val="24"/>
-              </w:rPr>
-              <w:t>Поля: имя, телефон (</w:t>
-            </w:r>
-            <w:proofErr w:type="spellStart"/>
-            <w:r>
-              <w:rPr>
-                <w:rFonts w:eastAsia="Times New Roman"/>
-                <w:color w:val="000000"/>
-                <w:sz w:val="24"/>
-              </w:rPr>
-              <w:t>обяз</w:t>
-            </w:r>
-            <w:proofErr w:type="spellEnd"/>
-            <w:r>
-              <w:rPr>
-                <w:rFonts w:eastAsia="Times New Roman"/>
-                <w:color w:val="000000"/>
-                <w:sz w:val="24"/>
-              </w:rPr>
-              <w:t xml:space="preserve">.), </w:t>
-            </w:r>
-            <w:proofErr w:type="spellStart"/>
-            <w:r>
-              <w:rPr>
-                <w:rFonts w:eastAsia="Times New Roman"/>
-                <w:color w:val="000000"/>
-                <w:sz w:val="24"/>
-              </w:rPr>
-              <w:t>email</w:t>
-            </w:r>
-            <w:proofErr w:type="spellEnd"/>
-            <w:r>
-              <w:rPr>
-                <w:rFonts w:eastAsia="Times New Roman"/>
-                <w:color w:val="000000"/>
-                <w:sz w:val="24"/>
-              </w:rPr>
-              <w:t>, сообщение (</w:t>
-            </w:r>
-            <w:proofErr w:type="spellStart"/>
-            <w:r>
-              <w:rPr>
-                <w:rFonts w:eastAsia="Times New Roman"/>
-                <w:color w:val="000000"/>
-                <w:sz w:val="24"/>
-              </w:rPr>
-              <w:t>обяз</w:t>
-            </w:r>
-            <w:proofErr w:type="spellEnd"/>
-            <w:r>
-              <w:rPr>
-                <w:rFonts w:eastAsia="Times New Roman"/>
-                <w:color w:val="000000"/>
-                <w:sz w:val="24"/>
-              </w:rPr>
-              <w:t xml:space="preserve">.). </w:t>
-            </w:r>
-            <w:proofErr w:type="spellStart"/>
-            <w:r>
-              <w:rPr>
-                <w:rFonts w:eastAsia="Times New Roman"/>
-                <w:color w:val="000000"/>
-                <w:sz w:val="24"/>
-              </w:rPr>
-              <w:t>Валидация</w:t>
-            </w:r>
-            <w:proofErr w:type="spellEnd"/>
-            <w:r>
-              <w:rPr>
-                <w:rFonts w:eastAsia="Times New Roman"/>
-                <w:color w:val="000000"/>
-                <w:sz w:val="24"/>
-              </w:rPr>
-              <w:t xml:space="preserve"> на JS.</w:t>
+              <w:spacing w:before="240" w:after="240"/>
+              <w:rPr>
+                <w:rFonts w:eastAsia="Times New Roman"/>
+                <w:color w:val="000000"/>
+              </w:rPr>
+            </w:pPr>
+            <w:r>
+              <w:rPr>
+                <w:rFonts w:eastAsia="Times New Roman"/>
+                <w:color w:val="000000"/>
+              </w:rPr>
+              <w:t>Поля: имя, телефон (обяз.), email, сообщение (обяз.). Валидация на JS + всплывающие подсказки.</w:t>
             </w:r>
           </w:p>
         </w:tc>
@@ -1047,19 +1037,16 @@
           </w:tcPr>
           <w:p>
             <w:pPr>
-              <w:spacing w:line="240" w:lineRule="auto"/>
-              <w:ind w:firstLine="0"/>
-              <w:rPr>
-                <w:rFonts w:eastAsia="Times New Roman"/>
-                <w:color w:val="000000"/>
-                <w:sz w:val="24"/>
-              </w:rPr>
-            </w:pPr>
-            <w:r>
-              <w:rPr>
-                <w:rFonts w:eastAsia="Times New Roman"/>
-                <w:color w:val="000000"/>
-                <w:sz w:val="24"/>
+              <w:spacing w:before="240" w:after="240"/>
+              <w:rPr>
+                <w:rFonts w:eastAsia="Times New Roman"/>
+                <w:color w:val="000000"/>
+              </w:rPr>
+            </w:pPr>
+            <w:r>
+              <w:rPr>
+                <w:rFonts w:eastAsia="Times New Roman"/>
+                <w:color w:val="000000"/>
               </w:rPr>
               <w:t>5</w:t>
             </w:r>
@@ -1084,19 +1071,335 @@
           </w:tcPr>
           <w:p>
             <w:pPr>
-              <w:spacing w:line="240" w:lineRule="auto"/>
-              <w:ind w:firstLine="0"/>
-              <w:rPr>
-                <w:rFonts w:eastAsia="Times New Roman"/>
-                <w:color w:val="000000"/>
-                <w:sz w:val="24"/>
-              </w:rPr>
-            </w:pPr>
-            <w:r>
-              <w:rPr>
-                <w:rFonts w:eastAsia="Times New Roman"/>
-                <w:color w:val="000000"/>
-                <w:sz w:val="24"/>
+              <w:spacing w:before="240" w:after="240"/>
+              <w:rPr>
+                <w:rFonts w:eastAsia="Times New Roman"/>
+                <w:color w:val="000000"/>
+              </w:rPr>
+            </w:pPr>
+            <w:r>
+              <w:rPr>
+                <w:rFonts w:eastAsia="Times New Roman"/>
+                <w:color w:val="000000"/>
+              </w:rPr>
+              <w:t>Анимированный баннер</w:t>
+            </w:r>
+          </w:p>
+        </w:tc>
+        <w:tc>
+          <w:tcPr>
+            <w:tcW w:w="0" w:type="auto"/>
+            <w:tcBorders>
+              <w:top w:val="single" w:sz="6" w:space="0" w:color="000000"/>
+              <w:left w:val="single" w:sz="6" w:space="0" w:color="000000"/>
+              <w:bottom w:val="single" w:sz="6" w:space="0" w:color="000000"/>
+              <w:right w:val="single" w:sz="6" w:space="0" w:color="000000"/>
+            </w:tcBorders>
+            <w:tcMar>
+              <w:top w:w="80" w:type="dxa"/>
+              <w:left w:w="160" w:type="dxa"/>
+              <w:bottom w:w="80" w:type="dxa"/>
+              <w:right w:w="160" w:type="dxa"/>
+            </w:tcMar>
+            <w:hideMark/>
+          </w:tcPr>
+          <w:p>
+            <w:pPr>
+              <w:spacing w:before="240" w:after="240"/>
+              <w:rPr>
+                <w:rFonts w:eastAsia="Times New Roman"/>
+                <w:color w:val="000000"/>
+              </w:rPr>
+            </w:pPr>
+            <w:r>
+              <w:rPr>
+                <w:rFonts w:eastAsia="Times New Roman"/>
+                <w:color w:val="000000"/>
+              </w:rPr>
+              <w:t>CSS-анимация печатающегося текста, запуск при скролле (I</w:t>
+            </w:r>
+            <w:r>
+              <w:rPr>
+                <w:rFonts w:eastAsia="Times New Roman"/>
+                <w:color w:val="000000"/>
+              </w:rPr>
+              <w:t>ntersectionObserver).</w:t>
+            </w:r>
+          </w:p>
+        </w:tc>
+      </w:tr>
+      <w:tr>
+        <w:tc>
+          <w:tcPr>
+            <w:tcW w:w="0" w:type="auto"/>
+            <w:tcBorders>
+              <w:top w:val="single" w:sz="6" w:space="0" w:color="000000"/>
+              <w:left w:val="single" w:sz="6" w:space="0" w:color="000000"/>
+              <w:bottom w:val="single" w:sz="6" w:space="0" w:color="000000"/>
+              <w:right w:val="single" w:sz="6" w:space="0" w:color="000000"/>
+            </w:tcBorders>
+            <w:tcMar>
+              <w:top w:w="80" w:type="dxa"/>
+              <w:left w:w="160" w:type="dxa"/>
+              <w:bottom w:w="80" w:type="dxa"/>
+              <w:right w:w="160" w:type="dxa"/>
+            </w:tcMar>
+            <w:hideMark/>
+          </w:tcPr>
+          <w:p>
+            <w:pPr>
+              <w:spacing w:before="240" w:after="240"/>
+              <w:rPr>
+                <w:rFonts w:eastAsia="Times New Roman"/>
+                <w:color w:val="000000"/>
+              </w:rPr>
+            </w:pPr>
+            <w:r>
+              <w:rPr>
+                <w:rFonts w:eastAsia="Times New Roman"/>
+                <w:color w:val="000000"/>
+              </w:rPr>
+              <w:t>6</w:t>
+            </w:r>
+          </w:p>
+        </w:tc>
+        <w:tc>
+          <w:tcPr>
+            <w:tcW w:w="0" w:type="auto"/>
+            <w:tcBorders>
+              <w:top w:val="single" w:sz="6" w:space="0" w:color="000000"/>
+              <w:left w:val="single" w:sz="6" w:space="0" w:color="000000"/>
+              <w:bottom w:val="single" w:sz="6" w:space="0" w:color="000000"/>
+              <w:right w:val="single" w:sz="6" w:space="0" w:color="000000"/>
+            </w:tcBorders>
+            <w:tcMar>
+              <w:top w:w="80" w:type="dxa"/>
+              <w:left w:w="160" w:type="dxa"/>
+              <w:bottom w:w="80" w:type="dxa"/>
+              <w:right w:w="160" w:type="dxa"/>
+            </w:tcMar>
+            <w:hideMark/>
+          </w:tcPr>
+          <w:p>
+            <w:pPr>
+              <w:spacing w:before="240" w:after="240"/>
+              <w:rPr>
+                <w:rFonts w:eastAsia="Times New Roman"/>
+                <w:color w:val="000000"/>
+              </w:rPr>
+            </w:pPr>
+            <w:r>
+              <w:rPr>
+                <w:rFonts w:eastAsia="Times New Roman"/>
+                <w:color w:val="000000"/>
+              </w:rPr>
+              <w:t>Модальное окно</w:t>
+            </w:r>
+          </w:p>
+        </w:tc>
+        <w:tc>
+          <w:tcPr>
+            <w:tcW w:w="0" w:type="auto"/>
+            <w:tcBorders>
+              <w:top w:val="single" w:sz="6" w:space="0" w:color="000000"/>
+              <w:left w:val="single" w:sz="6" w:space="0" w:color="000000"/>
+              <w:bottom w:val="single" w:sz="6" w:space="0" w:color="000000"/>
+              <w:right w:val="single" w:sz="6" w:space="0" w:color="000000"/>
+            </w:tcBorders>
+            <w:tcMar>
+              <w:top w:w="80" w:type="dxa"/>
+              <w:left w:w="160" w:type="dxa"/>
+              <w:bottom w:w="80" w:type="dxa"/>
+              <w:right w:w="160" w:type="dxa"/>
+            </w:tcMar>
+            <w:hideMark/>
+          </w:tcPr>
+          <w:p>
+            <w:pPr>
+              <w:spacing w:before="240" w:after="240"/>
+              <w:rPr>
+                <w:rFonts w:eastAsia="Times New Roman"/>
+                <w:color w:val="000000"/>
+              </w:rPr>
+            </w:pPr>
+            <w:r>
+              <w:rPr>
+                <w:rFonts w:eastAsia="Times New Roman"/>
+                <w:color w:val="000000"/>
+              </w:rPr>
+              <w:t>Всплывающее окно с акцией, закрытие по крестику, overlay, Escape.</w:t>
+            </w:r>
+          </w:p>
+        </w:tc>
+      </w:tr>
+      <w:tr>
+        <w:tc>
+          <w:tcPr>
+            <w:tcW w:w="0" w:type="auto"/>
+            <w:tcBorders>
+              <w:top w:val="single" w:sz="6" w:space="0" w:color="000000"/>
+              <w:left w:val="single" w:sz="6" w:space="0" w:color="000000"/>
+              <w:bottom w:val="single" w:sz="6" w:space="0" w:color="000000"/>
+              <w:right w:val="single" w:sz="6" w:space="0" w:color="000000"/>
+            </w:tcBorders>
+            <w:tcMar>
+              <w:top w:w="80" w:type="dxa"/>
+              <w:left w:w="160" w:type="dxa"/>
+              <w:bottom w:w="80" w:type="dxa"/>
+              <w:right w:w="160" w:type="dxa"/>
+            </w:tcMar>
+            <w:hideMark/>
+          </w:tcPr>
+          <w:p>
+            <w:pPr>
+              <w:spacing w:before="240" w:after="240"/>
+              <w:rPr>
+                <w:rFonts w:eastAsia="Times New Roman"/>
+                <w:color w:val="000000"/>
+              </w:rPr>
+            </w:pPr>
+            <w:r>
+              <w:rPr>
+                <w:rFonts w:eastAsia="Times New Roman"/>
+                <w:color w:val="000000"/>
+              </w:rPr>
+              <w:t>7</w:t>
+            </w:r>
+          </w:p>
+        </w:tc>
+        <w:tc>
+          <w:tcPr>
+            <w:tcW w:w="0" w:type="auto"/>
+            <w:tcBorders>
+              <w:top w:val="single" w:sz="6" w:space="0" w:color="000000"/>
+              <w:left w:val="single" w:sz="6" w:space="0" w:color="000000"/>
+              <w:bottom w:val="single" w:sz="6" w:space="0" w:color="000000"/>
+              <w:right w:val="single" w:sz="6" w:space="0" w:color="000000"/>
+            </w:tcBorders>
+            <w:tcMar>
+              <w:top w:w="80" w:type="dxa"/>
+              <w:left w:w="160" w:type="dxa"/>
+              <w:bottom w:w="80" w:type="dxa"/>
+              <w:right w:w="160" w:type="dxa"/>
+            </w:tcMar>
+            <w:hideMark/>
+          </w:tcPr>
+          <w:p>
+            <w:pPr>
+              <w:spacing w:before="240" w:after="240"/>
+              <w:rPr>
+                <w:rFonts w:eastAsia="Times New Roman"/>
+                <w:color w:val="000000"/>
+              </w:rPr>
+            </w:pPr>
+            <w:r>
+              <w:rPr>
+                <w:rFonts w:eastAsia="Times New Roman"/>
+                <w:color w:val="000000"/>
+              </w:rPr>
+              <w:t>Scroll-анимации</w:t>
+            </w:r>
+          </w:p>
+        </w:tc>
+        <w:tc>
+          <w:tcPr>
+            <w:tcW w:w="0" w:type="auto"/>
+            <w:tcBorders>
+              <w:top w:val="single" w:sz="6" w:space="0" w:color="000000"/>
+              <w:left w:val="single" w:sz="6" w:space="0" w:color="000000"/>
+              <w:bottom w:val="single" w:sz="6" w:space="0" w:color="000000"/>
+              <w:right w:val="single" w:sz="6" w:space="0" w:color="000000"/>
+            </w:tcBorders>
+            <w:tcMar>
+              <w:top w:w="80" w:type="dxa"/>
+              <w:left w:w="160" w:type="dxa"/>
+              <w:bottom w:w="80" w:type="dxa"/>
+              <w:right w:w="160" w:type="dxa"/>
+            </w:tcMar>
+            <w:hideMark/>
+          </w:tcPr>
+          <w:p>
+            <w:pPr>
+              <w:spacing w:before="240" w:after="240"/>
+              <w:rPr>
+                <w:rFonts w:eastAsia="Times New Roman"/>
+                <w:color w:val="000000"/>
+              </w:rPr>
+            </w:pPr>
+            <w:r>
+              <w:rPr>
+                <w:rFonts w:eastAsia="Times New Roman"/>
+                <w:color w:val="000000"/>
+              </w:rPr>
+              <w:t>Плавное появление секций при прокрутке (fade-in-up).</w:t>
+            </w:r>
+          </w:p>
+        </w:tc>
+      </w:tr>
+      <w:tr>
+        <w:tc>
+          <w:tcPr>
+            <w:tcW w:w="0" w:type="auto"/>
+            <w:tcBorders>
+              <w:top w:val="single" w:sz="6" w:space="0" w:color="000000"/>
+              <w:left w:val="single" w:sz="6" w:space="0" w:color="000000"/>
+              <w:bottom w:val="single" w:sz="6" w:space="0" w:color="000000"/>
+              <w:right w:val="single" w:sz="6" w:space="0" w:color="000000"/>
+            </w:tcBorders>
+            <w:tcMar>
+              <w:top w:w="80" w:type="dxa"/>
+              <w:left w:w="160" w:type="dxa"/>
+              <w:bottom w:w="80" w:type="dxa"/>
+              <w:right w:w="160" w:type="dxa"/>
+            </w:tcMar>
+            <w:hideMark/>
+          </w:tcPr>
+          <w:p>
+            <w:pPr>
+              <w:spacing w:before="240" w:after="240"/>
+              <w:rPr>
+                <w:rFonts w:eastAsia="Times New Roman"/>
+                <w:color w:val="000000"/>
+              </w:rPr>
+            </w:pPr>
+            <w:r>
+              <w:rPr>
+                <w:rFonts w:eastAsia="Times New Roman"/>
+                <w:color w:val="000000"/>
+              </w:rPr>
+              <w:t>8</w:t>
+            </w:r>
+          </w:p>
+        </w:tc>
+        <w:tc>
+          <w:tcPr>
+            <w:tcW w:w="0" w:type="auto"/>
+            <w:tcBorders>
+              <w:top w:val="single" w:sz="6" w:space="0" w:color="000000"/>
+              <w:left w:val="single" w:sz="6" w:space="0" w:color="000000"/>
+              <w:bottom w:val="single" w:sz="6" w:space="0" w:color="000000"/>
+              <w:right w:val="single" w:sz="6" w:space="0" w:color="000000"/>
+            </w:tcBorders>
+            <w:tcMar>
+              <w:top w:w="80" w:type="dxa"/>
+              <w:left w:w="160" w:type="dxa"/>
+              <w:bottom w:w="80" w:type="dxa"/>
+              <w:right w:w="160" w:type="dxa"/>
+            </w:tcMar>
+            <w:hideMark/>
+          </w:tcPr>
+          <w:p>
+            <w:pPr>
+              <w:spacing w:before="240" w:after="240"/>
+              <w:rPr>
+                <w:rFonts w:eastAsia="Times New Roman"/>
+                <w:color w:val="000000"/>
+              </w:rPr>
+            </w:pPr>
+            <w:r>
+              <w:rPr>
+                <w:rFonts w:eastAsia="Times New Roman"/>
+                <w:color w:val="000000"/>
               </w:rPr>
               <w:t>Адаптивность</w:t>
             </w:r>
@@ -1121,21 +1424,18 @@
           </w:tcPr>
           <w:p>
             <w:pPr>
-              <w:spacing w:line="240" w:lineRule="auto"/>
-              <w:ind w:firstLine="0"/>
-              <w:rPr>
-                <w:rFonts w:eastAsia="Times New Roman"/>
-                <w:color w:val="000000"/>
-                <w:sz w:val="24"/>
-              </w:rPr>
-            </w:pPr>
-            <w:r>
-              <w:rPr>
-                <w:rFonts w:eastAsia="Times New Roman"/>
-                <w:color w:val="000000"/>
-                <w:sz w:val="24"/>
-              </w:rPr>
-              <w:t>Корректное отображение от 320px до 1920px.</w:t>
+              <w:spacing w:before="240" w:after="240"/>
+              <w:rPr>
+                <w:rFonts w:eastAsia="Times New Roman"/>
+                <w:color w:val="000000"/>
+              </w:rPr>
+            </w:pPr>
+            <w:r>
+              <w:rPr>
+                <w:rFonts w:eastAsia="Times New Roman"/>
+                <w:color w:val="000000"/>
+              </w:rPr>
+              <w:t>Корректное отображение от 360px до 1920px.</w:t>
             </w:r>
           </w:p>
         </w:tc>
@@ -1143,6 +1443,7 @@
     </w:tbl>
     <w:p>
       <w:pPr>
+        <w:pStyle w:val="2"/>
         <w:rPr>
           <w:rFonts w:eastAsia="Times New Roman"/>
           <w:color w:val="000000"/>
@@ -1158,6 +1459,7 @@
     </w:p>
     <w:p>
       <w:pPr>
+        <w:pStyle w:val="a3"/>
         <w:rPr>
           <w:color w:val="000000"/>
         </w:rPr>
@@ -1171,129 +1473,55 @@
     </w:p>
     <w:p>
       <w:pPr>
-        <w:rPr>
-          <w:color w:val="000000"/>
-        </w:rPr>
-      </w:pPr>
-      <w:r>
-        <w:rPr>
-          <w:color w:val="000000"/>
-        </w:rPr>
-        <w:t>Цвета: белый (#</w:t>
-      </w:r>
-      <w:proofErr w:type="spellStart"/>
-      <w:r>
-        <w:rPr>
-          <w:color w:val="000000"/>
-        </w:rPr>
-        <w:t>ffffff</w:t>
-      </w:r>
-      <w:proofErr w:type="spellEnd"/>
-      <w:r>
-        <w:rPr>
-          <w:color w:val="000000"/>
-        </w:rPr>
-        <w:t>), светло-розовый (#fdf2f8), акцентный розовый (#ec407a).</w:t>
-      </w:r>
-    </w:p>
-    <w:p>
-      <w:pPr>
-        <w:rPr>
-          <w:color w:val="000000"/>
-        </w:rPr>
-      </w:pPr>
-      <w:r>
-        <w:rPr>
-          <w:color w:val="000000"/>
-        </w:rPr>
-        <w:t xml:space="preserve">Шрифты: заголовки — </w:t>
-      </w:r>
-      <w:proofErr w:type="spellStart"/>
-      <w:r>
-        <w:rPr>
-          <w:color w:val="000000"/>
-        </w:rPr>
-        <w:t>Roboto</w:t>
-      </w:r>
-      <w:proofErr w:type="spellEnd"/>
-      <w:r>
-        <w:rPr>
-          <w:color w:val="000000"/>
-        </w:rPr>
-        <w:t xml:space="preserve">, основной текст — </w:t>
-      </w:r>
-      <w:proofErr w:type="spellStart"/>
-      <w:r>
-        <w:rPr>
-          <w:color w:val="000000"/>
-        </w:rPr>
-        <w:t>Comic</w:t>
-      </w:r>
-      <w:proofErr w:type="spellEnd"/>
-      <w:r>
-        <w:rPr>
-          <w:color w:val="000000"/>
-        </w:rPr>
-        <w:t xml:space="preserve"> </w:t>
-      </w:r>
-      <w:proofErr w:type="spellStart"/>
-      <w:r>
-        <w:rPr>
-          <w:color w:val="000000"/>
-        </w:rPr>
-        <w:t>Relief</w:t>
-      </w:r>
-      <w:proofErr w:type="spellEnd"/>
-      <w:r>
-        <w:rPr>
-          <w:color w:val="000000"/>
-        </w:rPr>
-        <w:t xml:space="preserve"> (</w:t>
-      </w:r>
-      <w:proofErr w:type="spellStart"/>
-      <w:r>
-        <w:rPr>
-          <w:color w:val="000000"/>
-        </w:rPr>
-        <w:t>Google</w:t>
-      </w:r>
-      <w:proofErr w:type="spellEnd"/>
-      <w:r>
-        <w:rPr>
-          <w:color w:val="000000"/>
-        </w:rPr>
-        <w:t xml:space="preserve"> </w:t>
-      </w:r>
-      <w:proofErr w:type="spellStart"/>
-      <w:r>
-        <w:rPr>
-          <w:color w:val="000000"/>
-        </w:rPr>
-        <w:t>Fonts</w:t>
-      </w:r>
-      <w:proofErr w:type="spellEnd"/>
-      <w:r>
-        <w:rPr>
-          <w:color w:val="000000"/>
-        </w:rPr>
-        <w:t>).</w:t>
-      </w:r>
-    </w:p>
-    <w:p>
-      <w:pPr>
-        <w:rPr>
-          <w:color w:val="000000"/>
-        </w:rPr>
-      </w:pPr>
-      <w:r>
-        <w:rPr>
-          <w:color w:val="000000"/>
-        </w:rPr>
-        <w:t>Эффекты: плавные переходы, тени при наведении.</w:t>
-      </w:r>
-    </w:p>
-    <w:p>
-      <w:pPr>
+        <w:pStyle w:val="a3"/>
+        <w:rPr>
+          <w:color w:val="000000"/>
+        </w:rPr>
+      </w:pPr>
+      <w:r>
+        <w:rPr>
+          <w:color w:val="000000"/>
+        </w:rPr>
+        <w:t>Цвета: белый (#ffffff), светло-розовый (#fdf2f8), акцентный розовый (#ec407a).</w:t>
+      </w:r>
+    </w:p>
+    <w:p>
+      <w:pPr>
+        <w:pStyle w:val="a3"/>
+        <w:rPr>
+          <w:color w:val="000000"/>
+        </w:rPr>
+      </w:pPr>
+      <w:r>
+        <w:rPr>
+          <w:color w:val="000000"/>
+        </w:rPr>
+        <w:t>Шрифты: заголовки — Roboto, основной текст — Comic Relief (Google Fonts).</w:t>
+      </w:r>
+    </w:p>
+    <w:p>
+      <w:pPr>
+        <w:pStyle w:val="a3"/>
+        <w:rPr>
+          <w:color w:val="000000"/>
+        </w:rPr>
+      </w:pPr>
+      <w:r>
+        <w:rPr>
+          <w:color w:val="000000"/>
+        </w:rPr>
+        <w:t xml:space="preserve">Эффекты: hover/focus эффекты </w:t>
+      </w:r>
+      <w:r>
+        <w:rPr>
+          <w:color w:val="000000"/>
+        </w:rPr>
+        <w:t>для кнопок, ссылок, карточек. Плавные переходы, тени при наведении.</w:t>
+      </w:r>
+    </w:p>
+    <w:p>
+      <w:pPr>
+        <w:pStyle w:val="2"/>
         <w:rPr>
           <w:rFonts w:eastAsia="Times New Roman"/>
           <w:color w:val="000000"/>
@@ -1309,9 +1537,15 @@
     </w:p>
     <w:p>
       <w:pPr>
-        <w:rPr>
-          <w:rFonts w:eastAsia="Times New Roman"/>
-          <w:color w:val="000000"/>
+        <w:numPr>
+          <w:ilvl w:val="0"/>
+          <w:numId w:val="2"/>
+        </w:numPr>
+        <w:spacing w:before="100" w:beforeAutospacing="1" w:after="40"/>
+        <w:rPr>
+          <w:rFonts w:eastAsia="Times New Roman"/>
+          <w:color w:val="000000"/>
+          <w:sz w:val="28"/>
           <w:szCs w:val="28"/>
         </w:rPr>
       </w:pPr>
@@ -1319,52 +1553,71 @@
         <w:rPr>
           <w:rFonts w:eastAsia="Times New Roman"/>
           <w:color w:val="000000"/>
+          <w:sz w:val="28"/>
           <w:szCs w:val="28"/>
         </w:rPr>
-        <w:t xml:space="preserve">HTML5, CSS3, </w:t>
-      </w:r>
-      <w:proofErr w:type="spellStart"/>
-      <w:r>
-        <w:rPr>
-          <w:rFonts w:eastAsia="Times New Roman"/>
-          <w:color w:val="000000"/>
+        <w:t>HTML5, CSS3, JavaScript (без библиотек/фреймворков).</w:t>
+      </w:r>
+    </w:p>
+    <w:p>
+      <w:pPr>
+        <w:numPr>
+          <w:ilvl w:val="0"/>
+          <w:numId w:val="2"/>
+        </w:numPr>
+        <w:spacing w:before="100" w:beforeAutospacing="1" w:after="40"/>
+        <w:rPr>
+          <w:rFonts w:eastAsia="Times New Roman"/>
+          <w:color w:val="000000"/>
+          <w:sz w:val="28"/>
           <w:szCs w:val="28"/>
         </w:rPr>
-        <w:t>JavaScript</w:t>
-      </w:r>
-      <w:proofErr w:type="spellEnd"/>
-      <w:r>
-        <w:rPr>
-          <w:rFonts w:eastAsia="Times New Roman"/>
-          <w:color w:val="000000"/>
+      </w:pPr>
+      <w:r>
+        <w:rPr>
+          <w:rFonts w:eastAsia="Times New Roman"/>
+          <w:color w:val="000000"/>
+          <w:sz w:val="28"/>
           <w:szCs w:val="28"/>
         </w:rPr>
-        <w:t xml:space="preserve"> (без библиотек/</w:t>
-      </w:r>
-      <w:proofErr w:type="spellStart"/>
-      <w:r>
-        <w:rPr>
-          <w:rFonts w:eastAsia="Times New Roman"/>
-          <w:color w:val="000000"/>
+        <w:t>CSS-переменные.</w:t>
+      </w:r>
+    </w:p>
+    <w:p>
+      <w:pPr>
+        <w:numPr>
+          <w:ilvl w:val="0"/>
+          <w:numId w:val="2"/>
+        </w:numPr>
+        <w:spacing w:before="100" w:beforeAutospacing="1" w:after="40"/>
+        <w:rPr>
+          <w:rFonts w:eastAsia="Times New Roman"/>
+          <w:color w:val="000000"/>
+          <w:sz w:val="28"/>
           <w:szCs w:val="28"/>
         </w:rPr>
-        <w:t>фреймворков</w:t>
-      </w:r>
-      <w:proofErr w:type="spellEnd"/>
-      <w:r>
-        <w:rPr>
-          <w:rFonts w:eastAsia="Times New Roman"/>
-          <w:color w:val="000000"/>
+      </w:pPr>
+      <w:r>
+        <w:rPr>
+          <w:rFonts w:eastAsia="Times New Roman"/>
+          <w:color w:val="000000"/>
+          <w:sz w:val="28"/>
           <w:szCs w:val="28"/>
         </w:rPr>
-        <w:t>).</w:t>
-      </w:r>
-    </w:p>
-    <w:p>
-      <w:pPr>
-        <w:rPr>
-          <w:rFonts w:eastAsia="Times New Roman"/>
-          <w:color w:val="000000"/>
+        <w:t>Файлы: css/fonts.css, css/global.css, css/components.css, js/script.js.</w:t>
+      </w:r>
+    </w:p>
+    <w:p>
+      <w:pPr>
+        <w:numPr>
+          <w:ilvl w:val="0"/>
+          <w:numId w:val="2"/>
+        </w:numPr>
+        <w:spacing w:before="100" w:beforeAutospacing="1" w:after="40"/>
+        <w:rPr>
+          <w:rFonts w:eastAsia="Times New Roman"/>
+          <w:color w:val="000000"/>
+          <w:sz w:val="28"/>
           <w:szCs w:val="28"/>
         </w:rPr>
       </w:pPr>
@@ -1372,200 +1625,24 @@
         <w:rPr>
           <w:rFonts w:eastAsia="Times New Roman"/>
           <w:color w:val="000000"/>
+          <w:sz w:val="28"/>
           <w:szCs w:val="28"/>
         </w:rPr>
-        <w:t>CSS-переменные.</w:t>
-      </w:r>
-    </w:p>
-    <w:p>
-      <w:pPr>
-        <w:rPr>
-          <w:rFonts w:eastAsia="Times New Roman"/>
-          <w:color w:val="000000"/>
+        <w:t>Кросс-браузерность: C</w:t>
+      </w:r>
+      <w:r>
+        <w:rPr>
+          <w:rFonts w:eastAsia="Times New Roman"/>
+          <w:color w:val="000000"/>
+          <w:sz w:val="28"/>
           <w:szCs w:val="28"/>
-          <w:lang w:val="en-US"/>
-        </w:rPr>
-      </w:pPr>
-      <w:r>
-        <w:rPr>
-          <w:rFonts w:eastAsia="Times New Roman"/>
-          <w:color w:val="000000"/>
-          <w:szCs w:val="28"/>
-        </w:rPr>
-        <w:t>Файлы</w:t>
-      </w:r>
-      <w:r>
-        <w:rPr>
-          <w:rFonts w:eastAsia="Times New Roman"/>
-          <w:color w:val="000000"/>
-          <w:szCs w:val="28"/>
-          <w:lang w:val="en-US"/>
-        </w:rPr>
-        <w:t xml:space="preserve">: </w:t>
-      </w:r>
-      <w:proofErr w:type="spellStart"/>
-      <w:r>
-        <w:rPr>
-          <w:rFonts w:eastAsia="Times New Roman"/>
-          <w:color w:val="000000"/>
-          <w:szCs w:val="28"/>
-          <w:lang w:val="en-US"/>
-        </w:rPr>
-        <w:t>css</w:t>
-      </w:r>
-      <w:proofErr w:type="spellEnd"/>
-      <w:r>
-        <w:rPr>
-          <w:rFonts w:eastAsia="Times New Roman"/>
-          <w:color w:val="000000"/>
-          <w:szCs w:val="28"/>
-          <w:lang w:val="en-US"/>
-        </w:rPr>
-        <w:t xml:space="preserve">/fonts.css, </w:t>
-      </w:r>
-      <w:proofErr w:type="spellStart"/>
-      <w:r>
-        <w:rPr>
-          <w:rFonts w:eastAsia="Times New Roman"/>
-          <w:color w:val="000000"/>
-          <w:szCs w:val="28"/>
-          <w:lang w:val="en-US"/>
-        </w:rPr>
-        <w:t>css</w:t>
-      </w:r>
-      <w:proofErr w:type="spellEnd"/>
-      <w:r>
-        <w:rPr>
-          <w:rFonts w:eastAsia="Times New Roman"/>
-          <w:color w:val="000000"/>
-          <w:szCs w:val="28"/>
-          <w:lang w:val="en-US"/>
-        </w:rPr>
-        <w:t xml:space="preserve">/global.css, </w:t>
-      </w:r>
-      <w:proofErr w:type="spellStart"/>
-      <w:r>
-        <w:rPr>
-          <w:rFonts w:eastAsia="Times New Roman"/>
-          <w:color w:val="000000"/>
-          <w:szCs w:val="28"/>
-          <w:lang w:val="en-US"/>
-        </w:rPr>
-        <w:t>css</w:t>
-      </w:r>
-      <w:proofErr w:type="spellEnd"/>
-      <w:r>
-        <w:rPr>
-          <w:rFonts w:eastAsia="Times New Roman"/>
-          <w:color w:val="000000"/>
-          <w:szCs w:val="28"/>
-          <w:lang w:val="en-US"/>
-        </w:rPr>
-        <w:t xml:space="preserve">/components.css, </w:t>
-      </w:r>
-      <w:proofErr w:type="spellStart"/>
-      <w:r>
-        <w:rPr>
-          <w:rFonts w:eastAsia="Times New Roman"/>
-          <w:color w:val="000000"/>
-          <w:szCs w:val="28"/>
-          <w:lang w:val="en-US"/>
-        </w:rPr>
-        <w:t>js</w:t>
-      </w:r>
-      <w:proofErr w:type="spellEnd"/>
-      <w:r>
-        <w:rPr>
-          <w:rFonts w:eastAsia="Times New Roman"/>
-          <w:color w:val="000000"/>
-          <w:szCs w:val="28"/>
-          <w:lang w:val="en-US"/>
-        </w:rPr>
-        <w:t>/script.js.</w:t>
-      </w:r>
-    </w:p>
-    <w:p>
-      <w:pPr>
-        <w:rPr>
-          <w:rFonts w:eastAsia="Times New Roman"/>
-          <w:color w:val="000000"/>
-          <w:szCs w:val="28"/>
-          <w:lang w:val="en-US"/>
-        </w:rPr>
-      </w:pPr>
-      <w:r>
-        <w:rPr>
-          <w:rFonts w:eastAsia="Times New Roman"/>
-          <w:color w:val="000000"/>
-          <w:szCs w:val="28"/>
-        </w:rPr>
-        <w:t>Кросс</w:t>
-      </w:r>
-      <w:r>
-        <w:rPr>
-          <w:rFonts w:eastAsia="Times New Roman"/>
-          <w:color w:val="000000"/>
-          <w:szCs w:val="28"/>
-          <w:lang w:val="en-US"/>
-        </w:rPr>
-        <w:t>-</w:t>
-      </w:r>
-      <w:proofErr w:type="spellStart"/>
-      <w:r>
-        <w:rPr>
-          <w:rFonts w:eastAsia="Times New Roman"/>
-          <w:color w:val="000000"/>
-          <w:szCs w:val="28"/>
-        </w:rPr>
-        <w:t>браузерность</w:t>
-      </w:r>
-      <w:proofErr w:type="spellEnd"/>
-      <w:r>
-        <w:rPr>
-          <w:rFonts w:eastAsia="Times New Roman"/>
-          <w:color w:val="000000"/>
-          <w:szCs w:val="28"/>
-          <w:lang w:val="en-US"/>
-        </w:rPr>
-        <w:t xml:space="preserve">: Chrome, Firefox, Edge, Safari (2 </w:t>
-      </w:r>
-      <w:r>
-        <w:rPr>
-          <w:rFonts w:eastAsia="Times New Roman"/>
-          <w:color w:val="000000"/>
-          <w:szCs w:val="28"/>
-        </w:rPr>
-        <w:t>последние</w:t>
-      </w:r>
-      <w:r>
-        <w:rPr>
-          <w:rFonts w:eastAsia="Times New Roman"/>
-          <w:color w:val="000000"/>
-          <w:szCs w:val="28"/>
-          <w:lang w:val="en-US"/>
-        </w:rPr>
-        <w:t xml:space="preserve"> </w:t>
-      </w:r>
-      <w:r>
-        <w:rPr>
-          <w:rFonts w:eastAsia="Times New Roman"/>
-          <w:color w:val="000000"/>
-          <w:szCs w:val="28"/>
-        </w:rPr>
-        <w:t>версии</w:t>
-      </w:r>
-      <w:r>
-        <w:rPr>
-          <w:rFonts w:eastAsia="Times New Roman"/>
-          <w:color w:val="000000"/>
-          <w:szCs w:val="28"/>
-          <w:lang w:val="en-US"/>
-        </w:rPr>
-        <w:t>).</w:t>
-      </w:r>
-    </w:p>
-    <w:p>
-      <w:pPr>
+        </w:rPr>
+        <w:t>hrome, Firefox, Edge, Safari (2 последние версии).</w:t>
+      </w:r>
+    </w:p>
+    <w:p>
+      <w:pPr>
+        <w:pStyle w:val="2"/>
         <w:rPr>
           <w:rFonts w:eastAsia="Times New Roman"/>
           <w:color w:val="000000"/>
@@ -1591,9 +1668,9 @@
         <w:tblLook w:val="04A0" w:firstRow="1" w:lastRow="0" w:firstColumn="1" w:lastColumn="0" w:noHBand="0" w:noVBand="1"/>
       </w:tblPr>
       <w:tblGrid>
-        <w:gridCol w:w="2032"/>
-        <w:gridCol w:w="1694"/>
-        <w:gridCol w:w="5613"/>
+        <w:gridCol w:w="480"/>
+        <w:gridCol w:w="480"/>
+        <w:gridCol w:w="480"/>
       </w:tblGrid>
       <w:tr>
         <w:tc>
@@ -1615,21 +1692,20 @@
           </w:tcPr>
           <w:p>
             <w:pPr>
-              <w:spacing w:line="240" w:lineRule="auto"/>
-              <w:ind w:firstLine="0"/>
-              <w:rPr>
-                <w:rFonts w:eastAsia="Times New Roman"/>
+              <w:spacing w:before="240" w:after="240"/>
+              <w:rPr>
+                <w:rFonts w:eastAsia="Times New Roman"/>
+                <w:b/>
                 <w:bCs/>
                 <w:color w:val="000000"/>
-                <w:sz w:val="24"/>
-              </w:rPr>
-            </w:pPr>
-            <w:r>
-              <w:rPr>
-                <w:rFonts w:eastAsia="Times New Roman"/>
+              </w:rPr>
+            </w:pPr>
+            <w:r>
+              <w:rPr>
+                <w:rFonts w:eastAsia="Times New Roman"/>
+                <w:b/>
                 <w:bCs/>
                 <w:color w:val="000000"/>
-                <w:sz w:val="24"/>
               </w:rPr>
               <w:t>Устройство</w:t>
             </w:r>
@@ -1654,21 +1730,20 @@
           </w:tcPr>
           <w:p>
             <w:pPr>
-              <w:spacing w:line="240" w:lineRule="auto"/>
-              <w:ind w:firstLine="0"/>
-              <w:rPr>
-                <w:rFonts w:eastAsia="Times New Roman"/>
+              <w:spacing w:before="240" w:after="240"/>
+              <w:rPr>
+                <w:rFonts w:eastAsia="Times New Roman"/>
+                <w:b/>
                 <w:bCs/>
                 <w:color w:val="000000"/>
-                <w:sz w:val="24"/>
-              </w:rPr>
-            </w:pPr>
-            <w:r>
-              <w:rPr>
-                <w:rFonts w:eastAsia="Times New Roman"/>
+              </w:rPr>
+            </w:pPr>
+            <w:r>
+              <w:rPr>
+                <w:rFonts w:eastAsia="Times New Roman"/>
+                <w:b/>
                 <w:bCs/>
                 <w:color w:val="000000"/>
-                <w:sz w:val="24"/>
               </w:rPr>
               <w:t>Ширина</w:t>
             </w:r>
@@ -1693,21 +1768,20 @@
           </w:tcPr>
           <w:p>
             <w:pPr>
-              <w:spacing w:line="240" w:lineRule="auto"/>
-              <w:ind w:firstLine="0"/>
-              <w:rPr>
-                <w:rFonts w:eastAsia="Times New Roman"/>
+              <w:spacing w:before="240" w:after="240"/>
+              <w:rPr>
+                <w:rFonts w:eastAsia="Times New Roman"/>
+                <w:b/>
                 <w:bCs/>
                 <w:color w:val="000000"/>
-                <w:sz w:val="24"/>
-              </w:rPr>
-            </w:pPr>
-            <w:r>
-              <w:rPr>
-                <w:rFonts w:eastAsia="Times New Roman"/>
+              </w:rPr>
+            </w:pPr>
+            <w:r>
+              <w:rPr>
+                <w:rFonts w:eastAsia="Times New Roman"/>
+                <w:b/>
                 <w:bCs/>
                 <w:color w:val="000000"/>
-                <w:sz w:val="24"/>
               </w:rPr>
               <w:t>Особенности</w:t>
             </w:r>
@@ -1734,95 +1808,86 @@
           </w:tcPr>
           <w:p>
             <w:pPr>
-              <w:spacing w:line="240" w:lineRule="auto"/>
-              <w:ind w:firstLine="0"/>
-              <w:rPr>
-                <w:rFonts w:eastAsia="Times New Roman"/>
-                <w:color w:val="000000"/>
-                <w:sz w:val="24"/>
-              </w:rPr>
-            </w:pPr>
-            <w:r>
-              <w:rPr>
-                <w:rFonts w:eastAsia="Times New Roman"/>
-                <w:color w:val="000000"/>
-                <w:sz w:val="24"/>
-              </w:rPr>
-              <w:t>Десктоп</w:t>
-            </w:r>
-          </w:p>
-        </w:tc>
-        <w:tc>
-          <w:tcPr>
-            <w:tcW w:w="0" w:type="auto"/>
-            <w:tcBorders>
-              <w:top w:val="single" w:sz="6" w:space="0" w:color="000000"/>
-              <w:left w:val="single" w:sz="6" w:space="0" w:color="000000"/>
-              <w:bottom w:val="single" w:sz="6" w:space="0" w:color="000000"/>
-              <w:right w:val="single" w:sz="6" w:space="0" w:color="000000"/>
-            </w:tcBorders>
-            <w:tcMar>
-              <w:top w:w="80" w:type="dxa"/>
-              <w:left w:w="160" w:type="dxa"/>
-              <w:bottom w:w="80" w:type="dxa"/>
-              <w:right w:w="160" w:type="dxa"/>
-            </w:tcMar>
-            <w:hideMark/>
-          </w:tcPr>
-          <w:p>
-            <w:pPr>
-              <w:spacing w:line="240" w:lineRule="auto"/>
-              <w:ind w:firstLine="0"/>
-              <w:rPr>
-                <w:rFonts w:eastAsia="Times New Roman"/>
-                <w:color w:val="000000"/>
-                <w:sz w:val="24"/>
-              </w:rPr>
-            </w:pPr>
-            <w:r>
-              <w:rPr>
-                <w:rFonts w:eastAsia="Times New Roman"/>
-                <w:color w:val="000000"/>
-                <w:sz w:val="24"/>
-              </w:rPr>
-              <w:t>&gt;1024px</w:t>
-            </w:r>
-          </w:p>
-        </w:tc>
-        <w:tc>
-          <w:tcPr>
-            <w:tcW w:w="0" w:type="auto"/>
-            <w:tcBorders>
-              <w:top w:val="single" w:sz="6" w:space="0" w:color="000000"/>
-              <w:left w:val="single" w:sz="6" w:space="0" w:color="000000"/>
-              <w:bottom w:val="single" w:sz="6" w:space="0" w:color="000000"/>
-              <w:right w:val="single" w:sz="6" w:space="0" w:color="000000"/>
-            </w:tcBorders>
-            <w:tcMar>
-              <w:top w:w="80" w:type="dxa"/>
-              <w:left w:w="160" w:type="dxa"/>
-              <w:bottom w:w="80" w:type="dxa"/>
-              <w:right w:w="160" w:type="dxa"/>
-            </w:tcMar>
-            <w:hideMark/>
-          </w:tcPr>
-          <w:p>
-            <w:pPr>
-              <w:spacing w:line="240" w:lineRule="auto"/>
-              <w:ind w:firstLine="0"/>
-              <w:rPr>
-                <w:rFonts w:eastAsia="Times New Roman"/>
-                <w:color w:val="000000"/>
-                <w:sz w:val="24"/>
-              </w:rPr>
-            </w:pPr>
-            <w:r>
-              <w:rPr>
-                <w:rFonts w:eastAsia="Times New Roman"/>
-                <w:color w:val="000000"/>
-                <w:sz w:val="24"/>
-              </w:rPr>
-              <w:t>Полноценная сетка, горизонтальное меню</w:t>
+              <w:spacing w:before="240" w:after="240"/>
+              <w:rPr>
+                <w:rFonts w:eastAsia="Times New Roman"/>
+                <w:color w:val="000000"/>
+              </w:rPr>
+            </w:pPr>
+            <w:r>
+              <w:rPr>
+                <w:rFonts w:eastAsia="Times New Roman"/>
+                <w:color w:val="000000"/>
+              </w:rPr>
+              <w:t>Большие мониторы</w:t>
+            </w:r>
+          </w:p>
+        </w:tc>
+        <w:tc>
+          <w:tcPr>
+            <w:tcW w:w="0" w:type="auto"/>
+            <w:tcBorders>
+              <w:top w:val="single" w:sz="6" w:space="0" w:color="000000"/>
+              <w:left w:val="single" w:sz="6" w:space="0" w:color="000000"/>
+              <w:bottom w:val="single" w:sz="6" w:space="0" w:color="000000"/>
+              <w:right w:val="single" w:sz="6" w:space="0" w:color="000000"/>
+            </w:tcBorders>
+            <w:tcMar>
+              <w:top w:w="80" w:type="dxa"/>
+              <w:left w:w="160" w:type="dxa"/>
+              <w:bottom w:w="80" w:type="dxa"/>
+              <w:right w:w="160" w:type="dxa"/>
+            </w:tcMar>
+            <w:hideMark/>
+          </w:tcPr>
+          <w:p>
+            <w:pPr>
+              <w:spacing w:before="240" w:after="240"/>
+              <w:rPr>
+                <w:rFonts w:eastAsia="Times New Roman"/>
+                <w:color w:val="000000"/>
+              </w:rPr>
+            </w:pPr>
+            <w:r>
+              <w:rPr>
+                <w:rFonts w:eastAsia="Times New Roman"/>
+                <w:color w:val="000000"/>
+              </w:rPr>
+              <w:t>&gt;1200px</w:t>
+            </w:r>
+          </w:p>
+        </w:tc>
+        <w:tc>
+          <w:tcPr>
+            <w:tcW w:w="0" w:type="auto"/>
+            <w:tcBorders>
+              <w:top w:val="single" w:sz="6" w:space="0" w:color="000000"/>
+              <w:left w:val="single" w:sz="6" w:space="0" w:color="000000"/>
+              <w:bottom w:val="single" w:sz="6" w:space="0" w:color="000000"/>
+              <w:right w:val="single" w:sz="6" w:space="0" w:color="000000"/>
+            </w:tcBorders>
+            <w:tcMar>
+              <w:top w:w="80" w:type="dxa"/>
+              <w:left w:w="160" w:type="dxa"/>
+              <w:bottom w:w="80" w:type="dxa"/>
+              <w:right w:w="160" w:type="dxa"/>
+            </w:tcMar>
+            <w:hideMark/>
+          </w:tcPr>
+          <w:p>
+            <w:pPr>
+              <w:spacing w:before="240" w:after="240"/>
+              <w:rPr>
+                <w:rFonts w:eastAsia="Times New Roman"/>
+                <w:color w:val="000000"/>
+              </w:rPr>
+            </w:pPr>
+            <w:r>
+              <w:rPr>
+                <w:rFonts w:eastAsia="Times New Roman"/>
+                <w:color w:val="000000"/>
+              </w:rPr>
+              <w:t>Увеличенный контент, большие отступы</w:t>
             </w:r>
           </w:p>
         </w:tc>
@@ -1847,95 +1912,86 @@
           </w:tcPr>
           <w:p>
             <w:pPr>
-              <w:spacing w:line="240" w:lineRule="auto"/>
-              <w:ind w:firstLine="0"/>
-              <w:rPr>
-                <w:rFonts w:eastAsia="Times New Roman"/>
-                <w:color w:val="000000"/>
-                <w:sz w:val="24"/>
-              </w:rPr>
-            </w:pPr>
-            <w:r>
-              <w:rPr>
-                <w:rFonts w:eastAsia="Times New Roman"/>
-                <w:color w:val="000000"/>
-                <w:sz w:val="24"/>
-              </w:rPr>
-              <w:t>Планшет</w:t>
-            </w:r>
-          </w:p>
-        </w:tc>
-        <w:tc>
-          <w:tcPr>
-            <w:tcW w:w="0" w:type="auto"/>
-            <w:tcBorders>
-              <w:top w:val="single" w:sz="6" w:space="0" w:color="000000"/>
-              <w:left w:val="single" w:sz="6" w:space="0" w:color="000000"/>
-              <w:bottom w:val="single" w:sz="6" w:space="0" w:color="000000"/>
-              <w:right w:val="single" w:sz="6" w:space="0" w:color="000000"/>
-            </w:tcBorders>
-            <w:tcMar>
-              <w:top w:w="80" w:type="dxa"/>
-              <w:left w:w="160" w:type="dxa"/>
-              <w:bottom w:w="80" w:type="dxa"/>
-              <w:right w:w="160" w:type="dxa"/>
-            </w:tcMar>
-            <w:hideMark/>
-          </w:tcPr>
-          <w:p>
-            <w:pPr>
-              <w:spacing w:line="240" w:lineRule="auto"/>
-              <w:ind w:firstLine="0"/>
-              <w:rPr>
-                <w:rFonts w:eastAsia="Times New Roman"/>
-                <w:color w:val="000000"/>
-                <w:sz w:val="24"/>
-              </w:rPr>
-            </w:pPr>
-            <w:r>
-              <w:rPr>
-                <w:rFonts w:eastAsia="Times New Roman"/>
-                <w:color w:val="000000"/>
-                <w:sz w:val="24"/>
-              </w:rPr>
-              <w:t>768–1024px</w:t>
-            </w:r>
-          </w:p>
-        </w:tc>
-        <w:tc>
-          <w:tcPr>
-            <w:tcW w:w="0" w:type="auto"/>
-            <w:tcBorders>
-              <w:top w:val="single" w:sz="6" w:space="0" w:color="000000"/>
-              <w:left w:val="single" w:sz="6" w:space="0" w:color="000000"/>
-              <w:bottom w:val="single" w:sz="6" w:space="0" w:color="000000"/>
-              <w:right w:val="single" w:sz="6" w:space="0" w:color="000000"/>
-            </w:tcBorders>
-            <w:tcMar>
-              <w:top w:w="80" w:type="dxa"/>
-              <w:left w:w="160" w:type="dxa"/>
-              <w:bottom w:w="80" w:type="dxa"/>
-              <w:right w:w="160" w:type="dxa"/>
-            </w:tcMar>
-            <w:hideMark/>
-          </w:tcPr>
-          <w:p>
-            <w:pPr>
-              <w:spacing w:line="240" w:lineRule="auto"/>
-              <w:ind w:firstLine="0"/>
-              <w:rPr>
-                <w:rFonts w:eastAsia="Times New Roman"/>
-                <w:color w:val="000000"/>
-                <w:sz w:val="24"/>
-              </w:rPr>
-            </w:pPr>
-            <w:r>
-              <w:rPr>
-                <w:rFonts w:eastAsia="Times New Roman"/>
-                <w:color w:val="000000"/>
-                <w:sz w:val="24"/>
-              </w:rPr>
-              <w:t>2 колонки, уменьшенные отступы</w:t>
+              <w:spacing w:before="240" w:after="240"/>
+              <w:rPr>
+                <w:rFonts w:eastAsia="Times New Roman"/>
+                <w:color w:val="000000"/>
+              </w:rPr>
+            </w:pPr>
+            <w:r>
+              <w:rPr>
+                <w:rFonts w:eastAsia="Times New Roman"/>
+                <w:color w:val="000000"/>
+              </w:rPr>
+              <w:t>Десктоп / ноутбук</w:t>
+            </w:r>
+          </w:p>
+        </w:tc>
+        <w:tc>
+          <w:tcPr>
+            <w:tcW w:w="0" w:type="auto"/>
+            <w:tcBorders>
+              <w:top w:val="single" w:sz="6" w:space="0" w:color="000000"/>
+              <w:left w:val="single" w:sz="6" w:space="0" w:color="000000"/>
+              <w:bottom w:val="single" w:sz="6" w:space="0" w:color="000000"/>
+              <w:right w:val="single" w:sz="6" w:space="0" w:color="000000"/>
+            </w:tcBorders>
+            <w:tcMar>
+              <w:top w:w="80" w:type="dxa"/>
+              <w:left w:w="160" w:type="dxa"/>
+              <w:bottom w:w="80" w:type="dxa"/>
+              <w:right w:w="160" w:type="dxa"/>
+            </w:tcMar>
+            <w:hideMark/>
+          </w:tcPr>
+          <w:p>
+            <w:pPr>
+              <w:spacing w:before="240" w:after="240"/>
+              <w:rPr>
+                <w:rFonts w:eastAsia="Times New Roman"/>
+                <w:color w:val="000000"/>
+              </w:rPr>
+            </w:pPr>
+            <w:r>
+              <w:rPr>
+                <w:rFonts w:eastAsia="Times New Roman"/>
+                <w:color w:val="000000"/>
+              </w:rPr>
+              <w:t>1100–1200px</w:t>
+            </w:r>
+          </w:p>
+        </w:tc>
+        <w:tc>
+          <w:tcPr>
+            <w:tcW w:w="0" w:type="auto"/>
+            <w:tcBorders>
+              <w:top w:val="single" w:sz="6" w:space="0" w:color="000000"/>
+              <w:left w:val="single" w:sz="6" w:space="0" w:color="000000"/>
+              <w:bottom w:val="single" w:sz="6" w:space="0" w:color="000000"/>
+              <w:right w:val="single" w:sz="6" w:space="0" w:color="000000"/>
+            </w:tcBorders>
+            <w:tcMar>
+              <w:top w:w="80" w:type="dxa"/>
+              <w:left w:w="160" w:type="dxa"/>
+              <w:bottom w:w="80" w:type="dxa"/>
+              <w:right w:w="160" w:type="dxa"/>
+            </w:tcMar>
+            <w:hideMark/>
+          </w:tcPr>
+          <w:p>
+            <w:pPr>
+              <w:spacing w:before="240" w:after="240"/>
+              <w:rPr>
+                <w:rFonts w:eastAsia="Times New Roman"/>
+                <w:color w:val="000000"/>
+              </w:rPr>
+            </w:pPr>
+            <w:r>
+              <w:rPr>
+                <w:rFonts w:eastAsia="Times New Roman"/>
+                <w:color w:val="000000"/>
+              </w:rPr>
+              <w:t>Стандартная сетка</w:t>
             </w:r>
           </w:p>
         </w:tc>
@@ -1960,113 +2016,86 @@
           </w:tcPr>
           <w:p>
             <w:pPr>
-              <w:spacing w:line="240" w:lineRule="auto"/>
-              <w:ind w:firstLine="0"/>
-              <w:rPr>
-                <w:rFonts w:eastAsia="Times New Roman"/>
-                <w:color w:val="000000"/>
-                <w:sz w:val="24"/>
-              </w:rPr>
-            </w:pPr>
-            <w:r>
-              <w:rPr>
-                <w:rFonts w:eastAsia="Times New Roman"/>
-                <w:color w:val="000000"/>
-                <w:sz w:val="24"/>
-              </w:rPr>
-              <w:t>Телефон</w:t>
-            </w:r>
-          </w:p>
-        </w:tc>
-        <w:tc>
-          <w:tcPr>
-            <w:tcW w:w="0" w:type="auto"/>
-            <w:tcBorders>
-              <w:top w:val="single" w:sz="6" w:space="0" w:color="000000"/>
-              <w:left w:val="single" w:sz="6" w:space="0" w:color="000000"/>
-              <w:bottom w:val="single" w:sz="6" w:space="0" w:color="000000"/>
-              <w:right w:val="single" w:sz="6" w:space="0" w:color="000000"/>
-            </w:tcBorders>
-            <w:tcMar>
-              <w:top w:w="80" w:type="dxa"/>
-              <w:left w:w="160" w:type="dxa"/>
-              <w:bottom w:w="80" w:type="dxa"/>
-              <w:right w:w="160" w:type="dxa"/>
-            </w:tcMar>
-            <w:hideMark/>
-          </w:tcPr>
-          <w:p>
-            <w:pPr>
-              <w:spacing w:line="240" w:lineRule="auto"/>
-              <w:ind w:firstLine="0"/>
-              <w:rPr>
-                <w:rFonts w:eastAsia="Times New Roman"/>
-                <w:color w:val="000000"/>
-                <w:sz w:val="24"/>
-              </w:rPr>
-            </w:pPr>
-            <w:r>
-              <w:rPr>
-                <w:rFonts w:eastAsia="Times New Roman"/>
-                <w:color w:val="000000"/>
-                <w:sz w:val="24"/>
-              </w:rPr>
-              <w:t>&lt;768px</w:t>
-            </w:r>
-          </w:p>
-        </w:tc>
-        <w:tc>
-          <w:tcPr>
-            <w:tcW w:w="0" w:type="auto"/>
-            <w:tcBorders>
-              <w:top w:val="single" w:sz="6" w:space="0" w:color="000000"/>
-              <w:left w:val="single" w:sz="6" w:space="0" w:color="000000"/>
-              <w:bottom w:val="single" w:sz="6" w:space="0" w:color="000000"/>
-              <w:right w:val="single" w:sz="6" w:space="0" w:color="000000"/>
-            </w:tcBorders>
-            <w:tcMar>
-              <w:top w:w="80" w:type="dxa"/>
-              <w:left w:w="160" w:type="dxa"/>
-              <w:bottom w:w="80" w:type="dxa"/>
-              <w:right w:w="160" w:type="dxa"/>
-            </w:tcMar>
-            <w:hideMark/>
-          </w:tcPr>
-          <w:p>
-            <w:pPr>
-              <w:spacing w:line="240" w:lineRule="auto"/>
-              <w:ind w:firstLine="0"/>
-              <w:rPr>
-                <w:rFonts w:eastAsia="Times New Roman"/>
-                <w:color w:val="000000"/>
-                <w:sz w:val="24"/>
-              </w:rPr>
-            </w:pPr>
-            <w:r>
-              <w:rPr>
-                <w:rFonts w:eastAsia="Times New Roman"/>
-                <w:color w:val="000000"/>
-                <w:sz w:val="24"/>
-              </w:rPr>
-              <w:t xml:space="preserve">1 колонка, </w:t>
-            </w:r>
-            <w:proofErr w:type="spellStart"/>
-            <w:r>
-              <w:rPr>
-                <w:rFonts w:eastAsia="Times New Roman"/>
-                <w:color w:val="000000"/>
-                <w:sz w:val="24"/>
-              </w:rPr>
-              <w:t>бургер</w:t>
-            </w:r>
-            <w:proofErr w:type="spellEnd"/>
-            <w:r>
-              <w:rPr>
-                <w:rFonts w:eastAsia="Times New Roman"/>
-                <w:color w:val="000000"/>
-                <w:sz w:val="24"/>
-              </w:rPr>
-              <w:t>-меню, центрирование</w:t>
+              <w:spacing w:before="240" w:after="240"/>
+              <w:rPr>
+                <w:rFonts w:eastAsia="Times New Roman"/>
+                <w:color w:val="000000"/>
+              </w:rPr>
+            </w:pPr>
+            <w:r>
+              <w:rPr>
+                <w:rFonts w:eastAsia="Times New Roman"/>
+                <w:color w:val="000000"/>
+              </w:rPr>
+              <w:t>Планшет</w:t>
+            </w:r>
+          </w:p>
+        </w:tc>
+        <w:tc>
+          <w:tcPr>
+            <w:tcW w:w="0" w:type="auto"/>
+            <w:tcBorders>
+              <w:top w:val="single" w:sz="6" w:space="0" w:color="000000"/>
+              <w:left w:val="single" w:sz="6" w:space="0" w:color="000000"/>
+              <w:bottom w:val="single" w:sz="6" w:space="0" w:color="000000"/>
+              <w:right w:val="single" w:sz="6" w:space="0" w:color="000000"/>
+            </w:tcBorders>
+            <w:tcMar>
+              <w:top w:w="80" w:type="dxa"/>
+              <w:left w:w="160" w:type="dxa"/>
+              <w:bottom w:w="80" w:type="dxa"/>
+              <w:right w:w="160" w:type="dxa"/>
+            </w:tcMar>
+            <w:hideMark/>
+          </w:tcPr>
+          <w:p>
+            <w:pPr>
+              <w:spacing w:before="240" w:after="240"/>
+              <w:rPr>
+                <w:rFonts w:eastAsia="Times New Roman"/>
+                <w:color w:val="000000"/>
+              </w:rPr>
+            </w:pPr>
+            <w:r>
+              <w:rPr>
+                <w:rFonts w:eastAsia="Times New Roman"/>
+                <w:color w:val="000000"/>
+              </w:rPr>
+              <w:t>768–1100px</w:t>
+            </w:r>
+          </w:p>
+        </w:tc>
+        <w:tc>
+          <w:tcPr>
+            <w:tcW w:w="0" w:type="auto"/>
+            <w:tcBorders>
+              <w:top w:val="single" w:sz="6" w:space="0" w:color="000000"/>
+              <w:left w:val="single" w:sz="6" w:space="0" w:color="000000"/>
+              <w:bottom w:val="single" w:sz="6" w:space="0" w:color="000000"/>
+              <w:right w:val="single" w:sz="6" w:space="0" w:color="000000"/>
+            </w:tcBorders>
+            <w:tcMar>
+              <w:top w:w="80" w:type="dxa"/>
+              <w:left w:w="160" w:type="dxa"/>
+              <w:bottom w:w="80" w:type="dxa"/>
+              <w:right w:w="160" w:type="dxa"/>
+            </w:tcMar>
+            <w:hideMark/>
+          </w:tcPr>
+          <w:p>
+            <w:pPr>
+              <w:spacing w:before="240" w:after="240"/>
+              <w:rPr>
+                <w:rFonts w:eastAsia="Times New Roman"/>
+                <w:color w:val="000000"/>
+              </w:rPr>
+            </w:pPr>
+            <w:r>
+              <w:rPr>
+                <w:rFonts w:eastAsia="Times New Roman"/>
+                <w:color w:val="000000"/>
+              </w:rPr>
+              <w:t>2 колонки, уменьшенные отступы</w:t>
             </w:r>
           </w:p>
         </w:tc>
@@ -2091,19 +2120,120 @@
           </w:tcPr>
           <w:p>
             <w:pPr>
-              <w:spacing w:line="240" w:lineRule="auto"/>
-              <w:ind w:firstLine="0"/>
-              <w:rPr>
-                <w:rFonts w:eastAsia="Times New Roman"/>
-                <w:color w:val="000000"/>
-                <w:sz w:val="24"/>
-              </w:rPr>
-            </w:pPr>
-            <w:r>
-              <w:rPr>
-                <w:rFonts w:eastAsia="Times New Roman"/>
-                <w:color w:val="000000"/>
-                <w:sz w:val="24"/>
+              <w:spacing w:before="240" w:after="240"/>
+              <w:rPr>
+                <w:rFonts w:eastAsia="Times New Roman"/>
+                <w:color w:val="000000"/>
+              </w:rPr>
+            </w:pPr>
+            <w:r>
+              <w:rPr>
+                <w:rFonts w:eastAsia="Times New Roman"/>
+                <w:color w:val="000000"/>
+              </w:rPr>
+              <w:t>Телефон</w:t>
+            </w:r>
+          </w:p>
+        </w:tc>
+        <w:tc>
+          <w:tcPr>
+            <w:tcW w:w="0" w:type="auto"/>
+            <w:tcBorders>
+              <w:top w:val="single" w:sz="6" w:space="0" w:color="000000"/>
+              <w:left w:val="single" w:sz="6" w:space="0" w:color="000000"/>
+              <w:bottom w:val="single" w:sz="6" w:space="0" w:color="000000"/>
+              <w:right w:val="single" w:sz="6" w:space="0" w:color="000000"/>
+            </w:tcBorders>
+            <w:tcMar>
+              <w:top w:w="80" w:type="dxa"/>
+              <w:left w:w="160" w:type="dxa"/>
+              <w:bottom w:w="80" w:type="dxa"/>
+              <w:right w:w="160" w:type="dxa"/>
+            </w:tcMar>
+            <w:hideMark/>
+          </w:tcPr>
+          <w:p>
+            <w:pPr>
+              <w:spacing w:before="240" w:after="240"/>
+              <w:rPr>
+                <w:rFonts w:eastAsia="Times New Roman"/>
+                <w:color w:val="000000"/>
+              </w:rPr>
+            </w:pPr>
+            <w:r>
+              <w:rPr>
+                <w:rFonts w:eastAsia="Times New Roman"/>
+                <w:color w:val="000000"/>
+              </w:rPr>
+              <w:t>360–768px</w:t>
+            </w:r>
+          </w:p>
+        </w:tc>
+        <w:tc>
+          <w:tcPr>
+            <w:tcW w:w="0" w:type="auto"/>
+            <w:tcBorders>
+              <w:top w:val="single" w:sz="6" w:space="0" w:color="000000"/>
+              <w:left w:val="single" w:sz="6" w:space="0" w:color="000000"/>
+              <w:bottom w:val="single" w:sz="6" w:space="0" w:color="000000"/>
+              <w:right w:val="single" w:sz="6" w:space="0" w:color="000000"/>
+            </w:tcBorders>
+            <w:tcMar>
+              <w:top w:w="80" w:type="dxa"/>
+              <w:left w:w="160" w:type="dxa"/>
+              <w:bottom w:w="80" w:type="dxa"/>
+              <w:right w:w="160" w:type="dxa"/>
+            </w:tcMar>
+            <w:hideMark/>
+          </w:tcPr>
+          <w:p>
+            <w:pPr>
+              <w:spacing w:before="240" w:after="240"/>
+              <w:rPr>
+                <w:rFonts w:eastAsia="Times New Roman"/>
+                <w:color w:val="000000"/>
+              </w:rPr>
+            </w:pPr>
+            <w:r>
+              <w:rPr>
+                <w:rFonts w:eastAsia="Times New Roman"/>
+                <w:color w:val="000000"/>
+              </w:rPr>
+              <w:t>1 колонка, бургер-меню, центрирование</w:t>
+            </w:r>
+          </w:p>
+        </w:tc>
+      </w:tr>
+      <w:tr>
+        <w:tc>
+          <w:tcPr>
+            <w:tcW w:w="0" w:type="auto"/>
+            <w:tcBorders>
+              <w:top w:val="single" w:sz="6" w:space="0" w:color="000000"/>
+              <w:left w:val="single" w:sz="6" w:space="0" w:color="000000"/>
+              <w:bottom w:val="single" w:sz="6" w:space="0" w:color="000000"/>
+              <w:right w:val="single" w:sz="6" w:space="0" w:color="000000"/>
+            </w:tcBorders>
+            <w:tcMar>
+              <w:top w:w="80" w:type="dxa"/>
+              <w:left w:w="160" w:type="dxa"/>
+              <w:bottom w:w="80" w:type="dxa"/>
+              <w:right w:w="160" w:type="dxa"/>
+            </w:tcMar>
+            <w:hideMark/>
+          </w:tcPr>
+          <w:p>
+            <w:pPr>
+              <w:spacing w:before="240" w:after="240"/>
+              <w:rPr>
+                <w:rFonts w:eastAsia="Times New Roman"/>
+                <w:color w:val="000000"/>
+              </w:rPr>
+            </w:pPr>
+            <w:r>
+              <w:rPr>
+                <w:rFonts w:eastAsia="Times New Roman"/>
+                <w:color w:val="000000"/>
               </w:rPr>
               <w:t>Малые экраны</w:t>
             </w:r>
@@ -2128,56 +2258,50 @@
           </w:tcPr>
           <w:p>
             <w:pPr>
-              <w:spacing w:line="240" w:lineRule="auto"/>
-              <w:ind w:firstLine="0"/>
-              <w:rPr>
-                <w:rFonts w:eastAsia="Times New Roman"/>
-                <w:color w:val="000000"/>
-                <w:sz w:val="24"/>
-              </w:rPr>
-            </w:pPr>
-            <w:r>
-              <w:rPr>
-                <w:rFonts w:eastAsia="Times New Roman"/>
-                <w:color w:val="000000"/>
-                <w:sz w:val="24"/>
-              </w:rPr>
-              <w:t>&lt;480px</w:t>
-            </w:r>
-          </w:p>
-        </w:tc>
-        <w:tc>
-          <w:tcPr>
-            <w:tcW w:w="0" w:type="auto"/>
-            <w:tcBorders>
-              <w:top w:val="single" w:sz="6" w:space="0" w:color="000000"/>
-              <w:left w:val="single" w:sz="6" w:space="0" w:color="000000"/>
-              <w:bottom w:val="single" w:sz="6" w:space="0" w:color="000000"/>
-              <w:right w:val="single" w:sz="6" w:space="0" w:color="000000"/>
-            </w:tcBorders>
-            <w:tcMar>
-              <w:top w:w="80" w:type="dxa"/>
-              <w:left w:w="160" w:type="dxa"/>
-              <w:bottom w:w="80" w:type="dxa"/>
-              <w:right w:w="160" w:type="dxa"/>
-            </w:tcMar>
-            <w:hideMark/>
-          </w:tcPr>
-          <w:p>
-            <w:pPr>
-              <w:spacing w:line="240" w:lineRule="auto"/>
-              <w:ind w:firstLine="0"/>
-              <w:rPr>
-                <w:rFonts w:eastAsia="Times New Roman"/>
-                <w:color w:val="000000"/>
-                <w:sz w:val="24"/>
-              </w:rPr>
-            </w:pPr>
-            <w:r>
-              <w:rPr>
-                <w:rFonts w:eastAsia="Times New Roman"/>
-                <w:color w:val="000000"/>
-                <w:sz w:val="24"/>
+              <w:spacing w:before="240" w:after="240"/>
+              <w:rPr>
+                <w:rFonts w:eastAsia="Times New Roman"/>
+                <w:color w:val="000000"/>
+              </w:rPr>
+            </w:pPr>
+            <w:r>
+              <w:rPr>
+                <w:rFonts w:eastAsia="Times New Roman"/>
+                <w:color w:val="000000"/>
+              </w:rPr>
+              <w:t>&lt;360px</w:t>
+            </w:r>
+          </w:p>
+        </w:tc>
+        <w:tc>
+          <w:tcPr>
+            <w:tcW w:w="0" w:type="auto"/>
+            <w:tcBorders>
+              <w:top w:val="single" w:sz="6" w:space="0" w:color="000000"/>
+              <w:left w:val="single" w:sz="6" w:space="0" w:color="000000"/>
+              <w:bottom w:val="single" w:sz="6" w:space="0" w:color="000000"/>
+              <w:right w:val="single" w:sz="6" w:space="0" w:color="000000"/>
+            </w:tcBorders>
+            <w:tcMar>
+              <w:top w:w="80" w:type="dxa"/>
+              <w:left w:w="160" w:type="dxa"/>
+              <w:bottom w:w="80" w:type="dxa"/>
+              <w:right w:w="160" w:type="dxa"/>
+            </w:tcMar>
+            <w:hideMark/>
+          </w:tcPr>
+          <w:p>
+            <w:pPr>
+              <w:spacing w:before="240" w:after="240"/>
+              <w:rPr>
+                <w:rFonts w:eastAsia="Times New Roman"/>
+                <w:color w:val="000000"/>
+              </w:rPr>
+            </w:pPr>
+            <w:r>
+              <w:rPr>
+                <w:rFonts w:eastAsia="Times New Roman"/>
+                <w:color w:val="000000"/>
               </w:rPr>
               <w:t>Минимальные отступы, уменьшенный шрифт</w:t>
             </w:r>
@@ -2187,6 +2311,7 @@
     </w:tbl>
     <w:p>
       <w:pPr>
+        <w:pStyle w:val="2"/>
         <w:rPr>
           <w:rFonts w:eastAsia="Times New Roman"/>
           <w:color w:val="000000"/>
@@ -2202,261 +2327,1625 @@
     </w:p>
     <w:p>
       <w:pPr>
-        <w:rPr>
-          <w:color w:val="000000"/>
-        </w:rPr>
-      </w:pPr>
-      <w:r>
-        <w:rPr>
-          <w:color w:val="000000"/>
-        </w:rPr>
-        <w:t xml:space="preserve">Логотип, изображения и видео — </w:t>
-      </w:r>
-      <w:proofErr w:type="spellStart"/>
-      <w:r>
-        <w:rPr>
-          <w:color w:val="000000"/>
-        </w:rPr>
-        <w:t>плейсхолдеры</w:t>
-      </w:r>
-      <w:proofErr w:type="spellEnd"/>
-      <w:r>
-        <w:rPr>
-          <w:color w:val="000000"/>
-        </w:rPr>
-        <w:t xml:space="preserve"> (добавляются после подготовки в графическом редакторе).</w:t>
-      </w:r>
-    </w:p>
-    <w:p>
-      <w:pPr>
-        <w:rPr>
-          <w:rFonts w:eastAsia="Times New Roman"/>
-        </w:rPr>
-      </w:pPr>
-      <w:r>
-        <w:rPr>
-          <w:rFonts w:eastAsia="Times New Roman"/>
+        <w:pStyle w:val="a3"/>
+        <w:rPr>
+          <w:color w:val="000000"/>
+        </w:rPr>
+      </w:pPr>
+      <w:r>
+        <w:rPr>
+          <w:color w:val="000000"/>
+        </w:rPr>
+        <w:t>Логотип, изображения и видео — плейсхолдеры (добавляются после подготовки в графическом редакторе).</w:t>
+      </w:r>
+    </w:p>
+    <w:p>
+      <w:pPr>
+        <w:pStyle w:val="1"/>
+        <w:rPr>
+          <w:rFonts w:eastAsia="Times New Roman"/>
+          <w:color w:val="000000"/>
+        </w:rPr>
+      </w:pPr>
+      <w:r>
+        <w:rPr>
+          <w:rFonts w:eastAsia="Times New Roman"/>
+          <w:color w:val="000000"/>
         </w:rPr>
         <w:t>4. Структура сайта</w:t>
       </w:r>
     </w:p>
     <w:p>
       <w:pPr>
-        <w:rPr>
-          <w:rFonts w:eastAsia="Times New Roman"/>
-          <w:color w:val="000000"/>
+        <w:numPr>
+          <w:ilvl w:val="0"/>
+          <w:numId w:val="3"/>
+        </w:numPr>
+        <w:spacing w:before="100" w:beforeAutospacing="1" w:after="40"/>
+        <w:rPr>
+          <w:rFonts w:eastAsia="Times New Roman"/>
+          <w:color w:val="000000"/>
+          <w:sz w:val="28"/>
           <w:szCs w:val="28"/>
         </w:rPr>
       </w:pPr>
-      <w:proofErr w:type="spellStart"/>
-      <w:r>
-        <w:rPr>
-          <w:rFonts w:eastAsia="Times New Roman"/>
-          <w:color w:val="000000"/>
+      <w:r>
+        <w:rPr>
+          <w:rFonts w:eastAsia="Times New Roman"/>
+          <w:color w:val="000000"/>
+          <w:sz w:val="28"/>
           <w:szCs w:val="28"/>
         </w:rPr>
-        <w:t>Header</w:t>
-      </w:r>
-      <w:proofErr w:type="spellEnd"/>
-      <w:r>
-        <w:rPr>
-          <w:rFonts w:eastAsia="Times New Roman"/>
-          <w:color w:val="000000"/>
+        <w:t>Header — логотип, название, навигация (с dropdown-меню)</w:t>
+      </w:r>
+    </w:p>
+    <w:p>
+      <w:pPr>
+        <w:numPr>
+          <w:ilvl w:val="0"/>
+          <w:numId w:val="3"/>
+        </w:numPr>
+        <w:spacing w:before="100" w:beforeAutospacing="1" w:after="40"/>
+        <w:rPr>
+          <w:rFonts w:eastAsia="Times New Roman"/>
+          <w:color w:val="000000"/>
+          <w:sz w:val="28"/>
           <w:szCs w:val="28"/>
         </w:rPr>
-        <w:t xml:space="preserve"> — логотип, название, навигация</w:t>
-      </w:r>
-    </w:p>
-    <w:p>
-      <w:pPr>
-        <w:rPr>
-          <w:rFonts w:eastAsia="Times New Roman"/>
-          <w:color w:val="000000"/>
+      </w:pPr>
+      <w:r>
+        <w:rPr>
+          <w:rFonts w:eastAsia="Times New Roman"/>
+          <w:color w:val="000000"/>
+          <w:sz w:val="28"/>
           <w:szCs w:val="28"/>
         </w:rPr>
-      </w:pPr>
-      <w:proofErr w:type="spellStart"/>
-      <w:r>
-        <w:rPr>
-          <w:rFonts w:eastAsia="Times New Roman"/>
-          <w:color w:val="000000"/>
+        <w:t>Hero — заголовок, описание, CTA-кнопки, изображение</w:t>
+      </w:r>
+    </w:p>
+    <w:p>
+      <w:pPr>
+        <w:numPr>
+          <w:ilvl w:val="0"/>
+          <w:numId w:val="3"/>
+        </w:numPr>
+        <w:spacing w:before="100" w:beforeAutospacing="1" w:after="40"/>
+        <w:rPr>
+          <w:rFonts w:eastAsia="Times New Roman"/>
+          <w:color w:val="000000"/>
+          <w:sz w:val="28"/>
           <w:szCs w:val="28"/>
         </w:rPr>
-        <w:t>Hero</w:t>
-      </w:r>
-      <w:proofErr w:type="spellEnd"/>
-      <w:r>
-        <w:rPr>
-          <w:rFonts w:eastAsia="Times New Roman"/>
-          <w:color w:val="000000"/>
+      </w:pPr>
+      <w:r>
+        <w:rPr>
+          <w:rFonts w:eastAsia="Times New Roman"/>
+          <w:color w:val="000000"/>
+          <w:sz w:val="28"/>
           <w:szCs w:val="28"/>
         </w:rPr>
-        <w:t xml:space="preserve"> — заголовок, описание, CTA-кнопки, изображение</w:t>
-      </w:r>
-    </w:p>
-    <w:p>
-      <w:pPr>
-        <w:rPr>
-          <w:rFonts w:eastAsia="Times New Roman"/>
-          <w:color w:val="000000"/>
+        <w:t>About — описание продукции</w:t>
+      </w:r>
+    </w:p>
+    <w:p>
+      <w:pPr>
+        <w:numPr>
+          <w:ilvl w:val="0"/>
+          <w:numId w:val="3"/>
+        </w:numPr>
+        <w:spacing w:before="100" w:beforeAutospacing="1" w:after="40"/>
+        <w:rPr>
+          <w:rFonts w:eastAsia="Times New Roman"/>
+          <w:color w:val="000000"/>
+          <w:sz w:val="28"/>
           <w:szCs w:val="28"/>
         </w:rPr>
       </w:pPr>
-      <w:proofErr w:type="spellStart"/>
-      <w:r>
-        <w:rPr>
-          <w:rFonts w:eastAsia="Times New Roman"/>
-          <w:color w:val="000000"/>
+      <w:r>
+        <w:rPr>
+          <w:rFonts w:eastAsia="Times New Roman"/>
+          <w:color w:val="000000"/>
+          <w:sz w:val="28"/>
           <w:szCs w:val="28"/>
         </w:rPr>
-        <w:t>About</w:t>
-      </w:r>
-      <w:proofErr w:type="spellEnd"/>
-      <w:r>
-        <w:rPr>
-          <w:rFonts w:eastAsia="Times New Roman"/>
-          <w:color w:val="000000"/>
+        <w:t>Sl</w:t>
+      </w:r>
+      <w:r>
+        <w:rPr>
+          <w:rFonts w:eastAsia="Times New Roman"/>
+          <w:color w:val="000000"/>
+          <w:sz w:val="28"/>
           <w:szCs w:val="28"/>
         </w:rPr>
-        <w:t xml:space="preserve"> — описание продукции</w:t>
-      </w:r>
-    </w:p>
-    <w:p>
-      <w:pPr>
-        <w:rPr>
-          <w:rFonts w:eastAsia="Times New Roman"/>
-          <w:color w:val="000000"/>
+        <w:t>ider — галерея работ (со свайпом)</w:t>
+      </w:r>
+    </w:p>
+    <w:p>
+      <w:pPr>
+        <w:numPr>
+          <w:ilvl w:val="0"/>
+          <w:numId w:val="3"/>
+        </w:numPr>
+        <w:spacing w:before="100" w:beforeAutospacing="1" w:after="40"/>
+        <w:rPr>
+          <w:rFonts w:eastAsia="Times New Roman"/>
+          <w:color w:val="000000"/>
+          <w:sz w:val="28"/>
           <w:szCs w:val="28"/>
         </w:rPr>
       </w:pPr>
-      <w:proofErr w:type="spellStart"/>
-      <w:r>
-        <w:rPr>
-          <w:rFonts w:eastAsia="Times New Roman"/>
-          <w:color w:val="000000"/>
+      <w:r>
+        <w:rPr>
+          <w:rFonts w:eastAsia="Times New Roman"/>
+          <w:color w:val="000000"/>
+          <w:sz w:val="28"/>
           <w:szCs w:val="28"/>
         </w:rPr>
-        <w:t>Slider</w:t>
-      </w:r>
-      <w:proofErr w:type="spellEnd"/>
-      <w:r>
-        <w:rPr>
-          <w:rFonts w:eastAsia="Times New Roman"/>
-          <w:color w:val="000000"/>
+        <w:t>Banner — анимированный баннер с typing-эффектом</w:t>
+      </w:r>
+    </w:p>
+    <w:p>
+      <w:pPr>
+        <w:numPr>
+          <w:ilvl w:val="0"/>
+          <w:numId w:val="3"/>
+        </w:numPr>
+        <w:spacing w:before="100" w:beforeAutospacing="1" w:after="40"/>
+        <w:rPr>
+          <w:rFonts w:eastAsia="Times New Roman"/>
+          <w:color w:val="000000"/>
+          <w:sz w:val="28"/>
           <w:szCs w:val="28"/>
         </w:rPr>
-        <w:t xml:space="preserve"> — галерея работ</w:t>
-      </w:r>
-    </w:p>
-    <w:p>
-      <w:pPr>
-        <w:rPr>
-          <w:rFonts w:eastAsia="Times New Roman"/>
-          <w:color w:val="000000"/>
+      </w:pPr>
+      <w:r>
+        <w:rPr>
+          <w:rFonts w:eastAsia="Times New Roman"/>
+          <w:color w:val="000000"/>
+          <w:sz w:val="28"/>
           <w:szCs w:val="28"/>
         </w:rPr>
-      </w:pPr>
-      <w:proofErr w:type="spellStart"/>
-      <w:r>
-        <w:rPr>
-          <w:rFonts w:eastAsia="Times New Roman"/>
-          <w:color w:val="000000"/>
+        <w:t>Video — плеер с логотипом в углу</w:t>
+      </w:r>
+    </w:p>
+    <w:p>
+      <w:pPr>
+        <w:numPr>
+          <w:ilvl w:val="0"/>
+          <w:numId w:val="3"/>
+        </w:numPr>
+        <w:spacing w:before="100" w:beforeAutospacing="1" w:after="40"/>
+        <w:rPr>
+          <w:rFonts w:eastAsia="Times New Roman"/>
+          <w:color w:val="000000"/>
+          <w:sz w:val="28"/>
           <w:szCs w:val="28"/>
         </w:rPr>
-        <w:t>Video</w:t>
-      </w:r>
-      <w:proofErr w:type="spellEnd"/>
-      <w:r>
-        <w:rPr>
-          <w:rFonts w:eastAsia="Times New Roman"/>
-          <w:color w:val="000000"/>
+      </w:pPr>
+      <w:r>
+        <w:rPr>
+          <w:rFonts w:eastAsia="Times New Roman"/>
+          <w:color w:val="000000"/>
+          <w:sz w:val="28"/>
           <w:szCs w:val="28"/>
         </w:rPr>
-        <w:t xml:space="preserve"> — плеер</w:t>
-      </w:r>
-    </w:p>
-    <w:p>
-      <w:pPr>
-        <w:rPr>
-          <w:rFonts w:eastAsia="Times New Roman"/>
-          <w:color w:val="000000"/>
+        <w:t>Features — 6 карточек преимуществ</w:t>
+      </w:r>
+    </w:p>
+    <w:p>
+      <w:pPr>
+        <w:numPr>
+          <w:ilvl w:val="0"/>
+          <w:numId w:val="3"/>
+        </w:numPr>
+        <w:spacing w:before="100" w:beforeAutospacing="1" w:after="40"/>
+        <w:rPr>
+          <w:rFonts w:eastAsia="Times New Roman"/>
+          <w:color w:val="000000"/>
+          <w:sz w:val="28"/>
           <w:szCs w:val="28"/>
         </w:rPr>
       </w:pPr>
-      <w:proofErr w:type="spellStart"/>
-      <w:r>
-        <w:rPr>
-          <w:rFonts w:eastAsia="Times New Roman"/>
-          <w:color w:val="000000"/>
+      <w:r>
+        <w:rPr>
+          <w:rFonts w:eastAsia="Times New Roman"/>
+          <w:color w:val="000000"/>
+          <w:sz w:val="28"/>
           <w:szCs w:val="28"/>
         </w:rPr>
-        <w:t>Features</w:t>
-      </w:r>
-      <w:proofErr w:type="spellEnd"/>
-      <w:r>
-        <w:rPr>
-          <w:rFonts w:eastAsia="Times New Roman"/>
-          <w:color w:val="000000"/>
+        <w:t>Form — форма обратной связи с подсказками</w:t>
+      </w:r>
+    </w:p>
+    <w:p>
+      <w:pPr>
+        <w:numPr>
+          <w:ilvl w:val="0"/>
+          <w:numId w:val="3"/>
+        </w:numPr>
+        <w:spacing w:before="100" w:beforeAutospacing="1" w:after="40"/>
+        <w:rPr>
+          <w:rFonts w:eastAsia="Times New Roman"/>
+          <w:color w:val="000000"/>
+          <w:sz w:val="28"/>
           <w:szCs w:val="28"/>
         </w:rPr>
-        <w:t xml:space="preserve"> — 6 карточек преимуществ</w:t>
-      </w:r>
-    </w:p>
-    <w:p>
-      <w:pPr>
-        <w:rPr>
-          <w:rFonts w:eastAsia="Times New Roman"/>
-          <w:color w:val="000000"/>
+      </w:pPr>
+      <w:r>
+        <w:rPr>
+          <w:rFonts w:eastAsia="Times New Roman"/>
+          <w:color w:val="000000"/>
+          <w:sz w:val="28"/>
           <w:szCs w:val="28"/>
         </w:rPr>
-      </w:pPr>
-      <w:proofErr w:type="spellStart"/>
-      <w:r>
-        <w:rPr>
-          <w:rFonts w:eastAsia="Times New Roman"/>
-          <w:color w:val="000000"/>
+        <w:t>Modal — всплывающее окно акции</w:t>
+      </w:r>
+    </w:p>
+    <w:p>
+      <w:pPr>
+        <w:numPr>
+          <w:ilvl w:val="0"/>
+          <w:numId w:val="3"/>
+        </w:numPr>
+        <w:spacing w:before="100" w:beforeAutospacing="1" w:after="40"/>
+        <w:rPr>
+          <w:rFonts w:eastAsia="Times New Roman"/>
+          <w:color w:val="000000"/>
+          <w:sz w:val="28"/>
           <w:szCs w:val="28"/>
         </w:rPr>
-        <w:lastRenderedPageBreak/>
-        <w:t>Form</w:t>
-      </w:r>
-      <w:proofErr w:type="spellEnd"/>
-      <w:r>
-        <w:rPr>
-          <w:rFonts w:eastAsia="Times New Roman"/>
-          <w:color w:val="000000"/>
+      </w:pPr>
+      <w:r>
+        <w:rPr>
+          <w:rFonts w:eastAsia="Times New Roman"/>
+          <w:color w:val="000000"/>
+          <w:sz w:val="28"/>
           <w:szCs w:val="28"/>
         </w:rPr>
-        <w:t xml:space="preserve"> — форма обратной связи</w:t>
-      </w:r>
-    </w:p>
-    <w:p>
-      <w:pPr>
-        <w:rPr>
-          <w:rFonts w:eastAsia="Times New Roman"/>
-          <w:color w:val="000000"/>
+        <w:t>Footer — контакты, копирайт</w:t>
+      </w:r>
+    </w:p>
+    <w:p>
+      <w:pPr>
+        <w:pStyle w:val="1"/>
+        <w:rPr>
+          <w:rFonts w:eastAsia="Times New Roman"/>
+          <w:color w:val="000000"/>
+        </w:rPr>
+      </w:pPr>
+      <w:r>
+        <w:rPr>
+          <w:rFonts w:eastAsia="Times New Roman"/>
+          <w:color w:val="000000"/>
+        </w:rPr>
+        <w:t>5. Сос</w:t>
+      </w:r>
+      <w:r>
+        <w:rPr>
+          <w:rFonts w:eastAsia="Times New Roman"/>
+          <w:color w:val="000000"/>
+        </w:rPr>
+        <w:t>тав и содержание работ</w:t>
+      </w:r>
+    </w:p>
+    <w:tbl>
+      <w:tblPr>
+        <w:tblW w:w="5000" w:type="pct"/>
+        <w:tblCellMar>
+          <w:top w:w="15" w:type="dxa"/>
+          <w:left w:w="15" w:type="dxa"/>
+          <w:bottom w:w="15" w:type="dxa"/>
+          <w:right w:w="15" w:type="dxa"/>
+        </w:tblCellMar>
+        <w:tblLook w:val="04A0" w:firstRow="1" w:lastRow="0" w:firstColumn="1" w:lastColumn="0" w:noHBand="0" w:noVBand="1"/>
+      </w:tblPr>
+      <w:tblGrid>
+        <w:gridCol w:w="480"/>
+        <w:gridCol w:w="480"/>
+        <w:gridCol w:w="480"/>
+      </w:tblGrid>
+      <w:tr>
+        <w:tc>
+          <w:tcPr>
+            <w:tcW w:w="0" w:type="auto"/>
+            <w:tcBorders>
+              <w:top w:val="single" w:sz="6" w:space="0" w:color="000000"/>
+              <w:left w:val="single" w:sz="6" w:space="0" w:color="000000"/>
+              <w:bottom w:val="single" w:sz="6" w:space="0" w:color="000000"/>
+              <w:right w:val="single" w:sz="6" w:space="0" w:color="000000"/>
+            </w:tcBorders>
+            <w:tcMar>
+              <w:top w:w="80" w:type="dxa"/>
+              <w:left w:w="160" w:type="dxa"/>
+              <w:bottom w:w="80" w:type="dxa"/>
+              <w:right w:w="160" w:type="dxa"/>
+            </w:tcMar>
+            <w:hideMark/>
+          </w:tcPr>
+          <w:p>
+            <w:pPr>
+              <w:spacing w:before="240" w:after="240"/>
+              <w:rPr>
+                <w:rFonts w:eastAsia="Times New Roman"/>
+                <w:b/>
+                <w:bCs/>
+                <w:color w:val="000000"/>
+              </w:rPr>
+            </w:pPr>
+            <w:r>
+              <w:rPr>
+                <w:rFonts w:eastAsia="Times New Roman"/>
+                <w:b/>
+                <w:bCs/>
+                <w:color w:val="000000"/>
+              </w:rPr>
+              <w:t>Этап</w:t>
+            </w:r>
+          </w:p>
+        </w:tc>
+        <w:tc>
+          <w:tcPr>
+            <w:tcW w:w="0" w:type="auto"/>
+            <w:tcBorders>
+              <w:top w:val="single" w:sz="6" w:space="0" w:color="000000"/>
+              <w:left w:val="single" w:sz="6" w:space="0" w:color="000000"/>
+              <w:bottom w:val="single" w:sz="6" w:space="0" w:color="000000"/>
+              <w:right w:val="single" w:sz="6" w:space="0" w:color="000000"/>
+            </w:tcBorders>
+            <w:tcMar>
+              <w:top w:w="80" w:type="dxa"/>
+              <w:left w:w="160" w:type="dxa"/>
+              <w:bottom w:w="80" w:type="dxa"/>
+              <w:right w:w="160" w:type="dxa"/>
+            </w:tcMar>
+            <w:hideMark/>
+          </w:tcPr>
+          <w:p>
+            <w:pPr>
+              <w:spacing w:before="240" w:after="240"/>
+              <w:rPr>
+                <w:rFonts w:eastAsia="Times New Roman"/>
+                <w:b/>
+                <w:bCs/>
+                <w:color w:val="000000"/>
+              </w:rPr>
+            </w:pPr>
+            <w:r>
+              <w:rPr>
+                <w:rFonts w:eastAsia="Times New Roman"/>
+                <w:b/>
+                <w:bCs/>
+                <w:color w:val="000000"/>
+              </w:rPr>
+              <w:t>Содержание работ</w:t>
+            </w:r>
+          </w:p>
+        </w:tc>
+        <w:tc>
+          <w:tcPr>
+            <w:tcW w:w="0" w:type="auto"/>
+            <w:tcBorders>
+              <w:top w:val="single" w:sz="6" w:space="0" w:color="000000"/>
+              <w:left w:val="single" w:sz="6" w:space="0" w:color="000000"/>
+              <w:bottom w:val="single" w:sz="6" w:space="0" w:color="000000"/>
+              <w:right w:val="single" w:sz="6" w:space="0" w:color="000000"/>
+            </w:tcBorders>
+            <w:tcMar>
+              <w:top w:w="80" w:type="dxa"/>
+              <w:left w:w="160" w:type="dxa"/>
+              <w:bottom w:w="80" w:type="dxa"/>
+              <w:right w:w="160" w:type="dxa"/>
+            </w:tcMar>
+            <w:hideMark/>
+          </w:tcPr>
+          <w:p>
+            <w:pPr>
+              <w:spacing w:before="240" w:after="240"/>
+              <w:rPr>
+                <w:rFonts w:eastAsia="Times New Roman"/>
+                <w:b/>
+                <w:bCs/>
+                <w:color w:val="000000"/>
+              </w:rPr>
+            </w:pPr>
+            <w:r>
+              <w:rPr>
+                <w:rFonts w:eastAsia="Times New Roman"/>
+                <w:b/>
+                <w:bCs/>
+                <w:color w:val="000000"/>
+              </w:rPr>
+              <w:t>Часы</w:t>
+            </w:r>
+          </w:p>
+        </w:tc>
+      </w:tr>
+      <w:tr>
+        <w:tc>
+          <w:tcPr>
+            <w:tcW w:w="0" w:type="auto"/>
+            <w:tcBorders>
+              <w:top w:val="single" w:sz="6" w:space="0" w:color="000000"/>
+              <w:left w:val="single" w:sz="6" w:space="0" w:color="000000"/>
+              <w:bottom w:val="single" w:sz="6" w:space="0" w:color="000000"/>
+              <w:right w:val="single" w:sz="6" w:space="0" w:color="000000"/>
+            </w:tcBorders>
+            <w:tcMar>
+              <w:top w:w="80" w:type="dxa"/>
+              <w:left w:w="160" w:type="dxa"/>
+              <w:bottom w:w="80" w:type="dxa"/>
+              <w:right w:w="160" w:type="dxa"/>
+            </w:tcMar>
+            <w:hideMark/>
+          </w:tcPr>
+          <w:p>
+            <w:pPr>
+              <w:spacing w:before="240" w:after="240"/>
+              <w:rPr>
+                <w:rFonts w:eastAsia="Times New Roman"/>
+                <w:color w:val="000000"/>
+              </w:rPr>
+            </w:pPr>
+            <w:r>
+              <w:rPr>
+                <w:rFonts w:eastAsia="Times New Roman"/>
+                <w:color w:val="000000"/>
+              </w:rPr>
+              <w:t>1</w:t>
+            </w:r>
+          </w:p>
+        </w:tc>
+        <w:tc>
+          <w:tcPr>
+            <w:tcW w:w="0" w:type="auto"/>
+            <w:tcBorders>
+              <w:top w:val="single" w:sz="6" w:space="0" w:color="000000"/>
+              <w:left w:val="single" w:sz="6" w:space="0" w:color="000000"/>
+              <w:bottom w:val="single" w:sz="6" w:space="0" w:color="000000"/>
+              <w:right w:val="single" w:sz="6" w:space="0" w:color="000000"/>
+            </w:tcBorders>
+            <w:tcMar>
+              <w:top w:w="80" w:type="dxa"/>
+              <w:left w:w="160" w:type="dxa"/>
+              <w:bottom w:w="80" w:type="dxa"/>
+              <w:right w:w="160" w:type="dxa"/>
+            </w:tcMar>
+            <w:hideMark/>
+          </w:tcPr>
+          <w:p>
+            <w:pPr>
+              <w:spacing w:before="240" w:after="240"/>
+              <w:rPr>
+                <w:rFonts w:eastAsia="Times New Roman"/>
+                <w:color w:val="000000"/>
+              </w:rPr>
+            </w:pPr>
+            <w:r>
+              <w:rPr>
+                <w:rFonts w:eastAsia="Times New Roman"/>
+                <w:color w:val="000000"/>
+              </w:rPr>
+              <w:t>Анализ ТЗ, целевой аудитории, выбор дизайн-решения</w:t>
+            </w:r>
+          </w:p>
+        </w:tc>
+        <w:tc>
+          <w:tcPr>
+            <w:tcW w:w="0" w:type="auto"/>
+            <w:tcBorders>
+              <w:top w:val="single" w:sz="6" w:space="0" w:color="000000"/>
+              <w:left w:val="single" w:sz="6" w:space="0" w:color="000000"/>
+              <w:bottom w:val="single" w:sz="6" w:space="0" w:color="000000"/>
+              <w:right w:val="single" w:sz="6" w:space="0" w:color="000000"/>
+            </w:tcBorders>
+            <w:tcMar>
+              <w:top w:w="80" w:type="dxa"/>
+              <w:left w:w="160" w:type="dxa"/>
+              <w:bottom w:w="80" w:type="dxa"/>
+              <w:right w:w="160" w:type="dxa"/>
+            </w:tcMar>
+            <w:hideMark/>
+          </w:tcPr>
+          <w:p>
+            <w:pPr>
+              <w:spacing w:before="240" w:after="240"/>
+              <w:rPr>
+                <w:rFonts w:eastAsia="Times New Roman"/>
+                <w:color w:val="000000"/>
+              </w:rPr>
+            </w:pPr>
+            <w:r>
+              <w:rPr>
+                <w:rFonts w:eastAsia="Times New Roman"/>
+                <w:color w:val="000000"/>
+              </w:rPr>
+              <w:t>24</w:t>
+            </w:r>
+          </w:p>
+        </w:tc>
+      </w:tr>
+      <w:tr>
+        <w:tc>
+          <w:tcPr>
+            <w:tcW w:w="0" w:type="auto"/>
+            <w:tcBorders>
+              <w:top w:val="single" w:sz="6" w:space="0" w:color="000000"/>
+              <w:left w:val="single" w:sz="6" w:space="0" w:color="000000"/>
+              <w:bottom w:val="single" w:sz="6" w:space="0" w:color="000000"/>
+              <w:right w:val="single" w:sz="6" w:space="0" w:color="000000"/>
+            </w:tcBorders>
+            <w:tcMar>
+              <w:top w:w="80" w:type="dxa"/>
+              <w:left w:w="160" w:type="dxa"/>
+              <w:bottom w:w="80" w:type="dxa"/>
+              <w:right w:w="160" w:type="dxa"/>
+            </w:tcMar>
+            <w:hideMark/>
+          </w:tcPr>
+          <w:p>
+            <w:pPr>
+              <w:spacing w:before="240" w:after="240"/>
+              <w:rPr>
+                <w:rFonts w:eastAsia="Times New Roman"/>
+                <w:color w:val="000000"/>
+              </w:rPr>
+            </w:pPr>
+            <w:r>
+              <w:rPr>
+                <w:rFonts w:eastAsia="Times New Roman"/>
+                <w:color w:val="000000"/>
+              </w:rPr>
+              <w:t>2</w:t>
+            </w:r>
+          </w:p>
+        </w:tc>
+        <w:tc>
+          <w:tcPr>
+            <w:tcW w:w="0" w:type="auto"/>
+            <w:tcBorders>
+              <w:top w:val="single" w:sz="6" w:space="0" w:color="000000"/>
+              <w:left w:val="single" w:sz="6" w:space="0" w:color="000000"/>
+              <w:bottom w:val="single" w:sz="6" w:space="0" w:color="000000"/>
+              <w:right w:val="single" w:sz="6" w:space="0" w:color="000000"/>
+            </w:tcBorders>
+            <w:tcMar>
+              <w:top w:w="80" w:type="dxa"/>
+              <w:left w:w="160" w:type="dxa"/>
+              <w:bottom w:w="80" w:type="dxa"/>
+              <w:right w:w="160" w:type="dxa"/>
+            </w:tcMar>
+            <w:hideMark/>
+          </w:tcPr>
+          <w:p>
+            <w:pPr>
+              <w:spacing w:before="240" w:after="240"/>
+              <w:rPr>
+                <w:rFonts w:eastAsia="Times New Roman"/>
+                <w:color w:val="000000"/>
+              </w:rPr>
+            </w:pPr>
+            <w:r>
+              <w:rPr>
+                <w:rFonts w:eastAsia="Times New Roman"/>
+                <w:color w:val="000000"/>
+              </w:rPr>
+              <w:t>Прототип и информационная архитектура</w:t>
+            </w:r>
+          </w:p>
+        </w:tc>
+        <w:tc>
+          <w:tcPr>
+            <w:tcW w:w="0" w:type="auto"/>
+            <w:tcBorders>
+              <w:top w:val="single" w:sz="6" w:space="0" w:color="000000"/>
+              <w:left w:val="single" w:sz="6" w:space="0" w:color="000000"/>
+              <w:bottom w:val="single" w:sz="6" w:space="0" w:color="000000"/>
+              <w:right w:val="single" w:sz="6" w:space="0" w:color="000000"/>
+            </w:tcBorders>
+            <w:tcMar>
+              <w:top w:w="80" w:type="dxa"/>
+              <w:left w:w="160" w:type="dxa"/>
+              <w:bottom w:w="80" w:type="dxa"/>
+              <w:right w:w="160" w:type="dxa"/>
+            </w:tcMar>
+            <w:hideMark/>
+          </w:tcPr>
+          <w:p>
+            <w:pPr>
+              <w:spacing w:before="240" w:after="240"/>
+              <w:rPr>
+                <w:rFonts w:eastAsia="Times New Roman"/>
+                <w:color w:val="000000"/>
+              </w:rPr>
+            </w:pPr>
+            <w:r>
+              <w:rPr>
+                <w:rFonts w:eastAsia="Times New Roman"/>
+                <w:color w:val="000000"/>
+              </w:rPr>
+              <w:t>20</w:t>
+            </w:r>
+          </w:p>
+        </w:tc>
+      </w:tr>
+      <w:tr>
+        <w:tc>
+          <w:tcPr>
+            <w:tcW w:w="0" w:type="auto"/>
+            <w:tcBorders>
+              <w:top w:val="single" w:sz="6" w:space="0" w:color="000000"/>
+              <w:left w:val="single" w:sz="6" w:space="0" w:color="000000"/>
+              <w:bottom w:val="single" w:sz="6" w:space="0" w:color="000000"/>
+              <w:right w:val="single" w:sz="6" w:space="0" w:color="000000"/>
+            </w:tcBorders>
+            <w:tcMar>
+              <w:top w:w="80" w:type="dxa"/>
+              <w:left w:w="160" w:type="dxa"/>
+              <w:bottom w:w="80" w:type="dxa"/>
+              <w:right w:w="160" w:type="dxa"/>
+            </w:tcMar>
+            <w:hideMark/>
+          </w:tcPr>
+          <w:p>
+            <w:pPr>
+              <w:spacing w:before="240" w:after="240"/>
+              <w:rPr>
+                <w:rFonts w:eastAsia="Times New Roman"/>
+                <w:color w:val="000000"/>
+              </w:rPr>
+            </w:pPr>
+            <w:r>
+              <w:rPr>
+                <w:rFonts w:eastAsia="Times New Roman"/>
+                <w:color w:val="000000"/>
+              </w:rPr>
+              <w:t>3</w:t>
+            </w:r>
+          </w:p>
+        </w:tc>
+        <w:tc>
+          <w:tcPr>
+            <w:tcW w:w="0" w:type="auto"/>
+            <w:tcBorders>
+              <w:top w:val="single" w:sz="6" w:space="0" w:color="000000"/>
+              <w:left w:val="single" w:sz="6" w:space="0" w:color="000000"/>
+              <w:bottom w:val="single" w:sz="6" w:space="0" w:color="000000"/>
+              <w:right w:val="single" w:sz="6" w:space="0" w:color="000000"/>
+            </w:tcBorders>
+            <w:tcMar>
+              <w:top w:w="80" w:type="dxa"/>
+              <w:left w:w="160" w:type="dxa"/>
+              <w:bottom w:w="80" w:type="dxa"/>
+              <w:right w:w="160" w:type="dxa"/>
+            </w:tcMar>
+            <w:hideMark/>
+          </w:tcPr>
+          <w:p>
+            <w:pPr>
+              <w:spacing w:before="240" w:after="240"/>
+              <w:rPr>
+                <w:rFonts w:eastAsia="Times New Roman"/>
+                <w:color w:val="000000"/>
+              </w:rPr>
+            </w:pPr>
+            <w:r>
+              <w:rPr>
+                <w:rFonts w:eastAsia="Times New Roman"/>
+                <w:color w:val="000000"/>
+              </w:rPr>
+              <w:t>Вёрстка HTML + CSS (global, components)</w:t>
+            </w:r>
+          </w:p>
+        </w:tc>
+        <w:tc>
+          <w:tcPr>
+            <w:tcW w:w="0" w:type="auto"/>
+            <w:tcBorders>
+              <w:top w:val="single" w:sz="6" w:space="0" w:color="000000"/>
+              <w:left w:val="single" w:sz="6" w:space="0" w:color="000000"/>
+              <w:bottom w:val="single" w:sz="6" w:space="0" w:color="000000"/>
+              <w:right w:val="single" w:sz="6" w:space="0" w:color="000000"/>
+            </w:tcBorders>
+            <w:tcMar>
+              <w:top w:w="80" w:type="dxa"/>
+              <w:left w:w="160" w:type="dxa"/>
+              <w:bottom w:w="80" w:type="dxa"/>
+              <w:right w:w="160" w:type="dxa"/>
+            </w:tcMar>
+            <w:hideMark/>
+          </w:tcPr>
+          <w:p>
+            <w:pPr>
+              <w:spacing w:before="240" w:after="240"/>
+              <w:rPr>
+                <w:rFonts w:eastAsia="Times New Roman"/>
+                <w:color w:val="000000"/>
+              </w:rPr>
+            </w:pPr>
+            <w:r>
+              <w:rPr>
+                <w:rFonts w:eastAsia="Times New Roman"/>
+                <w:color w:val="000000"/>
+              </w:rPr>
+              <w:t>24</w:t>
+            </w:r>
+          </w:p>
+        </w:tc>
+      </w:tr>
+      <w:tr>
+        <w:tc>
+          <w:tcPr>
+            <w:tcW w:w="0" w:type="auto"/>
+            <w:tcBorders>
+              <w:top w:val="single" w:sz="6" w:space="0" w:color="000000"/>
+              <w:left w:val="single" w:sz="6" w:space="0" w:color="000000"/>
+              <w:bottom w:val="single" w:sz="6" w:space="0" w:color="000000"/>
+              <w:right w:val="single" w:sz="6" w:space="0" w:color="000000"/>
+            </w:tcBorders>
+            <w:tcMar>
+              <w:top w:w="80" w:type="dxa"/>
+              <w:left w:w="160" w:type="dxa"/>
+              <w:bottom w:w="80" w:type="dxa"/>
+              <w:right w:w="160" w:type="dxa"/>
+            </w:tcMar>
+            <w:hideMark/>
+          </w:tcPr>
+          <w:p>
+            <w:pPr>
+              <w:spacing w:before="240" w:after="240"/>
+              <w:rPr>
+                <w:rFonts w:eastAsia="Times New Roman"/>
+                <w:color w:val="000000"/>
+              </w:rPr>
+            </w:pPr>
+            <w:r>
+              <w:rPr>
+                <w:rFonts w:eastAsia="Times New Roman"/>
+                <w:color w:val="000000"/>
+              </w:rPr>
+              <w:t>4</w:t>
+            </w:r>
+          </w:p>
+        </w:tc>
+        <w:tc>
+          <w:tcPr>
+            <w:tcW w:w="0" w:type="auto"/>
+            <w:tcBorders>
+              <w:top w:val="single" w:sz="6" w:space="0" w:color="000000"/>
+              <w:left w:val="single" w:sz="6" w:space="0" w:color="000000"/>
+              <w:bottom w:val="single" w:sz="6" w:space="0" w:color="000000"/>
+              <w:right w:val="single" w:sz="6" w:space="0" w:color="000000"/>
+            </w:tcBorders>
+            <w:tcMar>
+              <w:top w:w="80" w:type="dxa"/>
+              <w:left w:w="160" w:type="dxa"/>
+              <w:bottom w:w="80" w:type="dxa"/>
+              <w:right w:w="160" w:type="dxa"/>
+            </w:tcMar>
+            <w:hideMark/>
+          </w:tcPr>
+          <w:p>
+            <w:pPr>
+              <w:spacing w:before="240" w:after="240"/>
+              <w:rPr>
+                <w:rFonts w:eastAsia="Times New Roman"/>
+                <w:color w:val="000000"/>
+              </w:rPr>
+            </w:pPr>
+            <w:r>
+              <w:rPr>
+                <w:rFonts w:eastAsia="Times New Roman"/>
+                <w:color w:val="000000"/>
+              </w:rPr>
+              <w:t>JavaScript (слайдер, плеер, форма, меню)</w:t>
+            </w:r>
+          </w:p>
+        </w:tc>
+        <w:tc>
+          <w:tcPr>
+            <w:tcW w:w="0" w:type="auto"/>
+            <w:tcBorders>
+              <w:top w:val="single" w:sz="6" w:space="0" w:color="000000"/>
+              <w:left w:val="single" w:sz="6" w:space="0" w:color="000000"/>
+              <w:bottom w:val="single" w:sz="6" w:space="0" w:color="000000"/>
+              <w:right w:val="single" w:sz="6" w:space="0" w:color="000000"/>
+            </w:tcBorders>
+            <w:tcMar>
+              <w:top w:w="80" w:type="dxa"/>
+              <w:left w:w="160" w:type="dxa"/>
+              <w:bottom w:w="80" w:type="dxa"/>
+              <w:right w:w="160" w:type="dxa"/>
+            </w:tcMar>
+            <w:hideMark/>
+          </w:tcPr>
+          <w:p>
+            <w:pPr>
+              <w:spacing w:before="240" w:after="240"/>
+              <w:rPr>
+                <w:rFonts w:eastAsia="Times New Roman"/>
+                <w:color w:val="000000"/>
+              </w:rPr>
+            </w:pPr>
+            <w:r>
+              <w:rPr>
+                <w:rFonts w:eastAsia="Times New Roman"/>
+                <w:color w:val="000000"/>
+              </w:rPr>
+              <w:t>20</w:t>
+            </w:r>
+          </w:p>
+        </w:tc>
+      </w:tr>
+      <w:tr>
+        <w:tc>
+          <w:tcPr>
+            <w:tcW w:w="0" w:type="auto"/>
+            <w:tcBorders>
+              <w:top w:val="single" w:sz="6" w:space="0" w:color="000000"/>
+              <w:left w:val="single" w:sz="6" w:space="0" w:color="000000"/>
+              <w:bottom w:val="single" w:sz="6" w:space="0" w:color="000000"/>
+              <w:right w:val="single" w:sz="6" w:space="0" w:color="000000"/>
+            </w:tcBorders>
+            <w:tcMar>
+              <w:top w:w="80" w:type="dxa"/>
+              <w:left w:w="160" w:type="dxa"/>
+              <w:bottom w:w="80" w:type="dxa"/>
+              <w:right w:w="160" w:type="dxa"/>
+            </w:tcMar>
+            <w:hideMark/>
+          </w:tcPr>
+          <w:p>
+            <w:pPr>
+              <w:spacing w:before="240" w:after="240"/>
+              <w:rPr>
+                <w:rFonts w:eastAsia="Times New Roman"/>
+                <w:color w:val="000000"/>
+              </w:rPr>
+            </w:pPr>
+            <w:r>
+              <w:rPr>
+                <w:rFonts w:eastAsia="Times New Roman"/>
+                <w:color w:val="000000"/>
+              </w:rPr>
+              <w:t>5</w:t>
+            </w:r>
+          </w:p>
+        </w:tc>
+        <w:tc>
+          <w:tcPr>
+            <w:tcW w:w="0" w:type="auto"/>
+            <w:tcBorders>
+              <w:top w:val="single" w:sz="6" w:space="0" w:color="000000"/>
+              <w:left w:val="single" w:sz="6" w:space="0" w:color="000000"/>
+              <w:bottom w:val="single" w:sz="6" w:space="0" w:color="000000"/>
+              <w:right w:val="single" w:sz="6" w:space="0" w:color="000000"/>
+            </w:tcBorders>
+            <w:tcMar>
+              <w:top w:w="80" w:type="dxa"/>
+              <w:left w:w="160" w:type="dxa"/>
+              <w:bottom w:w="80" w:type="dxa"/>
+              <w:right w:w="160" w:type="dxa"/>
+            </w:tcMar>
+            <w:hideMark/>
+          </w:tcPr>
+          <w:p>
+            <w:pPr>
+              <w:spacing w:before="240" w:after="240"/>
+              <w:rPr>
+                <w:rFonts w:eastAsia="Times New Roman"/>
+                <w:color w:val="000000"/>
+              </w:rPr>
+            </w:pPr>
+            <w:r>
+              <w:rPr>
+                <w:rFonts w:eastAsia="Times New Roman"/>
+                <w:color w:val="000000"/>
+              </w:rPr>
+              <w:t>Разработка логотипа и графики</w:t>
+            </w:r>
+          </w:p>
+        </w:tc>
+        <w:tc>
+          <w:tcPr>
+            <w:tcW w:w="0" w:type="auto"/>
+            <w:tcBorders>
+              <w:top w:val="single" w:sz="6" w:space="0" w:color="000000"/>
+              <w:left w:val="single" w:sz="6" w:space="0" w:color="000000"/>
+              <w:bottom w:val="single" w:sz="6" w:space="0" w:color="000000"/>
+              <w:right w:val="single" w:sz="6" w:space="0" w:color="000000"/>
+            </w:tcBorders>
+            <w:tcMar>
+              <w:top w:w="80" w:type="dxa"/>
+              <w:left w:w="160" w:type="dxa"/>
+              <w:bottom w:w="80" w:type="dxa"/>
+              <w:right w:w="160" w:type="dxa"/>
+            </w:tcMar>
+            <w:hideMark/>
+          </w:tcPr>
+          <w:p>
+            <w:pPr>
+              <w:spacing w:before="240" w:after="240"/>
+              <w:rPr>
+                <w:rFonts w:eastAsia="Times New Roman"/>
+                <w:color w:val="000000"/>
+              </w:rPr>
+            </w:pPr>
+            <w:r>
+              <w:rPr>
+                <w:rFonts w:eastAsia="Times New Roman"/>
+                <w:color w:val="000000"/>
+              </w:rPr>
+              <w:t>26</w:t>
+            </w:r>
+          </w:p>
+        </w:tc>
+      </w:tr>
+      <w:tr>
+        <w:tc>
+          <w:tcPr>
+            <w:tcW w:w="0" w:type="auto"/>
+            <w:tcBorders>
+              <w:top w:val="single" w:sz="6" w:space="0" w:color="000000"/>
+              <w:left w:val="single" w:sz="6" w:space="0" w:color="000000"/>
+              <w:bottom w:val="single" w:sz="6" w:space="0" w:color="000000"/>
+              <w:right w:val="single" w:sz="6" w:space="0" w:color="000000"/>
+            </w:tcBorders>
+            <w:tcMar>
+              <w:top w:w="80" w:type="dxa"/>
+              <w:left w:w="160" w:type="dxa"/>
+              <w:bottom w:w="80" w:type="dxa"/>
+              <w:right w:w="160" w:type="dxa"/>
+            </w:tcMar>
+            <w:hideMark/>
+          </w:tcPr>
+          <w:p>
+            <w:pPr>
+              <w:spacing w:before="240" w:after="240"/>
+              <w:rPr>
+                <w:rFonts w:eastAsia="Times New Roman"/>
+                <w:color w:val="000000"/>
+              </w:rPr>
+            </w:pPr>
+            <w:r>
+              <w:rPr>
+                <w:rFonts w:eastAsia="Times New Roman"/>
+                <w:color w:val="000000"/>
+              </w:rPr>
+              <w:t>6</w:t>
+            </w:r>
+          </w:p>
+        </w:tc>
+        <w:tc>
+          <w:tcPr>
+            <w:tcW w:w="0" w:type="auto"/>
+            <w:tcBorders>
+              <w:top w:val="single" w:sz="6" w:space="0" w:color="000000"/>
+              <w:left w:val="single" w:sz="6" w:space="0" w:color="000000"/>
+              <w:bottom w:val="single" w:sz="6" w:space="0" w:color="000000"/>
+              <w:right w:val="single" w:sz="6" w:space="0" w:color="000000"/>
+            </w:tcBorders>
+            <w:tcMar>
+              <w:top w:w="80" w:type="dxa"/>
+              <w:left w:w="160" w:type="dxa"/>
+              <w:bottom w:w="80" w:type="dxa"/>
+              <w:right w:w="160" w:type="dxa"/>
+            </w:tcMar>
+            <w:hideMark/>
+          </w:tcPr>
+          <w:p>
+            <w:pPr>
+              <w:spacing w:before="240" w:after="240"/>
+              <w:rPr>
+                <w:rFonts w:eastAsia="Times New Roman"/>
+                <w:color w:val="000000"/>
+              </w:rPr>
+            </w:pPr>
+            <w:r>
+              <w:rPr>
+                <w:rFonts w:eastAsia="Times New Roman"/>
+                <w:color w:val="000000"/>
+              </w:rPr>
+              <w:t>Тестирование</w:t>
+            </w:r>
+          </w:p>
+        </w:tc>
+        <w:tc>
+          <w:tcPr>
+            <w:tcW w:w="0" w:type="auto"/>
+            <w:tcBorders>
+              <w:top w:val="single" w:sz="6" w:space="0" w:color="000000"/>
+              <w:left w:val="single" w:sz="6" w:space="0" w:color="000000"/>
+              <w:bottom w:val="single" w:sz="6" w:space="0" w:color="000000"/>
+              <w:right w:val="single" w:sz="6" w:space="0" w:color="000000"/>
+            </w:tcBorders>
+            <w:tcMar>
+              <w:top w:w="80" w:type="dxa"/>
+              <w:left w:w="160" w:type="dxa"/>
+              <w:bottom w:w="80" w:type="dxa"/>
+              <w:right w:w="160" w:type="dxa"/>
+            </w:tcMar>
+            <w:hideMark/>
+          </w:tcPr>
+          <w:p>
+            <w:pPr>
+              <w:spacing w:before="240" w:after="240"/>
+              <w:rPr>
+                <w:rFonts w:eastAsia="Times New Roman"/>
+                <w:color w:val="000000"/>
+              </w:rPr>
+            </w:pPr>
+            <w:r>
+              <w:rPr>
+                <w:rFonts w:eastAsia="Times New Roman"/>
+                <w:color w:val="000000"/>
+              </w:rPr>
+              <w:t>12</w:t>
+            </w:r>
+          </w:p>
+        </w:tc>
+      </w:tr>
+      <w:tr>
+        <w:tc>
+          <w:tcPr>
+            <w:tcW w:w="0" w:type="auto"/>
+            <w:tcBorders>
+              <w:top w:val="single" w:sz="6" w:space="0" w:color="000000"/>
+              <w:left w:val="single" w:sz="6" w:space="0" w:color="000000"/>
+              <w:bottom w:val="single" w:sz="6" w:space="0" w:color="000000"/>
+              <w:right w:val="single" w:sz="6" w:space="0" w:color="000000"/>
+            </w:tcBorders>
+            <w:tcMar>
+              <w:top w:w="80" w:type="dxa"/>
+              <w:left w:w="160" w:type="dxa"/>
+              <w:bottom w:w="80" w:type="dxa"/>
+              <w:right w:w="160" w:type="dxa"/>
+            </w:tcMar>
+            <w:hideMark/>
+          </w:tcPr>
+          <w:p>
+            <w:pPr>
+              <w:spacing w:before="240" w:after="240"/>
+              <w:rPr>
+                <w:rFonts w:eastAsia="Times New Roman"/>
+                <w:color w:val="000000"/>
+              </w:rPr>
+            </w:pPr>
+            <w:r>
+              <w:rPr>
+                <w:rFonts w:eastAsia="Times New Roman"/>
+                <w:color w:val="000000"/>
+              </w:rPr>
+              <w:t>7</w:t>
+            </w:r>
+          </w:p>
+        </w:tc>
+        <w:tc>
+          <w:tcPr>
+            <w:tcW w:w="0" w:type="auto"/>
+            <w:tcBorders>
+              <w:top w:val="single" w:sz="6" w:space="0" w:color="000000"/>
+              <w:left w:val="single" w:sz="6" w:space="0" w:color="000000"/>
+              <w:bottom w:val="single" w:sz="6" w:space="0" w:color="000000"/>
+              <w:right w:val="single" w:sz="6" w:space="0" w:color="000000"/>
+            </w:tcBorders>
+            <w:tcMar>
+              <w:top w:w="80" w:type="dxa"/>
+              <w:left w:w="160" w:type="dxa"/>
+              <w:bottom w:w="80" w:type="dxa"/>
+              <w:right w:w="160" w:type="dxa"/>
+            </w:tcMar>
+            <w:hideMark/>
+          </w:tcPr>
+          <w:p>
+            <w:pPr>
+              <w:spacing w:before="240" w:after="240"/>
+              <w:rPr>
+                <w:rFonts w:eastAsia="Times New Roman"/>
+                <w:color w:val="000000"/>
+              </w:rPr>
+            </w:pPr>
+            <w:r>
+              <w:rPr>
+                <w:rFonts w:eastAsia="Times New Roman"/>
+                <w:color w:val="000000"/>
+              </w:rPr>
+              <w:t>Размещение на хостинге</w:t>
+            </w:r>
+          </w:p>
+        </w:tc>
+        <w:tc>
+          <w:tcPr>
+            <w:tcW w:w="0" w:type="auto"/>
+            <w:tcBorders>
+              <w:top w:val="single" w:sz="6" w:space="0" w:color="000000"/>
+              <w:left w:val="single" w:sz="6" w:space="0" w:color="000000"/>
+              <w:bottom w:val="single" w:sz="6" w:space="0" w:color="000000"/>
+              <w:right w:val="single" w:sz="6" w:space="0" w:color="000000"/>
+            </w:tcBorders>
+            <w:tcMar>
+              <w:top w:w="80" w:type="dxa"/>
+              <w:left w:w="160" w:type="dxa"/>
+              <w:bottom w:w="80" w:type="dxa"/>
+              <w:right w:w="160" w:type="dxa"/>
+            </w:tcMar>
+            <w:hideMark/>
+          </w:tcPr>
+          <w:p>
+            <w:pPr>
+              <w:spacing w:before="240" w:after="240"/>
+              <w:rPr>
+                <w:rFonts w:eastAsia="Times New Roman"/>
+                <w:color w:val="000000"/>
+              </w:rPr>
+            </w:pPr>
+            <w:r>
+              <w:rPr>
+                <w:rFonts w:eastAsia="Times New Roman"/>
+                <w:color w:val="000000"/>
+              </w:rPr>
+              <w:t>4</w:t>
+            </w:r>
+          </w:p>
+        </w:tc>
+      </w:tr>
+      <w:tr>
+        <w:tc>
+          <w:tcPr>
+            <w:tcW w:w="0" w:type="auto"/>
+            <w:tcBorders>
+              <w:top w:val="single" w:sz="6" w:space="0" w:color="000000"/>
+              <w:left w:val="single" w:sz="6" w:space="0" w:color="000000"/>
+              <w:bottom w:val="single" w:sz="6" w:space="0" w:color="000000"/>
+              <w:right w:val="single" w:sz="6" w:space="0" w:color="000000"/>
+            </w:tcBorders>
+            <w:tcMar>
+              <w:top w:w="80" w:type="dxa"/>
+              <w:left w:w="160" w:type="dxa"/>
+              <w:bottom w:w="80" w:type="dxa"/>
+              <w:right w:w="160" w:type="dxa"/>
+            </w:tcMar>
+            <w:hideMark/>
+          </w:tcPr>
+          <w:p>
+            <w:pPr>
+              <w:spacing w:before="240" w:after="240"/>
+              <w:rPr>
+                <w:rFonts w:eastAsia="Times New Roman"/>
+                <w:color w:val="000000"/>
+              </w:rPr>
+            </w:pPr>
+            <w:r>
+              <w:rPr>
+                <w:rFonts w:eastAsia="Times New Roman"/>
+                <w:color w:val="000000"/>
+              </w:rPr>
+              <w:t>8</w:t>
+            </w:r>
+          </w:p>
+        </w:tc>
+        <w:tc>
+          <w:tcPr>
+            <w:tcW w:w="0" w:type="auto"/>
+            <w:tcBorders>
+              <w:top w:val="single" w:sz="6" w:space="0" w:color="000000"/>
+              <w:left w:val="single" w:sz="6" w:space="0" w:color="000000"/>
+              <w:bottom w:val="single" w:sz="6" w:space="0" w:color="000000"/>
+              <w:right w:val="single" w:sz="6" w:space="0" w:color="000000"/>
+            </w:tcBorders>
+            <w:tcMar>
+              <w:top w:w="80" w:type="dxa"/>
+              <w:left w:w="160" w:type="dxa"/>
+              <w:bottom w:w="80" w:type="dxa"/>
+              <w:right w:w="160" w:type="dxa"/>
+            </w:tcMar>
+            <w:hideMark/>
+          </w:tcPr>
+          <w:p>
+            <w:pPr>
+              <w:spacing w:before="240" w:after="240"/>
+              <w:rPr>
+                <w:rFonts w:eastAsia="Times New Roman"/>
+                <w:color w:val="000000"/>
+              </w:rPr>
+            </w:pPr>
+            <w:r>
+              <w:rPr>
+                <w:rFonts w:eastAsia="Times New Roman"/>
+                <w:color w:val="000000"/>
+              </w:rPr>
+              <w:t>Составление отчёта</w:t>
+            </w:r>
+          </w:p>
+        </w:tc>
+        <w:tc>
+          <w:tcPr>
+            <w:tcW w:w="0" w:type="auto"/>
+            <w:tcBorders>
+              <w:top w:val="single" w:sz="6" w:space="0" w:color="000000"/>
+              <w:left w:val="single" w:sz="6" w:space="0" w:color="000000"/>
+              <w:bottom w:val="single" w:sz="6" w:space="0" w:color="000000"/>
+              <w:right w:val="single" w:sz="6" w:space="0" w:color="000000"/>
+            </w:tcBorders>
+            <w:tcMar>
+              <w:top w:w="80" w:type="dxa"/>
+              <w:left w:w="160" w:type="dxa"/>
+              <w:bottom w:w="80" w:type="dxa"/>
+              <w:right w:w="160" w:type="dxa"/>
+            </w:tcMar>
+            <w:hideMark/>
+          </w:tcPr>
+          <w:p>
+            <w:pPr>
+              <w:spacing w:before="240" w:after="240"/>
+              <w:rPr>
+                <w:rFonts w:eastAsia="Times New Roman"/>
+                <w:color w:val="000000"/>
+              </w:rPr>
+            </w:pPr>
+            <w:r>
+              <w:rPr>
+                <w:rFonts w:eastAsia="Times New Roman"/>
+                <w:color w:val="000000"/>
+              </w:rPr>
+              <w:t>12</w:t>
+            </w:r>
+          </w:p>
+        </w:tc>
+      </w:tr>
+      <w:tr>
+        <w:tc>
+          <w:tcPr>
+            <w:tcW w:w="0" w:type="auto"/>
+            <w:tcBorders>
+              <w:top w:val="single" w:sz="6" w:space="0" w:color="000000"/>
+              <w:left w:val="single" w:sz="6" w:space="0" w:color="000000"/>
+              <w:bottom w:val="single" w:sz="6" w:space="0" w:color="000000"/>
+              <w:right w:val="single" w:sz="6" w:space="0" w:color="000000"/>
+            </w:tcBorders>
+            <w:tcMar>
+              <w:top w:w="80" w:type="dxa"/>
+              <w:left w:w="160" w:type="dxa"/>
+              <w:bottom w:w="80" w:type="dxa"/>
+              <w:right w:w="160" w:type="dxa"/>
+            </w:tcMar>
+            <w:hideMark/>
+          </w:tcPr>
+          <w:p>
+            <w:pPr>
+              <w:spacing w:before="240" w:after="240"/>
+              <w:rPr>
+                <w:rFonts w:eastAsia="Times New Roman"/>
+                <w:color w:val="000000"/>
+              </w:rPr>
+            </w:pPr>
+          </w:p>
+        </w:tc>
+        <w:tc>
+          <w:tcPr>
+            <w:tcW w:w="0" w:type="auto"/>
+            <w:tcBorders>
+              <w:top w:val="single" w:sz="6" w:space="0" w:color="000000"/>
+              <w:left w:val="single" w:sz="6" w:space="0" w:color="000000"/>
+              <w:bottom w:val="single" w:sz="6" w:space="0" w:color="000000"/>
+              <w:right w:val="single" w:sz="6" w:space="0" w:color="000000"/>
+            </w:tcBorders>
+            <w:tcMar>
+              <w:top w:w="80" w:type="dxa"/>
+              <w:left w:w="160" w:type="dxa"/>
+              <w:bottom w:w="80" w:type="dxa"/>
+              <w:right w:w="160" w:type="dxa"/>
+            </w:tcMar>
+            <w:hideMark/>
+          </w:tcPr>
+          <w:p>
+            <w:pPr>
+              <w:spacing w:before="240" w:after="240"/>
+              <w:rPr>
+                <w:rFonts w:eastAsia="Times New Roman"/>
+                <w:color w:val="000000"/>
+              </w:rPr>
+            </w:pPr>
+            <w:r>
+              <w:rPr>
+                <w:rFonts w:eastAsia="Times New Roman"/>
+                <w:b/>
+                <w:bCs/>
+                <w:color w:val="000000"/>
+              </w:rPr>
+              <w:t>Итого</w:t>
+            </w:r>
+          </w:p>
+        </w:tc>
+        <w:tc>
+          <w:tcPr>
+            <w:tcW w:w="0" w:type="auto"/>
+            <w:tcBorders>
+              <w:top w:val="single" w:sz="6" w:space="0" w:color="000000"/>
+              <w:left w:val="single" w:sz="6" w:space="0" w:color="000000"/>
+              <w:bottom w:val="single" w:sz="6" w:space="0" w:color="000000"/>
+              <w:right w:val="single" w:sz="6" w:space="0" w:color="000000"/>
+            </w:tcBorders>
+            <w:tcMar>
+              <w:top w:w="80" w:type="dxa"/>
+              <w:left w:w="160" w:type="dxa"/>
+              <w:bottom w:w="80" w:type="dxa"/>
+              <w:right w:w="160" w:type="dxa"/>
+            </w:tcMar>
+            <w:hideMark/>
+          </w:tcPr>
+          <w:p>
+            <w:pPr>
+              <w:spacing w:before="240" w:after="240"/>
+              <w:rPr>
+                <w:rFonts w:eastAsia="Times New Roman"/>
+                <w:color w:val="000000"/>
+              </w:rPr>
+            </w:pPr>
+            <w:r>
+              <w:rPr>
+                <w:rFonts w:eastAsia="Times New Roman"/>
+                <w:b/>
+                <w:bCs/>
+                <w:color w:val="000000"/>
+              </w:rPr>
+              <w:t>144</w:t>
+            </w:r>
+          </w:p>
+        </w:tc>
+      </w:tr>
+    </w:tbl>
+    <w:p>
+      <w:pPr>
+        <w:pStyle w:val="1"/>
+        <w:rPr>
+          <w:rFonts w:eastAsia="Times New Roman"/>
+          <w:color w:val="000000"/>
+        </w:rPr>
+      </w:pPr>
+      <w:r>
+        <w:rPr>
+          <w:rFonts w:eastAsia="Times New Roman"/>
+          <w:color w:val="000000"/>
+        </w:rPr>
+        <w:t>6. Размещение</w:t>
+      </w:r>
+    </w:p>
+    <w:p>
+      <w:pPr>
+        <w:pStyle w:val="a3"/>
+        <w:rPr>
+          <w:color w:val="000000"/>
+        </w:rPr>
+      </w:pPr>
+      <w:r>
+        <w:rPr>
+          <w:color w:val="000000"/>
+        </w:rPr>
+        <w:t>Хостинг: GitHub Pages. Адрес: https://creeplife1784-hash.github.io/ProductionPractice.</w:t>
+      </w:r>
+    </w:p>
+    <w:p>
+      <w:pPr>
+        <w:pStyle w:val="1"/>
+        <w:rPr>
+          <w:rFonts w:eastAsia="Times New Roman"/>
+          <w:color w:val="000000"/>
+        </w:rPr>
+      </w:pPr>
+      <w:r>
+        <w:rPr>
+          <w:rFonts w:eastAsia="Times New Roman"/>
+          <w:color w:val="000000"/>
+        </w:rPr>
+        <w:t>7. Требования к документации</w:t>
+      </w:r>
+    </w:p>
+    <w:p>
+      <w:pPr>
+        <w:numPr>
+          <w:ilvl w:val="0"/>
+          <w:numId w:val="4"/>
+        </w:numPr>
+        <w:spacing w:before="100" w:beforeAutospacing="1" w:after="40"/>
+        <w:rPr>
+          <w:rFonts w:eastAsia="Times New Roman"/>
+          <w:color w:val="000000"/>
+          <w:sz w:val="28"/>
           <w:szCs w:val="28"/>
         </w:rPr>
       </w:pPr>
-      <w:proofErr w:type="spellStart"/>
-      <w:r>
-        <w:rPr>
-          <w:rFonts w:eastAsia="Times New Roman"/>
-          <w:color w:val="000000"/>
+      <w:r>
+        <w:rPr>
+          <w:rFonts w:eastAsia="Times New Roman"/>
+          <w:color w:val="000000"/>
+          <w:sz w:val="28"/>
           <w:szCs w:val="28"/>
         </w:rPr>
-        <w:t>Footer</w:t>
-      </w:r>
-      <w:proofErr w:type="spellEnd"/>
-      <w:r>
-        <w:rPr>
-          <w:rFonts w:eastAsia="Times New Roman"/>
-          <w:color w:val="000000"/>
+        <w:t>Отчёт 15–25 листов (без приложений).</w:t>
+      </w:r>
+    </w:p>
+    <w:p>
+      <w:pPr>
+        <w:numPr>
+          <w:ilvl w:val="0"/>
+          <w:numId w:val="4"/>
+        </w:numPr>
+        <w:spacing w:before="100" w:beforeAutospacing="1" w:after="40"/>
+        <w:rPr>
+          <w:rFonts w:eastAsia="Times New Roman"/>
+          <w:color w:val="000000"/>
+          <w:sz w:val="28"/>
           <w:szCs w:val="28"/>
         </w:rPr>
-        <w:t xml:space="preserve"> — контакты, копирайт</w:t>
-      </w:r>
-      <w:bookmarkEnd w:id="0"/>
+      </w:pPr>
+      <w:r>
+        <w:rPr>
+          <w:rFonts w:eastAsia="Times New Roman"/>
+          <w:color w:val="000000"/>
+          <w:sz w:val="28"/>
+          <w:szCs w:val="28"/>
+        </w:rPr>
+        <w:t>Times New Roman 14, полуторный интервал, поля 30-20-10-20 мм.</w:t>
+      </w:r>
+    </w:p>
+    <w:p>
+      <w:pPr>
+        <w:numPr>
+          <w:ilvl w:val="0"/>
+          <w:numId w:val="4"/>
+        </w:numPr>
+        <w:spacing w:before="100" w:beforeAutospacing="1" w:after="40"/>
+        <w:rPr>
+          <w:rFonts w:eastAsia="Times New Roman"/>
+          <w:color w:val="000000"/>
+          <w:sz w:val="28"/>
+          <w:szCs w:val="28"/>
+        </w:rPr>
+      </w:pPr>
+      <w:r>
+        <w:rPr>
+          <w:rFonts w:eastAsia="Times New Roman"/>
+          <w:color w:val="000000"/>
+          <w:sz w:val="28"/>
+          <w:szCs w:val="28"/>
+        </w:rPr>
+        <w:t>Приложения с листингом кода.</w:t>
+      </w:r>
+    </w:p>
+    <w:p>
+      <w:pPr>
+        <w:numPr>
+          <w:ilvl w:val="0"/>
+          <w:numId w:val="4"/>
+        </w:numPr>
+        <w:spacing w:before="100" w:beforeAutospacing="1" w:after="40"/>
+        <w:rPr>
+          <w:rFonts w:eastAsia="Times New Roman"/>
+          <w:color w:val="000000"/>
+          <w:sz w:val="28"/>
+          <w:szCs w:val="28"/>
+        </w:rPr>
+      </w:pPr>
+      <w:r>
+        <w:rPr>
+          <w:rFonts w:eastAsia="Times New Roman"/>
+          <w:color w:val="000000"/>
+          <w:sz w:val="28"/>
+          <w:szCs w:val="28"/>
+        </w:rPr>
+        <w:t>Список источников (от 15).</w:t>
+      </w:r>
+    </w:p>
+    <w:p>
+      <w:pPr>
+        <w:pStyle w:val="1"/>
+        <w:rPr>
+          <w:rFonts w:eastAsia="Times New Roman"/>
+          <w:color w:val="000000"/>
+        </w:rPr>
+      </w:pPr>
+      <w:r>
+        <w:rPr>
+          <w:rFonts w:eastAsia="Times New Roman"/>
+          <w:color w:val="000000"/>
+        </w:rPr>
+        <w:t>8. Порядок сдачи</w:t>
+      </w:r>
+    </w:p>
+    <w:p>
+      <w:pPr>
+        <w:numPr>
+          <w:ilvl w:val="0"/>
+          <w:numId w:val="5"/>
+        </w:numPr>
+        <w:spacing w:before="100" w:beforeAutospacing="1" w:after="40"/>
+        <w:rPr>
+          <w:rFonts w:eastAsia="Times New Roman"/>
+          <w:color w:val="000000"/>
+          <w:sz w:val="28"/>
+          <w:szCs w:val="28"/>
+        </w:rPr>
+      </w:pPr>
+      <w:r>
+        <w:rPr>
+          <w:rFonts w:eastAsia="Times New Roman"/>
+          <w:color w:val="000000"/>
+          <w:sz w:val="28"/>
+          <w:szCs w:val="28"/>
+        </w:rPr>
+        <w:t>Заказчик проверяет сайт по ссылке.</w:t>
+      </w:r>
+    </w:p>
+    <w:p>
+      <w:pPr>
+        <w:numPr>
+          <w:ilvl w:val="0"/>
+          <w:numId w:val="5"/>
+        </w:numPr>
+        <w:spacing w:before="100" w:beforeAutospacing="1" w:after="40"/>
+        <w:rPr>
+          <w:rFonts w:eastAsia="Times New Roman"/>
+          <w:color w:val="000000"/>
+          <w:sz w:val="28"/>
+          <w:szCs w:val="28"/>
+        </w:rPr>
+      </w:pPr>
+      <w:r>
+        <w:rPr>
+          <w:rFonts w:eastAsia="Times New Roman"/>
+          <w:color w:val="000000"/>
+          <w:sz w:val="28"/>
+          <w:szCs w:val="28"/>
+        </w:rPr>
+        <w:t>Вносит пожелания по контенту.</w:t>
+      </w:r>
+    </w:p>
+    <w:p>
+      <w:pPr>
+        <w:numPr>
+          <w:ilvl w:val="0"/>
+          <w:numId w:val="5"/>
+        </w:numPr>
+        <w:spacing w:before="100" w:beforeAutospacing="1" w:after="40"/>
+        <w:rPr>
+          <w:rFonts w:eastAsia="Times New Roman"/>
+          <w:color w:val="000000"/>
+          <w:sz w:val="28"/>
+          <w:szCs w:val="28"/>
+        </w:rPr>
+      </w:pPr>
+      <w:r>
+        <w:rPr>
+          <w:rFonts w:eastAsia="Times New Roman"/>
+          <w:color w:val="000000"/>
+          <w:sz w:val="28"/>
+          <w:szCs w:val="28"/>
+        </w:rPr>
+        <w:t>Исполнитель добавляет контент.</w:t>
+      </w:r>
+    </w:p>
+    <w:p>
+      <w:pPr>
+        <w:numPr>
+          <w:ilvl w:val="0"/>
+          <w:numId w:val="5"/>
+        </w:numPr>
+        <w:spacing w:before="100" w:beforeAutospacing="1" w:after="40"/>
+        <w:rPr>
+          <w:rFonts w:eastAsia="Times New Roman"/>
+          <w:color w:val="000000"/>
+          <w:sz w:val="28"/>
+          <w:szCs w:val="28"/>
+        </w:rPr>
+      </w:pPr>
+      <w:r>
+        <w:rPr>
+          <w:rFonts w:eastAsia="Times New Roman"/>
+          <w:color w:val="000000"/>
+          <w:sz w:val="28"/>
+          <w:szCs w:val="28"/>
+        </w:rPr>
+        <w:t>Подписывается акт приёма-передачи.</w:t>
+      </w:r>
     </w:p>
     <w:sectPr>
       <w:pgSz w:w="11906" w:h="16838"/>
@@ -2471,9 +3960,9 @@
 <file path=word/numbering.xml><?xml version="1.0" encoding="utf-8"?>
 <w:numbering xmlns:wpc="http://schemas.microsoft.com/office/word/2010/wordprocessingCanvas" xmlns:cx="http://schemas.microsoft.com/office/drawing/2014/chartex" xmlns:cx1="http://schemas.microsoft.com/office/drawing/2015/9/8/chartex" xmlns:mc="http://schemas.openxmlformats.org/markup-compatibility/2006" xmlns:o="urn:schemas-microsoft-com:office:office" xmlns:r="http://schemas.openxmlformats.org/officeDocument/2006/relationships" xmlns:m="http://schemas.openxmlformats.org/officeDocument/2006/math" xmlns:v="urn:schemas-microsoft-com:vml" xmlns:wp14="http://schemas.microsoft.com/office/word/2010/wordprocessingDrawing" xmlns:wp="http://schemas.openxmlformats.org/drawingml/2006/wordprocessingDrawing" xmlns:w10="urn:schemas-microsoft-com:office:word" xmlns:w="http://schemas.openxmlformats.org/wordprocessingml/2006/main" xmlns:w14="http://schemas.microsoft.com/office/word/2010/wordml" xmlns:w15="http://schemas.microsoft.com/office/word/2012/wordml" xmlns:w16se="http://schemas.microsoft.com/office/word/2015/wordml/symex" xmlns:wpg="http://schemas.microsoft.com/office/word/2010/wordprocessingGroup" xmlns:wpi="http://schemas.microsoft.com/office/word/2010/wordprocessingInk" xmlns:wne="http://schemas.microsoft.com/office/word/2006/wordml" xmlns:wps="http://schemas.microsoft.com/office/word/2010/wordprocessingShape" mc:Ignorable="w14 w15 w16se wp14">
   <w:abstractNum w:abstractNumId="0" w15:restartNumberingAfterBreak="0">
-    <w:nsid w:val="06495694"/>
+    <w:nsid w:val="10E00DCE"/>
     <w:multiLevelType w:val="multilevel"/>
-    <w:tmpl w:val="8E4091A2"/>
+    <w:tmpl w:val="A27CE20C"/>
     <w:lvl w:ilvl="0">
       <w:start w:val="1"/>
       <w:numFmt w:val="bullet"/>
@@ -2620,122 +4109,9 @@
     </w:lvl>
   </w:abstractNum>
   <w:abstractNum w:abstractNumId="1" w15:restartNumberingAfterBreak="0">
-    <w:nsid w:val="40024C88"/>
+    <w:nsid w:val="4B5000CE"/>
     <w:multiLevelType w:val="multilevel"/>
-    <w:tmpl w:val="89D65774"/>
-    <w:lvl w:ilvl="0">
-      <w:start w:val="1"/>
-      <w:numFmt w:val="decimal"/>
-      <w:lvlText w:val="%1."/>
-      <w:lvlJc w:val="left"/>
-      <w:pPr>
-        <w:tabs>
-          <w:tab w:val="num" w:pos="720"/>
-        </w:tabs>
-        <w:ind w:left="720" w:hanging="360"/>
-      </w:pPr>
-    </w:lvl>
-    <w:lvl w:ilvl="1" w:tentative="1">
-      <w:start w:val="1"/>
-      <w:numFmt w:val="decimal"/>
-      <w:lvlText w:val="%2."/>
-      <w:lvlJc w:val="left"/>
-      <w:pPr>
-        <w:tabs>
-          <w:tab w:val="num" w:pos="1440"/>
-        </w:tabs>
-        <w:ind w:left="1440" w:hanging="360"/>
-      </w:pPr>
-    </w:lvl>
-    <w:lvl w:ilvl="2" w:tentative="1">
-      <w:start w:val="1"/>
-      <w:numFmt w:val="decimal"/>
-      <w:lvlText w:val="%3."/>
-      <w:lvlJc w:val="left"/>
-      <w:pPr>
-        <w:tabs>
-          <w:tab w:val="num" w:pos="2160"/>
-        </w:tabs>
-        <w:ind w:left="2160" w:hanging="360"/>
-      </w:pPr>
-    </w:lvl>
-    <w:lvl w:ilvl="3" w:tentative="1">
-      <w:start w:val="1"/>
-      <w:numFmt w:val="decimal"/>
-      <w:lvlText w:val="%4."/>
-      <w:lvlJc w:val="left"/>
-      <w:pPr>
-        <w:tabs>
-          <w:tab w:val="num" w:pos="2880"/>
-        </w:tabs>
-        <w:ind w:left="2880" w:hanging="360"/>
-      </w:pPr>
-    </w:lvl>
-    <w:lvl w:ilvl="4" w:tentative="1">
-      <w:start w:val="1"/>
-      <w:numFmt w:val="decimal"/>
-      <w:lvlText w:val="%5."/>
-      <w:lvlJc w:val="left"/>
-      <w:pPr>
-        <w:tabs>
-          <w:tab w:val="num" w:pos="3600"/>
-        </w:tabs>
-        <w:ind w:left="3600" w:hanging="360"/>
-      </w:pPr>
-    </w:lvl>
-    <w:lvl w:ilvl="5" w:tentative="1">
-      <w:start w:val="1"/>
-      <w:numFmt w:val="decimal"/>
-      <w:lvlText w:val="%6."/>
-      <w:lvlJc w:val="left"/>
-      <w:pPr>
-        <w:tabs>
-          <w:tab w:val="num" w:pos="4320"/>
-        </w:tabs>
-        <w:ind w:left="4320" w:hanging="360"/>
-      </w:pPr>
-    </w:lvl>
-    <w:lvl w:ilvl="6" w:tentative="1">
-      <w:start w:val="1"/>
-      <w:numFmt w:val="decimal"/>
-      <w:lvlText w:val="%7."/>
-      <w:lvlJc w:val="left"/>
-      <w:pPr>
-        <w:tabs>
-          <w:tab w:val="num" w:pos="5040"/>
-        </w:tabs>
-        <w:ind w:left="5040" w:hanging="360"/>
-      </w:pPr>
-    </w:lvl>
-    <w:lvl w:ilvl="7" w:tentative="1">
-      <w:start w:val="1"/>
-      <w:numFmt w:val="decimal"/>
-      <w:lvlText w:val="%8."/>
-      <w:lvlJc w:val="left"/>
-      <w:pPr>
-        <w:tabs>
-          <w:tab w:val="num" w:pos="5760"/>
-        </w:tabs>
-        <w:ind w:left="5760" w:hanging="360"/>
-      </w:pPr>
-    </w:lvl>
-    <w:lvl w:ilvl="8" w:tentative="1">
-      <w:start w:val="1"/>
-      <w:numFmt w:val="decimal"/>
-      <w:lvlText w:val="%9."/>
-      <w:lvlJc w:val="left"/>
-      <w:pPr>
-        <w:tabs>
-          <w:tab w:val="num" w:pos="6480"/>
-        </w:tabs>
-        <w:ind w:left="6480" w:hanging="360"/>
-      </w:pPr>
-    </w:lvl>
-  </w:abstractNum>
-  <w:abstractNum w:abstractNumId="2" w15:restartNumberingAfterBreak="0">
-    <w:nsid w:val="5F3953A2"/>
-    <w:multiLevelType w:val="multilevel"/>
-    <w:tmpl w:val="555412D2"/>
+    <w:tmpl w:val="0F5461C0"/>
     <w:lvl w:ilvl="0">
       <w:start w:val="1"/>
       <w:numFmt w:val="bullet"/>
@@ -2881,23 +4257,23 @@
       </w:rPr>
     </w:lvl>
   </w:abstractNum>
-  <w:abstractNum w:abstractNumId="3" w15:restartNumberingAfterBreak="0">
-    <w:nsid w:val="62634E8A"/>
+  <w:abstractNum w:abstractNumId="2" w15:restartNumberingAfterBreak="0">
+    <w:nsid w:val="4DD64713"/>
     <w:multiLevelType w:val="multilevel"/>
-    <w:tmpl w:val="76A0406C"/>
+    <w:tmpl w:val="AC9A1912"/>
     <w:lvl w:ilvl="0">
       <w:start w:val="1"/>
-      <w:numFmt w:val="bullet"/>
-      <w:lvlText w:val=""/>
+      <w:numFmt w:val="decimal"/>
+      <w:lvlText w:val="%1."/>
       <w:lvlJc w:val="left"/>
       <w:pPr>
-        <w:ind w:left="0" w:firstLine="709"/>
-      </w:pPr>
-      <w:rPr>
-        <w:rFonts w:ascii="Symbol" w:hAnsi="Symbol" w:hint="default"/>
-      </w:rPr>
+        <w:tabs>
+          <w:tab w:val="num" w:pos="720"/>
+        </w:tabs>
+        <w:ind w:left="720" w:hanging="360"/>
+      </w:pPr>
     </w:lvl>
-    <w:lvl w:ilvl="1">
+    <w:lvl w:ilvl="1" w:tentative="1">
       <w:start w:val="1"/>
       <w:numFmt w:val="decimal"/>
       <w:lvlText w:val="%2."/>
@@ -2908,11 +4284,8 @@
         </w:tabs>
         <w:ind w:left="1440" w:hanging="360"/>
       </w:pPr>
-      <w:rPr>
-        <w:rFonts w:hint="default"/>
-      </w:rPr>
     </w:lvl>
-    <w:lvl w:ilvl="2">
+    <w:lvl w:ilvl="2" w:tentative="1">
       <w:start w:val="1"/>
       <w:numFmt w:val="decimal"/>
       <w:lvlText w:val="%3."/>
@@ -2923,11 +4296,8 @@
         </w:tabs>
         <w:ind w:left="2160" w:hanging="360"/>
       </w:pPr>
-      <w:rPr>
-        <w:rFonts w:hint="default"/>
-      </w:rPr>
     </w:lvl>
-    <w:lvl w:ilvl="3">
+    <w:lvl w:ilvl="3" w:tentative="1">
       <w:start w:val="1"/>
       <w:numFmt w:val="decimal"/>
       <w:lvlText w:val="%4."/>
@@ -2938,11 +4308,8 @@
         </w:tabs>
         <w:ind w:left="2880" w:hanging="360"/>
       </w:pPr>
-      <w:rPr>
-        <w:rFonts w:hint="default"/>
-      </w:rPr>
     </w:lvl>
-    <w:lvl w:ilvl="4">
+    <w:lvl w:ilvl="4" w:tentative="1">
       <w:start w:val="1"/>
       <w:numFmt w:val="decimal"/>
       <w:lvlText w:val="%5."/>
@@ -2953,11 +4320,8 @@
         </w:tabs>
         <w:ind w:left="3600" w:hanging="360"/>
       </w:pPr>
-      <w:rPr>
-        <w:rFonts w:hint="default"/>
-      </w:rPr>
     </w:lvl>
-    <w:lvl w:ilvl="5">
+    <w:lvl w:ilvl="5" w:tentative="1">
       <w:start w:val="1"/>
       <w:numFmt w:val="decimal"/>
       <w:lvlText w:val="%6."/>
@@ -2968,11 +4332,8 @@
         </w:tabs>
         <w:ind w:left="4320" w:hanging="360"/>
       </w:pPr>
-      <w:rPr>
-        <w:rFonts w:hint="default"/>
-      </w:rPr>
     </w:lvl>
-    <w:lvl w:ilvl="6">
+    <w:lvl w:ilvl="6" w:tentative="1">
       <w:start w:val="1"/>
       <w:numFmt w:val="decimal"/>
       <w:lvlText w:val="%7."/>
@@ -2983,11 +4344,8 @@
         </w:tabs>
         <w:ind w:left="5040" w:hanging="360"/>
       </w:pPr>
-      <w:rPr>
-        <w:rFonts w:hint="default"/>
-      </w:rPr>
     </w:lvl>
-    <w:lvl w:ilvl="7">
+    <w:lvl w:ilvl="7" w:tentative="1">
       <w:start w:val="1"/>
       <w:numFmt w:val="decimal"/>
       <w:lvlText w:val="%8."/>
@@ -2998,11 +4356,8 @@
         </w:tabs>
         <w:ind w:left="5760" w:hanging="360"/>
       </w:pPr>
-      <w:rPr>
-        <w:rFonts w:hint="default"/>
-      </w:rPr>
     </w:lvl>
-    <w:lvl w:ilvl="8">
+    <w:lvl w:ilvl="8" w:tentative="1">
       <w:start w:val="1"/>
       <w:numFmt w:val="decimal"/>
       <w:lvlText w:val="%9."/>
@@ -3013,15 +4368,125 @@
         </w:tabs>
         <w:ind w:left="6480" w:hanging="360"/>
       </w:pPr>
-      <w:rPr>
-        <w:rFonts w:hint="default"/>
-      </w:rPr>
+    </w:lvl>
+  </w:abstractNum>
+  <w:abstractNum w:abstractNumId="3" w15:restartNumberingAfterBreak="0">
+    <w:nsid w:val="59641FB3"/>
+    <w:multiLevelType w:val="multilevel"/>
+    <w:tmpl w:val="9306BDBC"/>
+    <w:lvl w:ilvl="0">
+      <w:start w:val="1"/>
+      <w:numFmt w:val="decimal"/>
+      <w:lvlText w:val="%1."/>
+      <w:lvlJc w:val="left"/>
+      <w:pPr>
+        <w:tabs>
+          <w:tab w:val="num" w:pos="720"/>
+        </w:tabs>
+        <w:ind w:left="720" w:hanging="360"/>
+      </w:pPr>
+    </w:lvl>
+    <w:lvl w:ilvl="1" w:tentative="1">
+      <w:start w:val="1"/>
+      <w:numFmt w:val="decimal"/>
+      <w:lvlText w:val="%2."/>
+      <w:lvlJc w:val="left"/>
+      <w:pPr>
+        <w:tabs>
+          <w:tab w:val="num" w:pos="1440"/>
+        </w:tabs>
+        <w:ind w:left="1440" w:hanging="360"/>
+      </w:pPr>
+    </w:lvl>
+    <w:lvl w:ilvl="2" w:tentative="1">
+      <w:start w:val="1"/>
+      <w:numFmt w:val="decimal"/>
+      <w:lvlText w:val="%3."/>
+      <w:lvlJc w:val="left"/>
+      <w:pPr>
+        <w:tabs>
+          <w:tab w:val="num" w:pos="2160"/>
+        </w:tabs>
+        <w:ind w:left="2160" w:hanging="360"/>
+      </w:pPr>
+    </w:lvl>
+    <w:lvl w:ilvl="3" w:tentative="1">
+      <w:start w:val="1"/>
+      <w:numFmt w:val="decimal"/>
+      <w:lvlText w:val="%4."/>
+      <w:lvlJc w:val="left"/>
+      <w:pPr>
+        <w:tabs>
+          <w:tab w:val="num" w:pos="2880"/>
+        </w:tabs>
+        <w:ind w:left="2880" w:hanging="360"/>
+      </w:pPr>
+    </w:lvl>
+    <w:lvl w:ilvl="4" w:tentative="1">
+      <w:start w:val="1"/>
+      <w:numFmt w:val="decimal"/>
+      <w:lvlText w:val="%5."/>
+      <w:lvlJc w:val="left"/>
+      <w:pPr>
+        <w:tabs>
+          <w:tab w:val="num" w:pos="3600"/>
+        </w:tabs>
+        <w:ind w:left="3600" w:hanging="360"/>
+      </w:pPr>
+    </w:lvl>
+    <w:lvl w:ilvl="5" w:tentative="1">
+      <w:start w:val="1"/>
+      <w:numFmt w:val="decimal"/>
+      <w:lvlText w:val="%6."/>
+      <w:lvlJc w:val="left"/>
+      <w:pPr>
+        <w:tabs>
+          <w:tab w:val="num" w:pos="4320"/>
+        </w:tabs>
+        <w:ind w:left="4320" w:hanging="360"/>
+      </w:pPr>
+    </w:lvl>
+    <w:lvl w:ilvl="6" w:tentative="1">
+      <w:start w:val="1"/>
+      <w:numFmt w:val="decimal"/>
+      <w:lvlText w:val="%7."/>
+      <w:lvlJc w:val="left"/>
+      <w:pPr>
+        <w:tabs>
+          <w:tab w:val="num" w:pos="5040"/>
+        </w:tabs>
+        <w:ind w:left="5040" w:hanging="360"/>
+      </w:pPr>
+    </w:lvl>
+    <w:lvl w:ilvl="7" w:tentative="1">
+      <w:start w:val="1"/>
+      <w:numFmt w:val="decimal"/>
+      <w:lvlText w:val="%8."/>
+      <w:lvlJc w:val="left"/>
+      <w:pPr>
+        <w:tabs>
+          <w:tab w:val="num" w:pos="5760"/>
+        </w:tabs>
+        <w:ind w:left="5760" w:hanging="360"/>
+      </w:pPr>
+    </w:lvl>
+    <w:lvl w:ilvl="8" w:tentative="1">
+      <w:start w:val="1"/>
+      <w:numFmt w:val="decimal"/>
+      <w:lvlText w:val="%9."/>
+      <w:lvlJc w:val="left"/>
+      <w:pPr>
+        <w:tabs>
+          <w:tab w:val="num" w:pos="6480"/>
+        </w:tabs>
+        <w:ind w:left="6480" w:hanging="360"/>
+      </w:pPr>
     </w:lvl>
   </w:abstractNum>
   <w:abstractNum w:abstractNumId="4" w15:restartNumberingAfterBreak="0">
-    <w:nsid w:val="69B22A34"/>
+    <w:nsid w:val="5CE345F0"/>
     <w:multiLevelType w:val="multilevel"/>
-    <w:tmpl w:val="7F9C082C"/>
+    <w:tmpl w:val="A912C350"/>
     <w:lvl w:ilvl="0">
       <w:start w:val="1"/>
       <w:numFmt w:val="bullet"/>
@@ -3171,16 +4636,16 @@
     <w:abstractNumId w:val="4"/>
   </w:num>
   <w:num w:numId="2">
-    <w:abstractNumId w:val="0"/>
+    <w:abstractNumId w:val="1"/>
   </w:num>
   <w:num w:numId="3">
     <w:abstractNumId w:val="3"/>
   </w:num>
   <w:num w:numId="4">
-    <w:abstractNumId w:val="2"/>
+    <w:abstractNumId w:val="0"/>
   </w:num>
   <w:num w:numId="5">
-    <w:abstractNumId w:val="1"/>
+    <w:abstractNumId w:val="2"/>
   </w:num>
 </w:numbering>
 </file>
@@ -3572,15 +5037,9 @@
   <w:style w:type="paragraph" w:default="1" w:styleId="a">
     <w:name w:val="Normal"/>
     <w:qFormat/>
-    <w:rsid w:val="000A696B"/>
-    <w:pPr>
-      <w:spacing w:line="360" w:lineRule="auto"/>
-      <w:ind w:firstLine="709"/>
-      <w:jc w:val="both"/>
-    </w:pPr>
     <w:rPr>
       <w:rFonts w:eastAsiaTheme="minorEastAsia"/>
-      <w:sz w:val="28"/>
+      <w:sz w:val="24"/>
       <w:szCs w:val="24"/>
     </w:rPr>
   </w:style>
@@ -3601,6 +5060,7 @@
       <w:bCs/>
       <w:caps/>
       <w:kern w:val="36"/>
+      <w:sz w:val="28"/>
       <w:szCs w:val="28"/>
     </w:rPr>
   </w:style>
@@ -3612,11 +5072,13 @@
     <w:qFormat/>
     <w:pPr>
       <w:spacing w:before="360" w:after="240"/>
+      <w:ind w:firstLine="709"/>
       <w:outlineLvl w:val="1"/>
     </w:pPr>
     <w:rPr>
       <w:b/>
       <w:bCs/>
+      <w:sz w:val="28"/>
       <w:szCs w:val="28"/>
     </w:rPr>
   </w:style>
@@ -3628,11 +5090,13 @@
     <w:qFormat/>
     <w:pPr>
       <w:spacing w:before="240" w:after="120"/>
+      <w:ind w:firstLine="709"/>
       <w:outlineLvl w:val="2"/>
     </w:pPr>
     <w:rPr>
       <w:b/>
       <w:bCs/>
+      <w:sz w:val="28"/>
       <w:szCs w:val="28"/>
     </w:rPr>
   </w:style>
@@ -3704,7 +5168,12 @@
   <w:style w:type="paragraph" w:customStyle="1" w:styleId="msonormal0">
     <w:name w:val="msonormal"/>
     <w:basedOn w:val="a"/>
+    <w:pPr>
+      <w:ind w:firstLine="709"/>
+      <w:jc w:val="both"/>
+    </w:pPr>
     <w:rPr>
+      <w:sz w:val="28"/>
       <w:szCs w:val="28"/>
     </w:rPr>
   </w:style>
@@ -3712,15 +5181,25 @@
     <w:name w:val="Normal (Web)"/>
     <w:basedOn w:val="a"/>
     <w:uiPriority w:val="99"/>
+    <w:semiHidden/>
     <w:unhideWhenUsed/>
+    <w:pPr>
+      <w:ind w:firstLine="709"/>
+      <w:jc w:val="both"/>
+    </w:pPr>
     <w:rPr>
+      <w:sz w:val="28"/>
       <w:szCs w:val="28"/>
     </w:rPr>
   </w:style>
   <w:style w:type="paragraph" w:customStyle="1" w:styleId="no-indent">
     <w:name w:val="no-indent"/>
     <w:basedOn w:val="a"/>
+    <w:pPr>
+      <w:jc w:val="both"/>
+    </w:pPr>
     <w:rPr>
+      <w:sz w:val="28"/>
       <w:szCs w:val="28"/>
     </w:rPr>
   </w:style>
@@ -3731,6 +5210,7 @@
       <w:jc w:val="center"/>
     </w:pPr>
     <w:rPr>
+      <w:sz w:val="28"/>
       <w:szCs w:val="28"/>
     </w:rPr>
   </w:style>
@@ -3738,9 +5218,11 @@
     <w:name w:val="title-page"/>
     <w:basedOn w:val="a"/>
     <w:pPr>
+      <w:ind w:firstLine="709"/>
       <w:jc w:val="center"/>
     </w:pPr>
     <w:rPr>
+      <w:sz w:val="28"/>
       <w:szCs w:val="28"/>
     </w:rPr>
   </w:style>
